--- a/6-过程管理/流程制度规范类文件/HXDL-ITSS-0600-过程框架管理过程.docx
+++ b/6-过程管理/流程制度规范类文件/HXDL-ITSS-0600-过程框架管理过程.docx
@@ -1,11 +1,10 @@
 
 <file path=word/document.xml><?xml version="1.0" encoding="utf-8"?>
-<w:document xmlns:wpc="http://schemas.microsoft.com/office/word/2010/wordprocessingCanvas" xmlns:mc="http://schemas.openxmlformats.org/markup-compatibility/2006" xmlns:o="urn:schemas-microsoft-com:office:office" xmlns:r="http://schemas.openxmlformats.org/officeDocument/2006/relationships" xmlns:m="http://schemas.openxmlformats.org/officeDocument/2006/math" xmlns:v="urn:schemas-microsoft-com:vml" xmlns:wp14="http://schemas.microsoft.com/office/word/2010/wordprocessingDrawing" xmlns:wp="http://schemas.openxmlformats.org/drawingml/2006/wordprocessingDrawing" xmlns:w10="urn:schemas-microsoft-com:office:word" xmlns:w="http://schemas.openxmlformats.org/wordprocessingml/2006/main" xmlns:w14="http://schemas.microsoft.com/office/word/2010/wordml" xmlns:w15="http://schemas.microsoft.com/office/word/2012/wordml" xmlns:wne="http://schemas.microsoft.com/office/word/2006/wordml" xmlns:wpg="http://schemas.microsoft.com/office/word/2010/wordprocessingGroup" xmlns:wpi="http://schemas.microsoft.com/office/word/2010/wordprocessingInk" xmlns:wps="http://schemas.microsoft.com/office/word/2010/wordprocessingShape" mc:Ignorable="w14 w15 wp14">
-  <!-- Generated by Aspose.Words for .NET 13.3.0.1 -->
+<w:document xmlns:wpc="http://schemas.microsoft.com/office/word/2010/wordprocessingCanvas" xmlns:mc="http://schemas.openxmlformats.org/markup-compatibility/2006" xmlns:o="urn:schemas-microsoft-com:office:office" xmlns:r="http://schemas.openxmlformats.org/officeDocument/2006/relationships" xmlns:m="http://schemas.openxmlformats.org/officeDocument/2006/math" xmlns:v="urn:schemas-microsoft-com:vml" xmlns:wp14="http://schemas.microsoft.com/office/word/2010/wordprocessingDrawing" xmlns:wp="http://schemas.openxmlformats.org/drawingml/2006/wordprocessingDrawing" xmlns:w="http://schemas.openxmlformats.org/wordprocessingml/2006/main" xmlns:w14="http://schemas.microsoft.com/office/word/2010/wordml" xmlns:w10="urn:schemas-microsoft-com:office:word" xmlns:w15="http://schemas.microsoft.com/office/word/2012/wordml" xmlns:wpg="http://schemas.microsoft.com/office/word/2010/wordprocessingGroup" xmlns:wpi="http://schemas.microsoft.com/office/word/2010/wordprocessingInk" xmlns:wne="http://schemas.microsoft.com/office/word/2006/wordml" xmlns:wps="http://schemas.microsoft.com/office/word/2010/wordprocessingShape" xmlns:wpsCustomData="http://www.wps.cn/officeDocument/2013/wpsCustomData" mc:Ignorable="w14 w15 wp14">
   <w:body>
     <w:p>
       <w:pPr>
-        <w:pStyle w:val="a"/>
+        <w:pStyle w:val="24"/>
         <w:keepNext w:val="0"/>
         <w:keepLines w:val="0"/>
         <w:pageBreakBefore w:val="0"/>
@@ -19,7 +18,7 @@
         <w:bidi w:val="0"/>
         <w:adjustRightInd w:val="0"/>
         <w:snapToGrid w:val="0"/>
-        <w:ind w:left="0" w:right="0" w:firstLine="0" w:leftChars="0" w:rightChars="0" w:firstLineChars="0"/>
+        <w:ind w:left="0" w:leftChars="0" w:right="0" w:rightChars="0" w:firstLine="0" w:firstLineChars="0"/>
         <w:jc w:val="center"/>
         <w:textAlignment w:val="baseline"/>
         <w:rPr>
@@ -27,11 +26,10 @@
           <w:lang w:val="en-US" w:eastAsia="zh-CN"/>
         </w:rPr>
       </w:pPr>
-      <w:bookmarkStart w:id="0" w:name="_Toc19701"/>
-      <w:bookmarkStart w:id="1" w:name="_GoBack"/>
+      <w:bookmarkStart w:id="0" w:name="_Toc4723"/>
       <w:r>
         <w:drawing>
-          <wp:anchor distT="0" distB="0" distL="114300" distR="114300" simplePos="0" relativeHeight="251658240" behindDoc="1" locked="0" layoutInCell="1" allowOverlap="1">
+          <wp:anchor distT="0" distB="0" distL="114300" distR="114300" simplePos="0" relativeHeight="251659264" behindDoc="1" locked="0" layoutInCell="1" allowOverlap="1">
             <wp:simplePos x="0" y="0"/>
             <wp:positionH relativeFrom="column">
               <wp:posOffset>-1186815</wp:posOffset>
@@ -56,7 +54,7 @@
                     </pic:cNvPicPr>
                   </pic:nvPicPr>
                   <pic:blipFill>
-                    <a:blip xmlns:r="http://schemas.openxmlformats.org/officeDocument/2006/relationships" r:embed="rId4"/>
+                    <a:blip r:embed="rId6"/>
                     <a:stretch>
                       <a:fillRect/>
                     </a:stretch>
@@ -80,7 +78,6 @@
           </wp:anchor>
         </w:drawing>
       </w:r>
-      <w:bookmarkEnd w:id="1"/>
       <w:r>
         <w:rPr>
           <w:rFonts w:hint="eastAsia"/>
@@ -92,7 +89,7 @@
     </w:p>
     <w:p>
       <w:pPr>
-        <w:pStyle w:val="a0"/>
+        <w:pStyle w:val="25"/>
         <w:keepNext w:val="0"/>
         <w:keepLines w:val="0"/>
         <w:pageBreakBefore w:val="0"/>
@@ -107,7 +104,7 @@
         <w:adjustRightInd w:val="0"/>
         <w:snapToGrid w:val="0"/>
         <w:spacing w:before="0" w:after="0" w:afterLines="0"/>
-        <w:ind w:left="0" w:right="0" w:firstLine="0" w:leftChars="0" w:rightChars="0" w:firstLineChars="0"/>
+        <w:ind w:left="0" w:leftChars="0" w:right="0" w:rightChars="0" w:firstLine="0" w:firstLineChars="0"/>
         <w:jc w:val="center"/>
         <w:textAlignment w:val="baseline"/>
         <w:rPr>
@@ -115,7 +112,7 @@
           <w:lang w:val="en-US" w:eastAsia="zh-CN"/>
         </w:rPr>
       </w:pPr>
-      <w:bookmarkStart w:id="2" w:name="_Toc21765"/>
+      <w:bookmarkStart w:id="1" w:name="_Toc21297"/>
       <w:r>
         <w:rPr>
           <w:rFonts w:hint="eastAsia"/>
@@ -123,11 +120,11 @@
         </w:rPr>
         <w:t>过程框架管理制度</w:t>
       </w:r>
-      <w:bookmarkEnd w:id="2"/>
-    </w:p>
-    <w:p>
-      <w:pPr>
-        <w:pStyle w:val="a0"/>
+      <w:bookmarkEnd w:id="1"/>
+    </w:p>
+    <w:p>
+      <w:pPr>
+        <w:pStyle w:val="25"/>
         <w:keepNext w:val="0"/>
         <w:keepLines w:val="0"/>
         <w:pageBreakBefore w:val="0"/>
@@ -142,7 +139,7 @@
         <w:adjustRightInd w:val="0"/>
         <w:snapToGrid w:val="0"/>
         <w:spacing w:before="0" w:after="0" w:afterLines="0"/>
-        <w:ind w:left="0" w:right="0" w:firstLine="0" w:leftChars="0" w:rightChars="0" w:firstLineChars="0"/>
+        <w:ind w:left="0" w:leftChars="0" w:right="0" w:rightChars="0" w:firstLine="0" w:firstLineChars="0"/>
         <w:jc w:val="center"/>
         <w:textAlignment w:val="baseline"/>
         <w:rPr>
@@ -150,7 +147,7 @@
           <w:lang w:val="en-US" w:eastAsia="zh-CN"/>
         </w:rPr>
       </w:pPr>
-      <w:bookmarkStart w:id="3" w:name="_Toc3628"/>
+      <w:bookmarkStart w:id="2" w:name="_Toc4306"/>
       <w:r>
         <w:rPr>
           <w:rFonts w:hint="eastAsia"/>
@@ -158,7 +155,7 @@
         </w:rPr>
         <w:t>（HXDL-ITSS-0600）</w:t>
       </w:r>
-      <w:bookmarkEnd w:id="3"/>
+      <w:bookmarkEnd w:id="2"/>
     </w:p>
     <w:p>
       <w:pPr>
@@ -175,7 +172,7 @@
         <w:bidi w:val="0"/>
         <w:adjustRightInd w:val="0"/>
         <w:snapToGrid w:val="0"/>
-        <w:ind w:left="0" w:right="0" w:firstLine="0" w:leftChars="0" w:rightChars="0" w:firstLineChars="0"/>
+        <w:ind w:left="0" w:leftChars="0" w:right="0" w:rightChars="0" w:firstLine="0" w:firstLineChars="0"/>
         <w:jc w:val="center"/>
         <w:textAlignment w:val="baseline"/>
         <w:rPr>
@@ -186,17 +183,18 @@
     </w:p>
     <w:tbl>
       <w:tblPr>
-        <w:tblStyle w:val="TableGrid"/>
+        <w:tblStyle w:val="21"/>
         <w:tblW w:w="0" w:type="auto"/>
         <w:jc w:val="center"/>
         <w:tblBorders>
-          <w:top w:val="nil"/>
-          <w:left w:val="nil"/>
-          <w:bottom w:val="nil"/>
-          <w:right w:val="nil"/>
-          <w:insideH w:val="nil"/>
-          <w:insideV w:val="nil"/>
+          <w:top w:val="none" w:color="auto" w:sz="0" w:space="0"/>
+          <w:left w:val="none" w:color="auto" w:sz="0" w:space="0"/>
+          <w:bottom w:val="none" w:color="auto" w:sz="0" w:space="0"/>
+          <w:right w:val="none" w:color="auto" w:sz="0" w:space="0"/>
+          <w:insideH w:val="none" w:color="auto" w:sz="0" w:space="0"/>
+          <w:insideV w:val="none" w:color="auto" w:sz="0" w:space="0"/>
         </w:tblBorders>
+        <w:tblLayout w:type="autofit"/>
         <w:tblCellMar>
           <w:top w:w="0" w:type="dxa"/>
           <w:left w:w="108" w:type="dxa"/>
@@ -210,15 +208,13 @@
       </w:tblGrid>
       <w:tr>
         <w:tblPrEx>
-          <w:tblW w:w="0" w:type="auto"/>
-          <w:jc w:val="center"/>
           <w:tblBorders>
-            <w:top w:val="nil"/>
-            <w:left w:val="nil"/>
-            <w:bottom w:val="nil"/>
-            <w:right w:val="nil"/>
-            <w:insideH w:val="nil"/>
-            <w:insideV w:val="nil"/>
+            <w:top w:val="none" w:color="auto" w:sz="0" w:space="0"/>
+            <w:left w:val="none" w:color="auto" w:sz="0" w:space="0"/>
+            <w:bottom w:val="none" w:color="auto" w:sz="0" w:space="0"/>
+            <w:right w:val="none" w:color="auto" w:sz="0" w:space="0"/>
+            <w:insideH w:val="none" w:color="auto" w:sz="0" w:space="0"/>
+            <w:insideV w:val="none" w:color="auto" w:sz="0" w:space="0"/>
           </w:tblBorders>
           <w:tblCellMar>
             <w:top w:w="0" w:type="dxa"/>
@@ -228,7 +224,7 @@
           </w:tblCellMar>
         </w:tblPrEx>
         <w:trPr>
-          <w:trHeight w:val="810"/>
+          <w:trHeight w:val="810" w:hRule="atLeast"/>
           <w:jc w:val="center"/>
         </w:trPr>
         <w:tc>
@@ -250,7 +246,7 @@
               <w:bidi w:val="0"/>
               <w:adjustRightInd w:val="0"/>
               <w:snapToGrid w:val="0"/>
-              <w:ind w:left="0" w:right="0" w:firstLine="0" w:leftChars="0" w:rightChars="0" w:firstLineChars="0"/>
+              <w:ind w:left="0" w:leftChars="0" w:right="0" w:rightChars="0" w:firstLine="0" w:firstLineChars="0"/>
               <w:jc w:val="left"/>
               <w:textAlignment w:val="baseline"/>
               <w:rPr>
@@ -269,7 +265,7 @@
             </w:r>
             <w:r>
               <w:rPr>
-                <w:rFonts w:asciiTheme="minorAscii" w:eastAsiaTheme="minorEastAsia" w:hAnsiTheme="minorAscii" w:hint="default"/>
+                <w:rFonts w:hint="default" w:asciiTheme="minorAscii" w:hAnsiTheme="minorAscii" w:eastAsiaTheme="minorEastAsia"/>
                 <w:spacing w:val="227"/>
                 <w:sz w:val="21"/>
                 <w:vertAlign w:val="baseline"/>
@@ -307,7 +303,7 @@
               <w:bidi w:val="0"/>
               <w:adjustRightInd w:val="0"/>
               <w:snapToGrid w:val="0"/>
-              <w:ind w:left="0" w:right="0" w:firstLine="0" w:leftChars="0" w:rightChars="0" w:firstLineChars="0"/>
+              <w:ind w:left="0" w:leftChars="0" w:right="0" w:rightChars="0" w:firstLine="0" w:firstLineChars="0"/>
               <w:jc w:val="right"/>
               <w:textAlignment w:val="baseline"/>
               <w:rPr>
@@ -326,7 +322,7 @@
             </w:r>
             <w:r>
               <w:rPr>
-                <w:rFonts w:asciiTheme="minorAscii" w:eastAsiaTheme="minorEastAsia" w:hAnsiTheme="minorAscii" w:hint="eastAsia"/>
+                <w:rFonts w:hint="eastAsia" w:asciiTheme="minorAscii" w:hAnsiTheme="minorAscii" w:eastAsiaTheme="minorEastAsia"/>
                 <w:spacing w:val="227"/>
                 <w:sz w:val="21"/>
                 <w:vertAlign w:val="baseline"/>
@@ -348,8 +344,14 @@
       </w:tr>
       <w:tr>
         <w:tblPrEx>
-          <w:tblW w:w="0" w:type="auto"/>
-          <w:jc w:val="center"/>
+          <w:tblBorders>
+            <w:top w:val="none" w:color="auto" w:sz="0" w:space="0"/>
+            <w:left w:val="none" w:color="auto" w:sz="0" w:space="0"/>
+            <w:bottom w:val="none" w:color="auto" w:sz="0" w:space="0"/>
+            <w:right w:val="none" w:color="auto" w:sz="0" w:space="0"/>
+            <w:insideH w:val="none" w:color="auto" w:sz="0" w:space="0"/>
+            <w:insideV w:val="none" w:color="auto" w:sz="0" w:space="0"/>
+          </w:tblBorders>
           <w:tblCellMar>
             <w:top w:w="0" w:type="dxa"/>
             <w:left w:w="108" w:type="dxa"/>
@@ -358,7 +360,7 @@
           </w:tblCellMar>
         </w:tblPrEx>
         <w:trPr>
-          <w:trHeight w:val="810"/>
+          <w:trHeight w:val="810" w:hRule="atLeast"/>
           <w:jc w:val="center"/>
         </w:trPr>
         <w:tc>
@@ -381,11 +383,11 @@
               <w:bidi w:val="0"/>
               <w:adjustRightInd w:val="0"/>
               <w:snapToGrid w:val="0"/>
-              <w:ind w:left="0" w:right="0" w:firstLine="0" w:leftChars="0" w:rightChars="0" w:firstLineChars="0"/>
+              <w:ind w:left="0" w:leftChars="0" w:right="0" w:rightChars="0" w:firstLine="0" w:firstLineChars="0"/>
               <w:jc w:val="left"/>
               <w:textAlignment w:val="baseline"/>
               <w:rPr>
-                <w:rFonts w:ascii="Arial" w:eastAsia="Arial" w:hAnsi="Arial" w:cs="Arial" w:hint="eastAsia"/>
+                <w:rFonts w:hint="eastAsia" w:ascii="Arial" w:hAnsi="Arial" w:eastAsia="Arial" w:cs="Arial"/>
                 <w:snapToGrid w:val="0"/>
                 <w:color w:val="000000"/>
                 <w:kern w:val="0"/>
@@ -405,7 +407,7 @@
             </w:r>
             <w:r>
               <w:rPr>
-                <w:rFonts w:asciiTheme="minorAscii" w:eastAsiaTheme="minorEastAsia" w:hAnsiTheme="minorAscii" w:hint="default"/>
+                <w:rFonts w:hint="default" w:asciiTheme="minorAscii" w:hAnsiTheme="minorAscii" w:eastAsiaTheme="minorEastAsia"/>
                 <w:spacing w:val="227"/>
                 <w:sz w:val="21"/>
                 <w:vertAlign w:val="baseline"/>
@@ -444,11 +446,11 @@
               <w:bidi w:val="0"/>
               <w:adjustRightInd w:val="0"/>
               <w:snapToGrid w:val="0"/>
-              <w:ind w:left="0" w:right="0" w:firstLine="0" w:leftChars="0" w:rightChars="0" w:firstLineChars="0"/>
+              <w:ind w:left="0" w:leftChars="0" w:right="0" w:rightChars="0" w:firstLine="0" w:firstLineChars="0"/>
               <w:jc w:val="right"/>
               <w:textAlignment w:val="baseline"/>
               <w:rPr>
-                <w:rFonts w:ascii="Arial" w:eastAsia="Arial" w:hAnsi="Arial" w:cs="Arial" w:hint="eastAsia"/>
+                <w:rFonts w:hint="eastAsia" w:ascii="Arial" w:hAnsi="Arial" w:eastAsia="Arial" w:cs="Arial"/>
                 <w:snapToGrid w:val="0"/>
                 <w:color w:val="000000"/>
                 <w:kern w:val="0"/>
@@ -468,7 +470,7 @@
             </w:r>
             <w:r>
               <w:rPr>
-                <w:rFonts w:asciiTheme="minorAscii" w:eastAsiaTheme="minorEastAsia" w:hAnsiTheme="minorAscii" w:hint="eastAsia"/>
+                <w:rFonts w:hint="eastAsia" w:asciiTheme="minorAscii" w:hAnsiTheme="minorAscii" w:eastAsiaTheme="minorEastAsia"/>
                 <w:spacing w:val="227"/>
                 <w:sz w:val="21"/>
                 <w:vertAlign w:val="baseline"/>
@@ -490,8 +492,14 @@
       </w:tr>
       <w:tr>
         <w:tblPrEx>
-          <w:tblW w:w="0" w:type="auto"/>
-          <w:jc w:val="center"/>
+          <w:tblBorders>
+            <w:top w:val="none" w:color="auto" w:sz="0" w:space="0"/>
+            <w:left w:val="none" w:color="auto" w:sz="0" w:space="0"/>
+            <w:bottom w:val="none" w:color="auto" w:sz="0" w:space="0"/>
+            <w:right w:val="none" w:color="auto" w:sz="0" w:space="0"/>
+            <w:insideH w:val="none" w:color="auto" w:sz="0" w:space="0"/>
+            <w:insideV w:val="none" w:color="auto" w:sz="0" w:space="0"/>
+          </w:tblBorders>
           <w:tblCellMar>
             <w:top w:w="0" w:type="dxa"/>
             <w:left w:w="108" w:type="dxa"/>
@@ -500,7 +508,7 @@
           </w:tblCellMar>
         </w:tblPrEx>
         <w:trPr>
-          <w:trHeight w:val="635"/>
+          <w:trHeight w:val="635" w:hRule="atLeast"/>
           <w:jc w:val="center"/>
         </w:trPr>
         <w:tc>
@@ -522,7 +530,7 @@
               <w:bidi w:val="0"/>
               <w:adjustRightInd w:val="0"/>
               <w:snapToGrid w:val="0"/>
-              <w:ind w:left="0" w:right="0" w:firstLine="0" w:leftChars="0" w:rightChars="0" w:firstLineChars="0"/>
+              <w:ind w:left="0" w:leftChars="0" w:right="0" w:rightChars="0" w:firstLine="0" w:firstLineChars="0"/>
               <w:jc w:val="left"/>
               <w:textAlignment w:val="baseline"/>
               <w:rPr>
@@ -541,7 +549,7 @@
             </w:r>
             <w:r>
               <w:rPr>
-                <w:rFonts w:asciiTheme="minorAscii" w:eastAsiaTheme="minorEastAsia" w:hAnsiTheme="minorAscii" w:hint="eastAsia"/>
+                <w:rFonts w:hint="eastAsia" w:asciiTheme="minorAscii" w:hAnsiTheme="minorAscii" w:eastAsiaTheme="minorEastAsia"/>
                 <w:spacing w:val="227"/>
                 <w:sz w:val="21"/>
                 <w:vertAlign w:val="baseline"/>
@@ -578,7 +586,7 @@
               <w:bidi w:val="0"/>
               <w:adjustRightInd w:val="0"/>
               <w:snapToGrid w:val="0"/>
-              <w:ind w:left="0" w:right="0" w:firstLine="0" w:leftChars="0" w:rightChars="0" w:firstLineChars="0"/>
+              <w:ind w:left="0" w:leftChars="0" w:right="0" w:rightChars="0" w:firstLine="0" w:firstLineChars="0"/>
               <w:jc w:val="right"/>
               <w:textAlignment w:val="baseline"/>
               <w:rPr>
@@ -597,7 +605,7 @@
             </w:r>
             <w:r>
               <w:rPr>
-                <w:rFonts w:asciiTheme="minorAscii" w:eastAsiaTheme="minorEastAsia" w:hAnsiTheme="minorAscii" w:hint="eastAsia"/>
+                <w:rFonts w:hint="eastAsia" w:asciiTheme="minorAscii" w:hAnsiTheme="minorAscii" w:eastAsiaTheme="minorEastAsia"/>
                 <w:spacing w:val="227"/>
                 <w:sz w:val="21"/>
                 <w:vertAlign w:val="baseline"/>
@@ -667,15 +675,15 @@
         <w:textAlignment w:val="baseline"/>
         <w:outlineLvl w:val="0"/>
         <w:rPr>
-          <w:rFonts w:ascii="宋体" w:eastAsia="宋体" w:hAnsi="宋体" w:cs="宋体"/>
+          <w:rFonts w:ascii="宋体" w:hAnsi="宋体" w:eastAsia="宋体" w:cs="宋体"/>
           <w:sz w:val="30"/>
           <w:szCs w:val="30"/>
         </w:rPr>
       </w:pPr>
-      <w:bookmarkStart w:id="4" w:name="_Toc20830"/>
+      <w:bookmarkStart w:id="3" w:name="_Toc5778"/>
       <w:r>
         <w:rPr>
-          <w:rFonts w:ascii="宋体" w:eastAsia="宋体" w:hAnsi="宋体" w:cs="宋体"/>
+          <w:rFonts w:ascii="宋体" w:hAnsi="宋体" w:eastAsia="宋体" w:cs="宋体"/>
           <w:b/>
           <w:bCs/>
           <w:spacing w:val="-4"/>
@@ -684,20 +692,20 @@
         </w:rPr>
         <w:t>文件编制和变更履历</w:t>
       </w:r>
-      <w:bookmarkEnd w:id="4"/>
+      <w:bookmarkEnd w:id="3"/>
     </w:p>
     <w:tbl>
       <w:tblPr>
-        <w:tblStyle w:val="TableNormal00"/>
+        <w:tblStyle w:val="42"/>
         <w:tblW w:w="9005" w:type="dxa"/>
         <w:tblInd w:w="34" w:type="dxa"/>
         <w:tblBorders>
-          <w:top w:val="single" w:sz="6" w:space="0" w:color="000000"/>
-          <w:left w:val="single" w:sz="6" w:space="0" w:color="000000"/>
-          <w:bottom w:val="single" w:sz="6" w:space="0" w:color="000000"/>
-          <w:right w:val="single" w:sz="6" w:space="0" w:color="000000"/>
-          <w:insideH w:val="single" w:sz="6" w:space="0" w:color="000000"/>
-          <w:insideV w:val="single" w:sz="6" w:space="0" w:color="000000"/>
+          <w:top w:val="single" w:color="000000" w:sz="6" w:space="0"/>
+          <w:left w:val="single" w:color="000000" w:sz="6" w:space="0"/>
+          <w:bottom w:val="single" w:color="000000" w:sz="6" w:space="0"/>
+          <w:right w:val="single" w:color="000000" w:sz="6" w:space="0"/>
+          <w:insideH w:val="single" w:color="000000" w:sz="6" w:space="0"/>
+          <w:insideV w:val="single" w:color="000000" w:sz="6" w:space="0"/>
         </w:tblBorders>
         <w:tblLayout w:type="fixed"/>
         <w:tblCellMar>
@@ -719,17 +727,14 @@
       </w:tblGrid>
       <w:tr>
         <w:tblPrEx>
-          <w:tblW w:w="9005" w:type="dxa"/>
-          <w:tblInd w:w="34" w:type="dxa"/>
           <w:tblBorders>
-            <w:top w:val="single" w:sz="6" w:space="0" w:color="000000"/>
-            <w:left w:val="single" w:sz="6" w:space="0" w:color="000000"/>
-            <w:bottom w:val="single" w:sz="6" w:space="0" w:color="000000"/>
-            <w:right w:val="single" w:sz="6" w:space="0" w:color="000000"/>
-            <w:insideH w:val="single" w:sz="6" w:space="0" w:color="000000"/>
-            <w:insideV w:val="single" w:sz="6" w:space="0" w:color="000000"/>
+            <w:top w:val="single" w:color="000000" w:sz="6" w:space="0"/>
+            <w:left w:val="single" w:color="000000" w:sz="6" w:space="0"/>
+            <w:bottom w:val="single" w:color="000000" w:sz="6" w:space="0"/>
+            <w:right w:val="single" w:color="000000" w:sz="6" w:space="0"/>
+            <w:insideH w:val="single" w:color="000000" w:sz="6" w:space="0"/>
+            <w:insideV w:val="single" w:color="000000" w:sz="6" w:space="0"/>
           </w:tblBorders>
-          <w:tblLayout w:type="fixed"/>
           <w:tblCellMar>
             <w:top w:w="0" w:type="dxa"/>
             <w:left w:w="0" w:type="dxa"/>
@@ -738,15 +743,15 @@
           </w:tblCellMar>
         </w:tblPrEx>
         <w:trPr>
-          <w:trHeight w:val="489"/>
+          <w:trHeight w:val="489" w:hRule="atLeast"/>
         </w:trPr>
         <w:tc>
           <w:tcPr>
             <w:tcW w:w="845" w:type="dxa"/>
             <w:vMerge w:val="restart"/>
             <w:tcBorders>
-              <w:top w:val="single" w:sz="10" w:space="0" w:color="000000"/>
-              <w:left w:val="single" w:sz="10" w:space="0" w:color="000000"/>
+              <w:top w:val="single" w:color="000000" w:sz="10" w:space="0"/>
+              <w:left w:val="single" w:color="000000" w:sz="10" w:space="0"/>
               <w:bottom w:val="nil"/>
             </w:tcBorders>
             <w:shd w:val="clear" w:color="auto" w:fill="D9D9D9"/>
@@ -793,14 +798,14 @@
               <w:ind w:left="172"/>
               <w:textAlignment w:val="baseline"/>
               <w:rPr>
-                <w:rFonts w:ascii="宋体" w:eastAsia="宋体" w:hAnsi="宋体" w:cs="宋体"/>
+                <w:rFonts w:ascii="宋体" w:hAnsi="宋体" w:eastAsia="宋体" w:cs="宋体"/>
                 <w:sz w:val="24"/>
                 <w:szCs w:val="24"/>
               </w:rPr>
             </w:pPr>
             <w:r>
               <w:rPr>
-                <w:rFonts w:ascii="宋体" w:eastAsia="宋体" w:hAnsi="宋体" w:cs="宋体"/>
+                <w:rFonts w:ascii="宋体" w:hAnsi="宋体" w:eastAsia="宋体" w:cs="宋体"/>
                 <w:b/>
                 <w:bCs/>
                 <w:spacing w:val="-5"/>
@@ -816,7 +821,7 @@
             <w:tcW w:w="2155" w:type="dxa"/>
             <w:gridSpan w:val="2"/>
             <w:tcBorders>
-              <w:top w:val="single" w:sz="10" w:space="0" w:color="000000"/>
+              <w:top w:val="single" w:color="000000" w:sz="10" w:space="0"/>
             </w:tcBorders>
             <w:shd w:val="clear" w:color="auto" w:fill="D9D9D9"/>
           </w:tcPr>
@@ -839,14 +844,14 @@
               <w:ind w:left="528"/>
               <w:textAlignment w:val="baseline"/>
               <w:rPr>
-                <w:rFonts w:ascii="宋体" w:eastAsia="宋体" w:hAnsi="宋体" w:cs="宋体"/>
+                <w:rFonts w:ascii="宋体" w:hAnsi="宋体" w:eastAsia="宋体" w:cs="宋体"/>
                 <w:sz w:val="24"/>
                 <w:szCs w:val="24"/>
               </w:rPr>
             </w:pPr>
             <w:r>
               <w:rPr>
-                <w:rFonts w:ascii="宋体" w:eastAsia="宋体" w:hAnsi="宋体" w:cs="宋体"/>
+                <w:rFonts w:ascii="宋体" w:hAnsi="宋体" w:eastAsia="宋体" w:cs="宋体"/>
                 <w:b/>
                 <w:bCs/>
                 <w:spacing w:val="-4"/>
@@ -862,7 +867,7 @@
             <w:tcW w:w="2334" w:type="dxa"/>
             <w:gridSpan w:val="2"/>
             <w:tcBorders>
-              <w:top w:val="single" w:sz="10" w:space="0" w:color="000000"/>
+              <w:top w:val="single" w:color="000000" w:sz="10" w:space="0"/>
             </w:tcBorders>
             <w:shd w:val="clear" w:color="auto" w:fill="D9D9D9"/>
           </w:tcPr>
@@ -885,14 +890,14 @@
               <w:ind w:left="927"/>
               <w:textAlignment w:val="baseline"/>
               <w:rPr>
-                <w:rFonts w:ascii="宋体" w:eastAsia="宋体" w:hAnsi="宋体" w:cs="宋体"/>
+                <w:rFonts w:ascii="宋体" w:hAnsi="宋体" w:eastAsia="宋体" w:cs="宋体"/>
                 <w:sz w:val="24"/>
                 <w:szCs w:val="24"/>
               </w:rPr>
             </w:pPr>
             <w:r>
               <w:rPr>
-                <w:rFonts w:ascii="宋体" w:eastAsia="宋体" w:hAnsi="宋体" w:cs="宋体"/>
+                <w:rFonts w:ascii="宋体" w:hAnsi="宋体" w:eastAsia="宋体" w:cs="宋体"/>
                 <w:b/>
                 <w:bCs/>
                 <w:spacing w:val="-6"/>
@@ -908,7 +913,7 @@
             <w:tcW w:w="2288" w:type="dxa"/>
             <w:gridSpan w:val="2"/>
             <w:tcBorders>
-              <w:top w:val="single" w:sz="10" w:space="0" w:color="000000"/>
+              <w:top w:val="single" w:color="000000" w:sz="10" w:space="0"/>
             </w:tcBorders>
             <w:shd w:val="clear" w:color="auto" w:fill="D9D9D9"/>
           </w:tcPr>
@@ -931,14 +936,14 @@
               <w:ind w:left="911"/>
               <w:textAlignment w:val="baseline"/>
               <w:rPr>
-                <w:rFonts w:ascii="宋体" w:eastAsia="宋体" w:hAnsi="宋体" w:cs="宋体"/>
+                <w:rFonts w:ascii="宋体" w:hAnsi="宋体" w:eastAsia="宋体" w:cs="宋体"/>
                 <w:sz w:val="24"/>
                 <w:szCs w:val="24"/>
               </w:rPr>
             </w:pPr>
             <w:r>
               <w:rPr>
-                <w:rFonts w:ascii="宋体" w:eastAsia="宋体" w:hAnsi="宋体" w:cs="宋体"/>
+                <w:rFonts w:ascii="宋体" w:hAnsi="宋体" w:eastAsia="宋体" w:cs="宋体"/>
                 <w:b/>
                 <w:bCs/>
                 <w:spacing w:val="-6"/>
@@ -954,9 +959,9 @@
             <w:tcW w:w="1383" w:type="dxa"/>
             <w:vMerge w:val="restart"/>
             <w:tcBorders>
-              <w:top w:val="single" w:sz="10" w:space="0" w:color="000000"/>
+              <w:top w:val="single" w:color="000000" w:sz="10" w:space="0"/>
               <w:bottom w:val="nil"/>
-              <w:right w:val="single" w:sz="10" w:space="0" w:color="000000"/>
+              <w:right w:val="single" w:color="000000" w:sz="10" w:space="0"/>
             </w:tcBorders>
             <w:shd w:val="clear" w:color="auto" w:fill="D9D9D9"/>
           </w:tcPr>
@@ -1002,14 +1007,14 @@
               <w:ind w:left="217"/>
               <w:textAlignment w:val="baseline"/>
               <w:rPr>
-                <w:rFonts w:ascii="宋体" w:eastAsia="宋体" w:hAnsi="宋体" w:cs="宋体"/>
+                <w:rFonts w:ascii="宋体" w:hAnsi="宋体" w:eastAsia="宋体" w:cs="宋体"/>
                 <w:sz w:val="24"/>
                 <w:szCs w:val="24"/>
               </w:rPr>
             </w:pPr>
             <w:r>
               <w:rPr>
-                <w:rFonts w:ascii="宋体" w:eastAsia="宋体" w:hAnsi="宋体" w:cs="宋体"/>
+                <w:rFonts w:ascii="宋体" w:hAnsi="宋体" w:eastAsia="宋体" w:cs="宋体"/>
                 <w:b/>
                 <w:bCs/>
                 <w:spacing w:val="-5"/>
@@ -1023,9 +1028,14 @@
       </w:tr>
       <w:tr>
         <w:tblPrEx>
-          <w:tblW w:w="9005" w:type="dxa"/>
-          <w:tblInd w:w="34" w:type="dxa"/>
-          <w:tblLayout w:type="fixed"/>
+          <w:tblBorders>
+            <w:top w:val="single" w:color="000000" w:sz="6" w:space="0"/>
+            <w:left w:val="single" w:color="000000" w:sz="6" w:space="0"/>
+            <w:bottom w:val="single" w:color="000000" w:sz="6" w:space="0"/>
+            <w:right w:val="single" w:color="000000" w:sz="6" w:space="0"/>
+            <w:insideH w:val="single" w:color="000000" w:sz="6" w:space="0"/>
+            <w:insideV w:val="single" w:color="000000" w:sz="6" w:space="0"/>
+          </w:tblBorders>
           <w:tblCellMar>
             <w:top w:w="0" w:type="dxa"/>
             <w:left w:w="0" w:type="dxa"/>
@@ -1034,15 +1044,15 @@
           </w:tblCellMar>
         </w:tblPrEx>
         <w:trPr>
-          <w:trHeight w:val="479"/>
+          <w:trHeight w:val="479" w:hRule="atLeast"/>
         </w:trPr>
         <w:tc>
           <w:tcPr>
             <w:tcW w:w="845" w:type="dxa"/>
-            <w:vMerge/>
+            <w:vMerge w:val="continue"/>
             <w:tcBorders>
               <w:top w:val="nil"/>
-              <w:left w:val="single" w:sz="10" w:space="0" w:color="000000"/>
+              <w:left w:val="single" w:color="000000" w:sz="10" w:space="0"/>
             </w:tcBorders>
           </w:tcPr>
           <w:p>
@@ -1092,14 +1102,14 @@
               <w:ind w:left="191"/>
               <w:textAlignment w:val="baseline"/>
               <w:rPr>
-                <w:rFonts w:ascii="宋体" w:eastAsia="宋体" w:hAnsi="宋体" w:cs="宋体"/>
+                <w:rFonts w:ascii="宋体" w:hAnsi="宋体" w:eastAsia="宋体" w:cs="宋体"/>
                 <w:sz w:val="24"/>
                 <w:szCs w:val="24"/>
               </w:rPr>
             </w:pPr>
             <w:r>
               <w:rPr>
-                <w:rFonts w:ascii="宋体" w:eastAsia="宋体" w:hAnsi="宋体" w:cs="宋体"/>
+                <w:rFonts w:ascii="宋体" w:hAnsi="宋体" w:eastAsia="宋体" w:cs="宋体"/>
                 <w:b/>
                 <w:bCs/>
                 <w:spacing w:val="-5"/>
@@ -1134,14 +1144,14 @@
               <w:ind w:left="430"/>
               <w:textAlignment w:val="baseline"/>
               <w:rPr>
-                <w:rFonts w:ascii="宋体" w:eastAsia="宋体" w:hAnsi="宋体" w:cs="宋体"/>
+                <w:rFonts w:ascii="宋体" w:hAnsi="宋体" w:eastAsia="宋体" w:cs="宋体"/>
                 <w:sz w:val="24"/>
                 <w:szCs w:val="24"/>
               </w:rPr>
             </w:pPr>
             <w:r>
               <w:rPr>
-                <w:rFonts w:ascii="宋体" w:eastAsia="宋体" w:hAnsi="宋体" w:cs="宋体"/>
+                <w:rFonts w:ascii="宋体" w:hAnsi="宋体" w:eastAsia="宋体" w:cs="宋体"/>
                 <w:b/>
                 <w:bCs/>
                 <w:spacing w:val="-15"/>
@@ -1176,14 +1186,14 @@
               <w:ind w:left="244"/>
               <w:textAlignment w:val="baseline"/>
               <w:rPr>
-                <w:rFonts w:ascii="宋体" w:eastAsia="宋体" w:hAnsi="宋体" w:cs="宋体"/>
+                <w:rFonts w:ascii="宋体" w:hAnsi="宋体" w:eastAsia="宋体" w:cs="宋体"/>
                 <w:sz w:val="24"/>
                 <w:szCs w:val="24"/>
               </w:rPr>
             </w:pPr>
             <w:r>
               <w:rPr>
-                <w:rFonts w:ascii="宋体" w:eastAsia="宋体" w:hAnsi="宋体" w:cs="宋体"/>
+                <w:rFonts w:ascii="宋体" w:hAnsi="宋体" w:eastAsia="宋体" w:cs="宋体"/>
                 <w:b/>
                 <w:bCs/>
                 <w:spacing w:val="-8"/>
@@ -1218,14 +1228,14 @@
               <w:ind w:left="487"/>
               <w:textAlignment w:val="baseline"/>
               <w:rPr>
-                <w:rFonts w:ascii="宋体" w:eastAsia="宋体" w:hAnsi="宋体" w:cs="宋体"/>
+                <w:rFonts w:ascii="宋体" w:hAnsi="宋体" w:eastAsia="宋体" w:cs="宋体"/>
                 <w:sz w:val="24"/>
                 <w:szCs w:val="24"/>
               </w:rPr>
             </w:pPr>
             <w:r>
               <w:rPr>
-                <w:rFonts w:ascii="宋体" w:eastAsia="宋体" w:hAnsi="宋体" w:cs="宋体"/>
+                <w:rFonts w:ascii="宋体" w:hAnsi="宋体" w:eastAsia="宋体" w:cs="宋体"/>
                 <w:b/>
                 <w:bCs/>
                 <w:spacing w:val="-15"/>
@@ -1260,14 +1270,14 @@
               <w:ind w:left="268"/>
               <w:textAlignment w:val="baseline"/>
               <w:rPr>
-                <w:rFonts w:ascii="宋体" w:eastAsia="宋体" w:hAnsi="宋体" w:cs="宋体"/>
+                <w:rFonts w:ascii="宋体" w:hAnsi="宋体" w:eastAsia="宋体" w:cs="宋体"/>
                 <w:sz w:val="24"/>
                 <w:szCs w:val="24"/>
               </w:rPr>
             </w:pPr>
             <w:r>
               <w:rPr>
-                <w:rFonts w:ascii="宋体" w:eastAsia="宋体" w:hAnsi="宋体" w:cs="宋体"/>
+                <w:rFonts w:ascii="宋体" w:hAnsi="宋体" w:eastAsia="宋体" w:cs="宋体"/>
                 <w:b/>
                 <w:bCs/>
                 <w:spacing w:val="-5"/>
@@ -1302,14 +1312,14 @@
               <w:ind w:left="441"/>
               <w:textAlignment w:val="baseline"/>
               <w:rPr>
-                <w:rFonts w:ascii="宋体" w:eastAsia="宋体" w:hAnsi="宋体" w:cs="宋体"/>
+                <w:rFonts w:ascii="宋体" w:hAnsi="宋体" w:eastAsia="宋体" w:cs="宋体"/>
                 <w:sz w:val="24"/>
                 <w:szCs w:val="24"/>
               </w:rPr>
             </w:pPr>
             <w:r>
               <w:rPr>
-                <w:rFonts w:ascii="宋体" w:eastAsia="宋体" w:hAnsi="宋体" w:cs="宋体"/>
+                <w:rFonts w:ascii="宋体" w:hAnsi="宋体" w:eastAsia="宋体" w:cs="宋体"/>
                 <w:b/>
                 <w:bCs/>
                 <w:spacing w:val="-15"/>
@@ -1323,10 +1333,10 @@
         <w:tc>
           <w:tcPr>
             <w:tcW w:w="1383" w:type="dxa"/>
-            <w:vMerge/>
+            <w:vMerge w:val="continue"/>
             <w:tcBorders>
               <w:top w:val="nil"/>
-              <w:right w:val="single" w:sz="10" w:space="0" w:color="000000"/>
+              <w:right w:val="single" w:color="000000" w:sz="10" w:space="0"/>
             </w:tcBorders>
           </w:tcPr>
           <w:p>
@@ -1355,9 +1365,14 @@
       </w:tr>
       <w:tr>
         <w:tblPrEx>
-          <w:tblW w:w="9005" w:type="dxa"/>
-          <w:tblInd w:w="34" w:type="dxa"/>
-          <w:tblLayout w:type="fixed"/>
+          <w:tblBorders>
+            <w:top w:val="single" w:color="000000" w:sz="6" w:space="0"/>
+            <w:left w:val="single" w:color="000000" w:sz="6" w:space="0"/>
+            <w:bottom w:val="single" w:color="000000" w:sz="6" w:space="0"/>
+            <w:right w:val="single" w:color="000000" w:sz="6" w:space="0"/>
+            <w:insideH w:val="single" w:color="000000" w:sz="6" w:space="0"/>
+            <w:insideV w:val="single" w:color="000000" w:sz="6" w:space="0"/>
+          </w:tblBorders>
           <w:tblCellMar>
             <w:top w:w="0" w:type="dxa"/>
             <w:left w:w="0" w:type="dxa"/>
@@ -1366,18 +1381,18 @@
           </w:tblCellMar>
         </w:tblPrEx>
         <w:trPr>
-          <w:trHeight w:val="651"/>
+          <w:trHeight w:val="651" w:hRule="atLeast"/>
         </w:trPr>
         <w:tc>
           <w:tcPr>
             <w:tcW w:w="845" w:type="dxa"/>
             <w:tcBorders>
-              <w:left w:val="single" w:sz="10" w:space="0" w:color="000000"/>
+              <w:left w:val="single" w:color="000000" w:sz="10" w:space="0"/>
             </w:tcBorders>
           </w:tcPr>
           <w:p>
             <w:pPr>
-              <w:pStyle w:val="TableText"/>
+              <w:pStyle w:val="27"/>
               <w:keepNext w:val="0"/>
               <w:keepLines w:val="0"/>
               <w:pageBreakBefore w:val="0"/>
@@ -1409,7 +1424,7 @@
           </w:tcPr>
           <w:p>
             <w:pPr>
-              <w:pStyle w:val="TableText"/>
+              <w:pStyle w:val="27"/>
               <w:keepNext w:val="0"/>
               <w:keepLines w:val="0"/>
               <w:pageBreakBefore w:val="0"/>
@@ -1441,7 +1456,7 @@
           </w:tcPr>
           <w:p>
             <w:pPr>
-              <w:pStyle w:val="TableText"/>
+              <w:pStyle w:val="27"/>
               <w:keepNext w:val="0"/>
               <w:keepLines w:val="0"/>
               <w:pageBreakBefore w:val="0"/>
@@ -1473,7 +1488,7 @@
           </w:tcPr>
           <w:p>
             <w:pPr>
-              <w:pStyle w:val="TableText"/>
+              <w:pStyle w:val="27"/>
               <w:keepNext w:val="0"/>
               <w:keepLines w:val="0"/>
               <w:pageBreakBefore w:val="0"/>
@@ -1505,7 +1520,7 @@
           </w:tcPr>
           <w:p>
             <w:pPr>
-              <w:pStyle w:val="TableText"/>
+              <w:pStyle w:val="27"/>
               <w:keepNext w:val="0"/>
               <w:keepLines w:val="0"/>
               <w:pageBreakBefore w:val="0"/>
@@ -1537,7 +1552,7 @@
           </w:tcPr>
           <w:p>
             <w:pPr>
-              <w:pStyle w:val="TableText"/>
+              <w:pStyle w:val="27"/>
               <w:keepNext w:val="0"/>
               <w:keepLines w:val="0"/>
               <w:pageBreakBefore w:val="0"/>
@@ -1569,7 +1584,7 @@
           </w:tcPr>
           <w:p>
             <w:pPr>
-              <w:pStyle w:val="TableText"/>
+              <w:pStyle w:val="27"/>
               <w:keepNext w:val="0"/>
               <w:keepLines w:val="0"/>
               <w:pageBreakBefore w:val="0"/>
@@ -1599,12 +1614,12 @@
           <w:tcPr>
             <w:tcW w:w="1383" w:type="dxa"/>
             <w:tcBorders>
-              <w:right w:val="single" w:sz="10" w:space="0" w:color="000000"/>
+              <w:right w:val="single" w:color="000000" w:sz="10" w:space="0"/>
             </w:tcBorders>
           </w:tcPr>
           <w:p>
             <w:pPr>
-              <w:pStyle w:val="TableText"/>
+              <w:pStyle w:val="27"/>
               <w:keepNext w:val="0"/>
               <w:keepLines w:val="0"/>
               <w:pageBreakBefore w:val="0"/>
@@ -1633,9 +1648,14 @@
       </w:tr>
       <w:tr>
         <w:tblPrEx>
-          <w:tblW w:w="9005" w:type="dxa"/>
-          <w:tblInd w:w="34" w:type="dxa"/>
-          <w:tblLayout w:type="fixed"/>
+          <w:tblBorders>
+            <w:top w:val="single" w:color="000000" w:sz="6" w:space="0"/>
+            <w:left w:val="single" w:color="000000" w:sz="6" w:space="0"/>
+            <w:bottom w:val="single" w:color="000000" w:sz="6" w:space="0"/>
+            <w:right w:val="single" w:color="000000" w:sz="6" w:space="0"/>
+            <w:insideH w:val="single" w:color="000000" w:sz="6" w:space="0"/>
+            <w:insideV w:val="single" w:color="000000" w:sz="6" w:space="0"/>
+          </w:tblBorders>
           <w:tblCellMar>
             <w:top w:w="0" w:type="dxa"/>
             <w:left w:w="0" w:type="dxa"/>
@@ -1644,18 +1664,18 @@
           </w:tblCellMar>
         </w:tblPrEx>
         <w:trPr>
-          <w:trHeight w:val="485"/>
+          <w:trHeight w:val="485" w:hRule="atLeast"/>
         </w:trPr>
         <w:tc>
           <w:tcPr>
             <w:tcW w:w="845" w:type="dxa"/>
             <w:tcBorders>
-              <w:left w:val="single" w:sz="10" w:space="0" w:color="000000"/>
+              <w:left w:val="single" w:color="000000" w:sz="10" w:space="0"/>
             </w:tcBorders>
           </w:tcPr>
           <w:p>
             <w:pPr>
-              <w:pStyle w:val="TableText"/>
+              <w:pStyle w:val="27"/>
               <w:keepNext w:val="0"/>
               <w:keepLines w:val="0"/>
               <w:pageBreakBefore w:val="0"/>
@@ -1681,7 +1701,7 @@
           </w:tcPr>
           <w:p>
             <w:pPr>
-              <w:pStyle w:val="TableText"/>
+              <w:pStyle w:val="27"/>
               <w:keepNext w:val="0"/>
               <w:keepLines w:val="0"/>
               <w:pageBreakBefore w:val="0"/>
@@ -1707,7 +1727,7 @@
           </w:tcPr>
           <w:p>
             <w:pPr>
-              <w:pStyle w:val="TableText"/>
+              <w:pStyle w:val="27"/>
               <w:keepNext w:val="0"/>
               <w:keepLines w:val="0"/>
               <w:pageBreakBefore w:val="0"/>
@@ -1733,7 +1753,7 @@
           </w:tcPr>
           <w:p>
             <w:pPr>
-              <w:pStyle w:val="TableText"/>
+              <w:pStyle w:val="27"/>
               <w:keepNext w:val="0"/>
               <w:keepLines w:val="0"/>
               <w:pageBreakBefore w:val="0"/>
@@ -1759,7 +1779,7 @@
           </w:tcPr>
           <w:p>
             <w:pPr>
-              <w:pStyle w:val="TableText"/>
+              <w:pStyle w:val="27"/>
               <w:keepNext w:val="0"/>
               <w:keepLines w:val="0"/>
               <w:pageBreakBefore w:val="0"/>
@@ -1785,7 +1805,7 @@
           </w:tcPr>
           <w:p>
             <w:pPr>
-              <w:pStyle w:val="TableText"/>
+              <w:pStyle w:val="27"/>
               <w:keepNext w:val="0"/>
               <w:keepLines w:val="0"/>
               <w:pageBreakBefore w:val="0"/>
@@ -1811,7 +1831,7 @@
           </w:tcPr>
           <w:p>
             <w:pPr>
-              <w:pStyle w:val="TableText"/>
+              <w:pStyle w:val="27"/>
               <w:keepNext w:val="0"/>
               <w:keepLines w:val="0"/>
               <w:pageBreakBefore w:val="0"/>
@@ -1835,12 +1855,12 @@
           <w:tcPr>
             <w:tcW w:w="1383" w:type="dxa"/>
             <w:tcBorders>
-              <w:right w:val="single" w:sz="10" w:space="0" w:color="000000"/>
+              <w:right w:val="single" w:color="000000" w:sz="10" w:space="0"/>
             </w:tcBorders>
           </w:tcPr>
           <w:p>
             <w:pPr>
-              <w:pStyle w:val="TableText"/>
+              <w:pStyle w:val="27"/>
               <w:keepNext w:val="0"/>
               <w:keepLines w:val="0"/>
               <w:pageBreakBefore w:val="0"/>
@@ -1863,9 +1883,14 @@
       </w:tr>
       <w:tr>
         <w:tblPrEx>
-          <w:tblW w:w="9005" w:type="dxa"/>
-          <w:tblInd w:w="34" w:type="dxa"/>
-          <w:tblLayout w:type="fixed"/>
+          <w:tblBorders>
+            <w:top w:val="single" w:color="000000" w:sz="6" w:space="0"/>
+            <w:left w:val="single" w:color="000000" w:sz="6" w:space="0"/>
+            <w:bottom w:val="single" w:color="000000" w:sz="6" w:space="0"/>
+            <w:right w:val="single" w:color="000000" w:sz="6" w:space="0"/>
+            <w:insideH w:val="single" w:color="000000" w:sz="6" w:space="0"/>
+            <w:insideV w:val="single" w:color="000000" w:sz="6" w:space="0"/>
+          </w:tblBorders>
           <w:tblCellMar>
             <w:top w:w="0" w:type="dxa"/>
             <w:left w:w="0" w:type="dxa"/>
@@ -1874,19 +1899,19 @@
           </w:tblCellMar>
         </w:tblPrEx>
         <w:trPr>
-          <w:trHeight w:val="503"/>
+          <w:trHeight w:val="503" w:hRule="atLeast"/>
         </w:trPr>
         <w:tc>
           <w:tcPr>
             <w:tcW w:w="845" w:type="dxa"/>
             <w:tcBorders>
-              <w:left w:val="single" w:sz="10" w:space="0" w:color="000000"/>
-              <w:bottom w:val="single" w:sz="10" w:space="0" w:color="000000"/>
+              <w:left w:val="single" w:color="000000" w:sz="10" w:space="0"/>
+              <w:bottom w:val="single" w:color="000000" w:sz="10" w:space="0"/>
             </w:tcBorders>
           </w:tcPr>
           <w:p>
             <w:pPr>
-              <w:pStyle w:val="TableText"/>
+              <w:pStyle w:val="27"/>
               <w:keepNext w:val="0"/>
               <w:keepLines w:val="0"/>
               <w:pageBreakBefore w:val="0"/>
@@ -1910,12 +1935,12 @@
           <w:tcPr>
             <w:tcW w:w="881" w:type="dxa"/>
             <w:tcBorders>
-              <w:bottom w:val="single" w:sz="10" w:space="0" w:color="000000"/>
+              <w:bottom w:val="single" w:color="000000" w:sz="10" w:space="0"/>
             </w:tcBorders>
           </w:tcPr>
           <w:p>
             <w:pPr>
-              <w:pStyle w:val="TableText"/>
+              <w:pStyle w:val="27"/>
               <w:keepNext w:val="0"/>
               <w:keepLines w:val="0"/>
               <w:pageBreakBefore w:val="0"/>
@@ -1939,12 +1964,12 @@
           <w:tcPr>
             <w:tcW w:w="1274" w:type="dxa"/>
             <w:tcBorders>
-              <w:bottom w:val="single" w:sz="10" w:space="0" w:color="000000"/>
+              <w:bottom w:val="single" w:color="000000" w:sz="10" w:space="0"/>
             </w:tcBorders>
           </w:tcPr>
           <w:p>
             <w:pPr>
-              <w:pStyle w:val="TableText"/>
+              <w:pStyle w:val="27"/>
               <w:keepNext w:val="0"/>
               <w:keepLines w:val="0"/>
               <w:pageBreakBefore w:val="0"/>
@@ -1968,12 +1993,12 @@
           <w:tcPr>
             <w:tcW w:w="957" w:type="dxa"/>
             <w:tcBorders>
-              <w:bottom w:val="single" w:sz="10" w:space="0" w:color="000000"/>
+              <w:bottom w:val="single" w:color="000000" w:sz="10" w:space="0"/>
             </w:tcBorders>
           </w:tcPr>
           <w:p>
             <w:pPr>
-              <w:pStyle w:val="TableText"/>
+              <w:pStyle w:val="27"/>
               <w:keepNext w:val="0"/>
               <w:keepLines w:val="0"/>
               <w:pageBreakBefore w:val="0"/>
@@ -1997,12 +2022,12 @@
           <w:tcPr>
             <w:tcW w:w="1377" w:type="dxa"/>
             <w:tcBorders>
-              <w:bottom w:val="single" w:sz="10" w:space="0" w:color="000000"/>
+              <w:bottom w:val="single" w:color="000000" w:sz="10" w:space="0"/>
             </w:tcBorders>
           </w:tcPr>
           <w:p>
             <w:pPr>
-              <w:pStyle w:val="TableText"/>
+              <w:pStyle w:val="27"/>
               <w:keepNext w:val="0"/>
               <w:keepLines w:val="0"/>
               <w:pageBreakBefore w:val="0"/>
@@ -2026,12 +2051,12 @@
           <w:tcPr>
             <w:tcW w:w="1017" w:type="dxa"/>
             <w:tcBorders>
-              <w:bottom w:val="single" w:sz="10" w:space="0" w:color="000000"/>
+              <w:bottom w:val="single" w:color="000000" w:sz="10" w:space="0"/>
             </w:tcBorders>
           </w:tcPr>
           <w:p>
             <w:pPr>
-              <w:pStyle w:val="TableText"/>
+              <w:pStyle w:val="27"/>
               <w:keepNext w:val="0"/>
               <w:keepLines w:val="0"/>
               <w:pageBreakBefore w:val="0"/>
@@ -2055,12 +2080,12 @@
           <w:tcPr>
             <w:tcW w:w="1271" w:type="dxa"/>
             <w:tcBorders>
-              <w:bottom w:val="single" w:sz="10" w:space="0" w:color="000000"/>
+              <w:bottom w:val="single" w:color="000000" w:sz="10" w:space="0"/>
             </w:tcBorders>
           </w:tcPr>
           <w:p>
             <w:pPr>
-              <w:pStyle w:val="TableText"/>
+              <w:pStyle w:val="27"/>
               <w:keepNext w:val="0"/>
               <w:keepLines w:val="0"/>
               <w:pageBreakBefore w:val="0"/>
@@ -2084,13 +2109,13 @@
           <w:tcPr>
             <w:tcW w:w="1383" w:type="dxa"/>
             <w:tcBorders>
-              <w:bottom w:val="single" w:sz="10" w:space="0" w:color="000000"/>
-              <w:right w:val="single" w:sz="10" w:space="0" w:color="000000"/>
+              <w:bottom w:val="single" w:color="000000" w:sz="10" w:space="0"/>
+              <w:right w:val="single" w:color="000000" w:sz="10" w:space="0"/>
             </w:tcBorders>
           </w:tcPr>
           <w:p>
             <w:pPr>
-              <w:pStyle w:val="TableText"/>
+              <w:pStyle w:val="27"/>
               <w:keepNext w:val="0"/>
               <w:keepLines w:val="0"/>
               <w:pageBreakBefore w:val="0"/>
@@ -2144,7 +2169,7 @@
     <w:sdt>
       <w:sdtPr>
         <w:rPr>
-          <w:rFonts w:ascii="宋体" w:eastAsia="宋体" w:hAnsi="宋体" w:cs="Arial"/>
+          <w:rFonts w:ascii="宋体" w:hAnsi="宋体" w:eastAsia="宋体" w:cs="Arial"/>
           <w:snapToGrid w:val="0"/>
           <w:color w:val="000000"/>
           <w:kern w:val="0"/>
@@ -2160,7 +2185,7 @@
       </w:sdtPr>
       <w:sdtEndPr>
         <w:rPr>
-          <w:rFonts w:ascii="宋体" w:eastAsia="宋体" w:hAnsi="宋体" w:cs="Arial"/>
+          <w:rFonts w:ascii="宋体" w:hAnsi="宋体" w:eastAsia="宋体" w:cs="Arial"/>
           <w:snapToGrid w:val="0"/>
           <w:color w:val="000000"/>
           <w:kern w:val="0"/>
@@ -2173,13 +2198,13 @@
         <w:p>
           <w:pPr>
             <w:spacing w:before="0" w:beforeLines="0" w:after="0" w:afterLines="0" w:line="240" w:lineRule="auto"/>
-            <w:ind w:left="0" w:right="0" w:firstLine="0" w:leftChars="0" w:rightChars="0" w:firstLineChars="0"/>
+            <w:ind w:left="0" w:leftChars="0" w:right="0" w:rightChars="0" w:firstLine="0" w:firstLineChars="0"/>
             <w:jc w:val="center"/>
           </w:pPr>
-          <w:bookmarkStart w:id="5" w:name="heading_1"/>
+          <w:bookmarkStart w:id="4" w:name="heading_1"/>
           <w:r>
             <w:rPr>
-              <w:rFonts w:ascii="宋体" w:eastAsia="宋体" w:hAnsi="宋体"/>
+              <w:rFonts w:ascii="宋体" w:hAnsi="宋体" w:eastAsia="宋体"/>
               <w:sz w:val="21"/>
             </w:rPr>
             <w:t>目录</w:t>
@@ -2187,7 +2212,7 @@
         </w:p>
         <w:p>
           <w:pPr>
-            <w:pStyle w:val="TOC1"/>
+            <w:pStyle w:val="16"/>
             <w:tabs>
               <w:tab w:val="right" w:leader="dot" w:pos="8306"/>
             </w:tabs>
@@ -2205,7 +2230,7 @@
             <w:fldChar w:fldCharType="begin"/>
           </w:r>
           <w:r>
-            <w:instrText xml:space="preserve"> HYPERLINK \l _Toc19701 </w:instrText>
+            <w:instrText xml:space="preserve"> HYPERLINK \l _Toc4723 </w:instrText>
           </w:r>
           <w:r>
             <w:fldChar w:fldCharType="separate"/>
@@ -2224,7 +2249,7 @@
             <w:fldChar w:fldCharType="begin"/>
           </w:r>
           <w:r>
-            <w:instrText xml:space="preserve"> PAGEREF _Toc19701 \h </w:instrText>
+            <w:instrText xml:space="preserve"> PAGEREF _Toc4723 \h </w:instrText>
           </w:r>
           <w:r>
             <w:fldChar w:fldCharType="separate"/>
@@ -2241,7 +2266,7 @@
         </w:p>
         <w:p>
           <w:pPr>
-            <w:pStyle w:val="TOC1"/>
+            <w:pStyle w:val="16"/>
             <w:tabs>
               <w:tab w:val="right" w:leader="dot" w:pos="8306"/>
             </w:tabs>
@@ -2250,7 +2275,7 @@
             <w:fldChar w:fldCharType="begin"/>
           </w:r>
           <w:r>
-            <w:instrText xml:space="preserve"> HYPERLINK \l _Toc21765 </w:instrText>
+            <w:instrText xml:space="preserve"> HYPERLINK \l _Toc21297 </w:instrText>
           </w:r>
           <w:r>
             <w:fldChar w:fldCharType="separate"/>
@@ -2269,7 +2294,7 @@
             <w:fldChar w:fldCharType="begin"/>
           </w:r>
           <w:r>
-            <w:instrText xml:space="preserve"> PAGEREF _Toc21765 \h </w:instrText>
+            <w:instrText xml:space="preserve"> PAGEREF _Toc21297 \h </w:instrText>
           </w:r>
           <w:r>
             <w:fldChar w:fldCharType="separate"/>
@@ -2286,7 +2311,7 @@
         </w:p>
         <w:p>
           <w:pPr>
-            <w:pStyle w:val="TOC1"/>
+            <w:pStyle w:val="16"/>
             <w:tabs>
               <w:tab w:val="right" w:leader="dot" w:pos="8306"/>
             </w:tabs>
@@ -2295,7 +2320,7 @@
             <w:fldChar w:fldCharType="begin"/>
           </w:r>
           <w:r>
-            <w:instrText xml:space="preserve"> HYPERLINK \l _Toc3628 </w:instrText>
+            <w:instrText xml:space="preserve"> HYPERLINK \l _Toc4306 </w:instrText>
           </w:r>
           <w:r>
             <w:fldChar w:fldCharType="separate"/>
@@ -2314,7 +2339,7 @@
             <w:fldChar w:fldCharType="begin"/>
           </w:r>
           <w:r>
-            <w:instrText xml:space="preserve"> PAGEREF _Toc3628 \h </w:instrText>
+            <w:instrText xml:space="preserve"> PAGEREF _Toc4306 \h </w:instrText>
           </w:r>
           <w:r>
             <w:fldChar w:fldCharType="separate"/>
@@ -2331,7 +2356,7 @@
         </w:p>
         <w:p>
           <w:pPr>
-            <w:pStyle w:val="TOC1"/>
+            <w:pStyle w:val="16"/>
             <w:tabs>
               <w:tab w:val="right" w:leader="dot" w:pos="8306"/>
             </w:tabs>
@@ -2340,14 +2365,14 @@
             <w:fldChar w:fldCharType="begin"/>
           </w:r>
           <w:r>
-            <w:instrText xml:space="preserve"> HYPERLINK \l _Toc20830 </w:instrText>
+            <w:instrText xml:space="preserve"> HYPERLINK \l _Toc5778 </w:instrText>
           </w:r>
           <w:r>
             <w:fldChar w:fldCharType="separate"/>
           </w:r>
           <w:r>
             <w:rPr>
-              <w:rFonts w:ascii="宋体" w:eastAsia="宋体" w:hAnsi="宋体" w:cs="宋体"/>
+              <w:rFonts w:ascii="宋体" w:hAnsi="宋体" w:eastAsia="宋体" w:cs="宋体"/>
               <w:bCs/>
               <w:spacing w:val="-4"/>
               <w:szCs w:val="30"/>
@@ -2361,7 +2386,7 @@
             <w:fldChar w:fldCharType="begin"/>
           </w:r>
           <w:r>
-            <w:instrText xml:space="preserve"> PAGEREF _Toc20830 \h </w:instrText>
+            <w:instrText xml:space="preserve"> PAGEREF _Toc5778 \h </w:instrText>
           </w:r>
           <w:r>
             <w:fldChar w:fldCharType="separate"/>
@@ -2378,7 +2403,7 @@
         </w:p>
         <w:p>
           <w:pPr>
-            <w:pStyle w:val="TOC1"/>
+            <w:pStyle w:val="16"/>
             <w:tabs>
               <w:tab w:val="right" w:leader="dot" w:pos="8306"/>
             </w:tabs>
@@ -2387,7 +2412,7 @@
             <w:fldChar w:fldCharType="begin"/>
           </w:r>
           <w:r>
-            <w:instrText xml:space="preserve"> HYPERLINK \l _Toc21449 </w:instrText>
+            <w:instrText xml:space="preserve"> HYPERLINK \l _Toc20185 </w:instrText>
           </w:r>
           <w:r>
             <w:fldChar w:fldCharType="separate"/>
@@ -2408,7 +2433,7 @@
             <w:fldChar w:fldCharType="begin"/>
           </w:r>
           <w:r>
-            <w:instrText xml:space="preserve"> PAGEREF _Toc21449 \h </w:instrText>
+            <w:instrText xml:space="preserve"> PAGEREF _Toc20185 \h </w:instrText>
           </w:r>
           <w:r>
             <w:fldChar w:fldCharType="separate"/>
@@ -2425,7 +2450,7 @@
         </w:p>
         <w:p>
           <w:pPr>
-            <w:pStyle w:val="TOC1"/>
+            <w:pStyle w:val="16"/>
             <w:tabs>
               <w:tab w:val="right" w:leader="dot" w:pos="8306"/>
             </w:tabs>
@@ -2434,7 +2459,7 @@
             <w:fldChar w:fldCharType="begin"/>
           </w:r>
           <w:r>
-            <w:instrText xml:space="preserve"> HYPERLINK \l _Toc24757 </w:instrText>
+            <w:instrText xml:space="preserve"> HYPERLINK \l _Toc31005 </w:instrText>
           </w:r>
           <w:r>
             <w:fldChar w:fldCharType="separate"/>
@@ -2455,7 +2480,7 @@
             <w:fldChar w:fldCharType="begin"/>
           </w:r>
           <w:r>
-            <w:instrText xml:space="preserve"> PAGEREF _Toc24757 \h </w:instrText>
+            <w:instrText xml:space="preserve"> PAGEREF _Toc31005 \h </w:instrText>
           </w:r>
           <w:r>
             <w:fldChar w:fldCharType="separate"/>
@@ -2472,7 +2497,7 @@
         </w:p>
         <w:p>
           <w:pPr>
-            <w:pStyle w:val="TOC1"/>
+            <w:pStyle w:val="16"/>
             <w:tabs>
               <w:tab w:val="right" w:leader="dot" w:pos="8306"/>
             </w:tabs>
@@ -2481,7 +2506,7 @@
             <w:fldChar w:fldCharType="begin"/>
           </w:r>
           <w:r>
-            <w:instrText xml:space="preserve"> HYPERLINK \l _Toc21716 </w:instrText>
+            <w:instrText xml:space="preserve"> HYPERLINK \l _Toc12795 </w:instrText>
           </w:r>
           <w:r>
             <w:fldChar w:fldCharType="separate"/>
@@ -2502,7 +2527,7 @@
             <w:fldChar w:fldCharType="begin"/>
           </w:r>
           <w:r>
-            <w:instrText xml:space="preserve"> PAGEREF _Toc21716 \h </w:instrText>
+            <w:instrText xml:space="preserve"> PAGEREF _Toc12795 \h </w:instrText>
           </w:r>
           <w:r>
             <w:fldChar w:fldCharType="separate"/>
@@ -2519,7 +2544,7 @@
         </w:p>
         <w:p>
           <w:pPr>
-            <w:pStyle w:val="TOC1"/>
+            <w:pStyle w:val="16"/>
             <w:tabs>
               <w:tab w:val="right" w:leader="dot" w:pos="8306"/>
             </w:tabs>
@@ -2528,7 +2553,7 @@
             <w:fldChar w:fldCharType="begin"/>
           </w:r>
           <w:r>
-            <w:instrText xml:space="preserve"> HYPERLINK \l _Toc24961 </w:instrText>
+            <w:instrText xml:space="preserve"> HYPERLINK \l _Toc3476 </w:instrText>
           </w:r>
           <w:r>
             <w:fldChar w:fldCharType="separate"/>
@@ -2549,7 +2574,7 @@
             <w:fldChar w:fldCharType="begin"/>
           </w:r>
           <w:r>
-            <w:instrText xml:space="preserve"> PAGEREF _Toc24961 \h </w:instrText>
+            <w:instrText xml:space="preserve"> PAGEREF _Toc3476 \h </w:instrText>
           </w:r>
           <w:r>
             <w:fldChar w:fldCharType="separate"/>
@@ -2566,7 +2591,7 @@
         </w:p>
         <w:p>
           <w:pPr>
-            <w:pStyle w:val="TOC1"/>
+            <w:pStyle w:val="16"/>
             <w:tabs>
               <w:tab w:val="right" w:leader="dot" w:pos="8306"/>
             </w:tabs>
@@ -2575,7 +2600,7 @@
             <w:fldChar w:fldCharType="begin"/>
           </w:r>
           <w:r>
-            <w:instrText xml:space="preserve"> HYPERLINK \l _Toc4945 </w:instrText>
+            <w:instrText xml:space="preserve"> HYPERLINK \l _Toc8349 </w:instrText>
           </w:r>
           <w:r>
             <w:fldChar w:fldCharType="separate"/>
@@ -2596,7 +2621,7 @@
             <w:fldChar w:fldCharType="begin"/>
           </w:r>
           <w:r>
-            <w:instrText xml:space="preserve"> PAGEREF _Toc4945 \h </w:instrText>
+            <w:instrText xml:space="preserve"> PAGEREF _Toc8349 \h </w:instrText>
           </w:r>
           <w:r>
             <w:fldChar w:fldCharType="separate"/>
@@ -2613,7 +2638,7 @@
         </w:p>
         <w:p>
           <w:pPr>
-            <w:pStyle w:val="TOC2"/>
+            <w:pStyle w:val="17"/>
             <w:tabs>
               <w:tab w:val="right" w:leader="dot" w:pos="8306"/>
             </w:tabs>
@@ -2622,7 +2647,7 @@
             <w:fldChar w:fldCharType="begin"/>
           </w:r>
           <w:r>
-            <w:instrText xml:space="preserve"> HYPERLINK \l _Toc32135 </w:instrText>
+            <w:instrText xml:space="preserve"> HYPERLINK \l _Toc3249 </w:instrText>
           </w:r>
           <w:r>
             <w:fldChar w:fldCharType="separate"/>
@@ -2643,7 +2668,7 @@
             <w:fldChar w:fldCharType="begin"/>
           </w:r>
           <w:r>
-            <w:instrText xml:space="preserve"> PAGEREF _Toc32135 \h </w:instrText>
+            <w:instrText xml:space="preserve"> PAGEREF _Toc3249 \h </w:instrText>
           </w:r>
           <w:r>
             <w:fldChar w:fldCharType="separate"/>
@@ -2660,7 +2685,7 @@
         </w:p>
         <w:p>
           <w:pPr>
-            <w:pStyle w:val="TOC2"/>
+            <w:pStyle w:val="17"/>
             <w:tabs>
               <w:tab w:val="right" w:leader="dot" w:pos="8306"/>
             </w:tabs>
@@ -2669,7 +2694,7 @@
             <w:fldChar w:fldCharType="begin"/>
           </w:r>
           <w:r>
-            <w:instrText xml:space="preserve"> HYPERLINK \l _Toc27230 </w:instrText>
+            <w:instrText xml:space="preserve"> HYPERLINK \l _Toc21722 </w:instrText>
           </w:r>
           <w:r>
             <w:fldChar w:fldCharType="separate"/>
@@ -2690,7 +2715,7 @@
             <w:fldChar w:fldCharType="begin"/>
           </w:r>
           <w:r>
-            <w:instrText xml:space="preserve"> PAGEREF _Toc27230 \h </w:instrText>
+            <w:instrText xml:space="preserve"> PAGEREF _Toc21722 \h </w:instrText>
           </w:r>
           <w:r>
             <w:fldChar w:fldCharType="separate"/>
@@ -2707,7 +2732,7 @@
         </w:p>
         <w:p>
           <w:pPr>
-            <w:pStyle w:val="TOC2"/>
+            <w:pStyle w:val="17"/>
             <w:tabs>
               <w:tab w:val="right" w:leader="dot" w:pos="8306"/>
             </w:tabs>
@@ -2716,7 +2741,7 @@
             <w:fldChar w:fldCharType="begin"/>
           </w:r>
           <w:r>
-            <w:instrText xml:space="preserve"> HYPERLINK \l _Toc25120 </w:instrText>
+            <w:instrText xml:space="preserve"> HYPERLINK \l _Toc9057 </w:instrText>
           </w:r>
           <w:r>
             <w:fldChar w:fldCharType="separate"/>
@@ -2737,7 +2762,7 @@
             <w:fldChar w:fldCharType="begin"/>
           </w:r>
           <w:r>
-            <w:instrText xml:space="preserve"> PAGEREF _Toc25120 \h </w:instrText>
+            <w:instrText xml:space="preserve"> PAGEREF _Toc9057 \h </w:instrText>
           </w:r>
           <w:r>
             <w:fldChar w:fldCharType="separate"/>
@@ -2754,7 +2779,7 @@
         </w:p>
         <w:p>
           <w:pPr>
-            <w:pStyle w:val="TOC1"/>
+            <w:pStyle w:val="16"/>
             <w:tabs>
               <w:tab w:val="right" w:leader="dot" w:pos="8306"/>
             </w:tabs>
@@ -2763,7 +2788,7 @@
             <w:fldChar w:fldCharType="begin"/>
           </w:r>
           <w:r>
-            <w:instrText xml:space="preserve"> HYPERLINK \l _Toc15863 </w:instrText>
+            <w:instrText xml:space="preserve"> HYPERLINK \l _Toc7738 </w:instrText>
           </w:r>
           <w:r>
             <w:fldChar w:fldCharType="separate"/>
@@ -2784,7 +2809,7 @@
             <w:fldChar w:fldCharType="begin"/>
           </w:r>
           <w:r>
-            <w:instrText xml:space="preserve"> PAGEREF _Toc15863 \h </w:instrText>
+            <w:instrText xml:space="preserve"> PAGEREF _Toc7738 \h </w:instrText>
           </w:r>
           <w:r>
             <w:fldChar w:fldCharType="separate"/>
@@ -2801,7 +2826,7 @@
         </w:p>
         <w:p>
           <w:pPr>
-            <w:pStyle w:val="TOC2"/>
+            <w:pStyle w:val="17"/>
             <w:tabs>
               <w:tab w:val="right" w:leader="dot" w:pos="8306"/>
             </w:tabs>
@@ -2810,7 +2835,7 @@
             <w:fldChar w:fldCharType="begin"/>
           </w:r>
           <w:r>
-            <w:instrText xml:space="preserve"> HYPERLINK \l _Toc10063 </w:instrText>
+            <w:instrText xml:space="preserve"> HYPERLINK \l _Toc10257 </w:instrText>
           </w:r>
           <w:r>
             <w:fldChar w:fldCharType="separate"/>
@@ -2831,7 +2856,7 @@
             <w:fldChar w:fldCharType="begin"/>
           </w:r>
           <w:r>
-            <w:instrText xml:space="preserve"> PAGEREF _Toc10063 \h </w:instrText>
+            <w:instrText xml:space="preserve"> PAGEREF _Toc10257 \h </w:instrText>
           </w:r>
           <w:r>
             <w:fldChar w:fldCharType="separate"/>
@@ -2848,7 +2873,7 @@
         </w:p>
         <w:p>
           <w:pPr>
-            <w:pStyle w:val="TOC2"/>
+            <w:pStyle w:val="17"/>
             <w:tabs>
               <w:tab w:val="right" w:leader="dot" w:pos="8306"/>
             </w:tabs>
@@ -2857,7 +2882,7 @@
             <w:fldChar w:fldCharType="begin"/>
           </w:r>
           <w:r>
-            <w:instrText xml:space="preserve"> HYPERLINK \l _Toc25122 </w:instrText>
+            <w:instrText xml:space="preserve"> HYPERLINK \l _Toc21082 </w:instrText>
           </w:r>
           <w:r>
             <w:fldChar w:fldCharType="separate"/>
@@ -2878,7 +2903,7 @@
             <w:fldChar w:fldCharType="begin"/>
           </w:r>
           <w:r>
-            <w:instrText xml:space="preserve"> PAGEREF _Toc25122 \h </w:instrText>
+            <w:instrText xml:space="preserve"> PAGEREF _Toc21082 \h </w:instrText>
           </w:r>
           <w:r>
             <w:fldChar w:fldCharType="separate"/>
@@ -2895,7 +2920,7 @@
         </w:p>
         <w:p>
           <w:pPr>
-            <w:pStyle w:val="TOC2"/>
+            <w:pStyle w:val="17"/>
             <w:tabs>
               <w:tab w:val="right" w:leader="dot" w:pos="8306"/>
             </w:tabs>
@@ -2904,7 +2929,7 @@
             <w:fldChar w:fldCharType="begin"/>
           </w:r>
           <w:r>
-            <w:instrText xml:space="preserve"> HYPERLINK \l _Toc17610 </w:instrText>
+            <w:instrText xml:space="preserve"> HYPERLINK \l _Toc5959 </w:instrText>
           </w:r>
           <w:r>
             <w:fldChar w:fldCharType="separate"/>
@@ -2925,7 +2950,7 @@
             <w:fldChar w:fldCharType="begin"/>
           </w:r>
           <w:r>
-            <w:instrText xml:space="preserve"> PAGEREF _Toc17610 \h </w:instrText>
+            <w:instrText xml:space="preserve"> PAGEREF _Toc5959 \h </w:instrText>
           </w:r>
           <w:r>
             <w:fldChar w:fldCharType="separate"/>
@@ -2942,7 +2967,7 @@
         </w:p>
         <w:p>
           <w:pPr>
-            <w:pStyle w:val="TOC2"/>
+            <w:pStyle w:val="17"/>
             <w:tabs>
               <w:tab w:val="right" w:leader="dot" w:pos="8306"/>
             </w:tabs>
@@ -2951,7 +2976,7 @@
             <w:fldChar w:fldCharType="begin"/>
           </w:r>
           <w:r>
-            <w:instrText xml:space="preserve"> HYPERLINK \l _Toc15452 </w:instrText>
+            <w:instrText xml:space="preserve"> HYPERLINK \l _Toc27541 </w:instrText>
           </w:r>
           <w:r>
             <w:fldChar w:fldCharType="separate"/>
@@ -2972,7 +2997,7 @@
             <w:fldChar w:fldCharType="begin"/>
           </w:r>
           <w:r>
-            <w:instrText xml:space="preserve"> PAGEREF _Toc15452 \h </w:instrText>
+            <w:instrText xml:space="preserve"> PAGEREF _Toc27541 \h </w:instrText>
           </w:r>
           <w:r>
             <w:fldChar w:fldCharType="separate"/>
@@ -2989,7 +3014,7 @@
         </w:p>
         <w:p>
           <w:pPr>
-            <w:pStyle w:val="TOC3"/>
+            <w:pStyle w:val="13"/>
             <w:tabs>
               <w:tab w:val="right" w:leader="dot" w:pos="8306"/>
             </w:tabs>
@@ -2998,7 +3023,7 @@
             <w:fldChar w:fldCharType="begin"/>
           </w:r>
           <w:r>
-            <w:instrText xml:space="preserve"> HYPERLINK \l _Toc11315 </w:instrText>
+            <w:instrText xml:space="preserve"> HYPERLINK \l _Toc31258 </w:instrText>
           </w:r>
           <w:r>
             <w:fldChar w:fldCharType="separate"/>
@@ -3019,7 +3044,7 @@
             <w:fldChar w:fldCharType="begin"/>
           </w:r>
           <w:r>
-            <w:instrText xml:space="preserve"> PAGEREF _Toc11315 \h </w:instrText>
+            <w:instrText xml:space="preserve"> PAGEREF _Toc31258 \h </w:instrText>
           </w:r>
           <w:r>
             <w:fldChar w:fldCharType="separate"/>
@@ -3036,7 +3061,7 @@
         </w:p>
         <w:p>
           <w:pPr>
-            <w:pStyle w:val="TOC3"/>
+            <w:pStyle w:val="13"/>
             <w:tabs>
               <w:tab w:val="right" w:leader="dot" w:pos="8306"/>
             </w:tabs>
@@ -3045,7 +3070,7 @@
             <w:fldChar w:fldCharType="begin"/>
           </w:r>
           <w:r>
-            <w:instrText xml:space="preserve"> HYPERLINK \l _Toc31094 </w:instrText>
+            <w:instrText xml:space="preserve"> HYPERLINK \l _Toc3628 </w:instrText>
           </w:r>
           <w:r>
             <w:fldChar w:fldCharType="separate"/>
@@ -3066,7 +3091,7 @@
             <w:fldChar w:fldCharType="begin"/>
           </w:r>
           <w:r>
-            <w:instrText xml:space="preserve"> PAGEREF _Toc31094 \h </w:instrText>
+            <w:instrText xml:space="preserve"> PAGEREF _Toc3628 \h </w:instrText>
           </w:r>
           <w:r>
             <w:fldChar w:fldCharType="separate"/>
@@ -3083,7 +3108,7 @@
         </w:p>
         <w:p>
           <w:pPr>
-            <w:pStyle w:val="TOC3"/>
+            <w:pStyle w:val="13"/>
             <w:tabs>
               <w:tab w:val="right" w:leader="dot" w:pos="8306"/>
             </w:tabs>
@@ -3092,7 +3117,7 @@
             <w:fldChar w:fldCharType="begin"/>
           </w:r>
           <w:r>
-            <w:instrText xml:space="preserve"> HYPERLINK \l _Toc6661 </w:instrText>
+            <w:instrText xml:space="preserve"> HYPERLINK \l _Toc11588 </w:instrText>
           </w:r>
           <w:r>
             <w:fldChar w:fldCharType="separate"/>
@@ -3113,7 +3138,7 @@
             <w:fldChar w:fldCharType="begin"/>
           </w:r>
           <w:r>
-            <w:instrText xml:space="preserve"> PAGEREF _Toc6661 \h </w:instrText>
+            <w:instrText xml:space="preserve"> PAGEREF _Toc11588 \h </w:instrText>
           </w:r>
           <w:r>
             <w:fldChar w:fldCharType="separate"/>
@@ -3130,7 +3155,7 @@
         </w:p>
         <w:p>
           <w:pPr>
-            <w:pStyle w:val="TOC3"/>
+            <w:pStyle w:val="13"/>
             <w:tabs>
               <w:tab w:val="right" w:leader="dot" w:pos="8306"/>
             </w:tabs>
@@ -3139,7 +3164,7 @@
             <w:fldChar w:fldCharType="begin"/>
           </w:r>
           <w:r>
-            <w:instrText xml:space="preserve"> HYPERLINK \l _Toc17218 </w:instrText>
+            <w:instrText xml:space="preserve"> HYPERLINK \l _Toc12163 </w:instrText>
           </w:r>
           <w:r>
             <w:fldChar w:fldCharType="separate"/>
@@ -3160,7 +3185,7 @@
             <w:fldChar w:fldCharType="begin"/>
           </w:r>
           <w:r>
-            <w:instrText xml:space="preserve"> PAGEREF _Toc17218 \h </w:instrText>
+            <w:instrText xml:space="preserve"> PAGEREF _Toc12163 \h </w:instrText>
           </w:r>
           <w:r>
             <w:fldChar w:fldCharType="separate"/>
@@ -3177,7 +3202,7 @@
         </w:p>
         <w:p>
           <w:pPr>
-            <w:pStyle w:val="TOC1"/>
+            <w:pStyle w:val="16"/>
             <w:tabs>
               <w:tab w:val="right" w:leader="dot" w:pos="8306"/>
             </w:tabs>
@@ -3186,7 +3211,7 @@
             <w:fldChar w:fldCharType="begin"/>
           </w:r>
           <w:r>
-            <w:instrText xml:space="preserve"> HYPERLINK \l _Toc31493 </w:instrText>
+            <w:instrText xml:space="preserve"> HYPERLINK \l _Toc30176 </w:instrText>
           </w:r>
           <w:r>
             <w:fldChar w:fldCharType="separate"/>
@@ -3212,7 +3237,7 @@
             <w:fldChar w:fldCharType="begin"/>
           </w:r>
           <w:r>
-            <w:instrText xml:space="preserve"> PAGEREF _Toc31493 \h </w:instrText>
+            <w:instrText xml:space="preserve"> PAGEREF _Toc30176 \h </w:instrText>
           </w:r>
           <w:r>
             <w:fldChar w:fldCharType="separate"/>
@@ -3242,77 +3267,77 @@
     </w:p>
     <w:p>
       <w:pPr>
-        <w:pStyle w:val="1"/>
-        <w:bidi w:val="0"/>
-      </w:pPr>
-      <w:bookmarkStart w:id="6" w:name="_Toc21449"/>
+        <w:pStyle w:val="28"/>
+        <w:bidi w:val="0"/>
+      </w:pPr>
+      <w:bookmarkStart w:id="5" w:name="_Toc20185"/>
       <w:r>
         <w:t>目的</w:t>
       </w:r>
+      <w:bookmarkEnd w:id="4"/>
       <w:bookmarkEnd w:id="5"/>
+    </w:p>
+    <w:p>
+      <w:pPr>
+        <w:pStyle w:val="29"/>
+        <w:bidi w:val="0"/>
+      </w:pPr>
+      <w:r>
+        <w:t>本制度依据ITSS《信息技术服务 运行维护 第1部分：通用要求》（GB/T 28827.1）及公司《信息安全管理程序》《服务可用性和连续性管理制度》等文件，建立统一、规范的运维服务过程管理框架，实现以下目标：</w:t>
+      </w:r>
+    </w:p>
+    <w:p>
+      <w:pPr>
+        <w:pStyle w:val="29"/>
+        <w:bidi w:val="0"/>
+      </w:pPr>
+      <w:r>
+        <w:t>明确运维服务各核心过程的定义、边界及相互关系，形成闭环管理机制，保障服务质量稳定可控；</w:t>
+      </w:r>
+    </w:p>
+    <w:p>
+      <w:pPr>
+        <w:pStyle w:val="29"/>
+        <w:bidi w:val="0"/>
+      </w:pPr>
+      <w:r>
+        <w:t>规范过程管理的目标、流程、职责及考核标准，确保各过程运行符合SLA约定及ITSS认证要求；</w:t>
+      </w:r>
+    </w:p>
+    <w:p>
+      <w:pPr>
+        <w:pStyle w:val="29"/>
+        <w:bidi w:val="0"/>
+      </w:pPr>
+      <w:r>
+        <w:t>促进各专项过程（容量管理、可用性管理等）的协同联动，提升运维服务整体效率与客户满意度；</w:t>
+      </w:r>
+    </w:p>
+    <w:p>
+      <w:pPr>
+        <w:pStyle w:val="29"/>
+        <w:bidi w:val="0"/>
+      </w:pPr>
+      <w:r>
+        <w:t>建立过程持续改进机制，推动运维服务管理体系不断优化，支撑公司业务发展战略。</w:t>
+      </w:r>
+    </w:p>
+    <w:p>
+      <w:pPr>
+        <w:pStyle w:val="28"/>
+        <w:bidi w:val="0"/>
+      </w:pPr>
+      <w:bookmarkStart w:id="6" w:name="heading_2"/>
+      <w:bookmarkStart w:id="7" w:name="_Toc31005"/>
+      <w:r>
+        <w:t>范围</w:t>
+      </w:r>
       <w:bookmarkEnd w:id="6"/>
-    </w:p>
-    <w:p>
-      <w:pPr>
-        <w:pStyle w:val="a1"/>
-        <w:bidi w:val="0"/>
-      </w:pPr>
-      <w:r>
-        <w:t>本制度依据ITSS《信息技术服务 运行维护 第1部分：通用要求》（GB/T 28827.1）及公司《信息安全管理程序》《服务可用性和连续性管理制度》等文件，建立统一、规范的运维服务过程管理框架，实现以下目标：</w:t>
-      </w:r>
-    </w:p>
-    <w:p>
-      <w:pPr>
-        <w:pStyle w:val="a1"/>
-        <w:bidi w:val="0"/>
-      </w:pPr>
-      <w:r>
-        <w:t>明确运维服务各核心过程的定义、边界及相互关系，形成闭环管理机制，保障服务质量稳定可控；</w:t>
-      </w:r>
-    </w:p>
-    <w:p>
-      <w:pPr>
-        <w:pStyle w:val="a1"/>
-        <w:bidi w:val="0"/>
-      </w:pPr>
-      <w:r>
-        <w:t>规范过程管理的目标、流程、职责及考核标准，确保各过程运行符合SLA约定及ITSS认证要求；</w:t>
-      </w:r>
-    </w:p>
-    <w:p>
-      <w:pPr>
-        <w:pStyle w:val="a1"/>
-        <w:bidi w:val="0"/>
-      </w:pPr>
-      <w:r>
-        <w:t>促进各专项过程（容量管理、可用性管理等）的协同联动，提升运维服务整体效率与客户满意度；</w:t>
-      </w:r>
-    </w:p>
-    <w:p>
-      <w:pPr>
-        <w:pStyle w:val="a1"/>
-        <w:bidi w:val="0"/>
-      </w:pPr>
-      <w:r>
-        <w:t>建立过程持续改进机制，推动运维服务管理体系不断优化，支撑公司业务发展战略。</w:t>
-      </w:r>
-    </w:p>
-    <w:p>
-      <w:pPr>
-        <w:pStyle w:val="1"/>
-        <w:bidi w:val="0"/>
-      </w:pPr>
-      <w:bookmarkStart w:id="7" w:name="heading_2"/>
-      <w:bookmarkStart w:id="8" w:name="_Toc24757"/>
-      <w:r>
-        <w:t>范围</w:t>
-      </w:r>
       <w:bookmarkEnd w:id="7"/>
-      <w:bookmarkEnd w:id="8"/>
-    </w:p>
-    <w:p>
-      <w:pPr>
-        <w:pStyle w:val="a1"/>
+    </w:p>
+    <w:p>
+      <w:pPr>
+        <w:pStyle w:val="29"/>
         <w:bidi w:val="0"/>
       </w:pPr>
       <w:r>
@@ -3321,7 +3346,7 @@
     </w:p>
     <w:p>
       <w:pPr>
-        <w:pStyle w:val="a1"/>
+        <w:pStyle w:val="29"/>
         <w:bidi w:val="0"/>
       </w:pPr>
       <w:r>
@@ -3330,7 +3355,7 @@
     </w:p>
     <w:p>
       <w:pPr>
-        <w:pStyle w:val="a1"/>
+        <w:pStyle w:val="29"/>
         <w:bidi w:val="0"/>
       </w:pPr>
       <w:r>
@@ -3339,7 +3364,7 @@
     </w:p>
     <w:p>
       <w:pPr>
-        <w:pStyle w:val="a1"/>
+        <w:pStyle w:val="29"/>
         <w:bidi w:val="0"/>
       </w:pPr>
       <w:r>
@@ -3348,7 +3373,7 @@
     </w:p>
     <w:p>
       <w:pPr>
-        <w:pStyle w:val="a1"/>
+        <w:pStyle w:val="29"/>
         <w:bidi w:val="0"/>
       </w:pPr>
       <w:r>
@@ -3367,31 +3392,31 @@
     </w:p>
     <w:p>
       <w:pPr>
-        <w:pStyle w:val="1"/>
-        <w:bidi w:val="0"/>
-      </w:pPr>
-      <w:bookmarkStart w:id="9" w:name="_Toc21716"/>
-      <w:bookmarkStart w:id="10" w:name="heading_3"/>
+        <w:pStyle w:val="28"/>
+        <w:bidi w:val="0"/>
+      </w:pPr>
+      <w:bookmarkStart w:id="8" w:name="heading_3"/>
+      <w:bookmarkStart w:id="9" w:name="_Toc12795"/>
       <w:r>
         <w:t>术语与定义</w:t>
       </w:r>
+      <w:bookmarkEnd w:id="8"/>
       <w:bookmarkEnd w:id="9"/>
-      <w:bookmarkEnd w:id="10"/>
     </w:p>
     <w:tbl>
       <w:tblPr>
-        <w:tblStyle w:val="TableNormal"/>
+        <w:tblStyle w:val="20"/>
         <w:tblpPr w:leftFromText="180" w:rightFromText="180" w:vertAnchor="text" w:horzAnchor="page" w:tblpX="1780" w:tblpY="725"/>
         <w:tblOverlap w:val="never"/>
         <w:tblW w:w="0" w:type="auto"/>
         <w:tblInd w:w="0" w:type="dxa"/>
         <w:tblBorders>
-          <w:top w:val="single" w:sz="4" w:space="0" w:color="auto"/>
-          <w:left w:val="single" w:sz="4" w:space="0" w:color="auto"/>
-          <w:bottom w:val="single" w:sz="4" w:space="0" w:color="auto"/>
-          <w:right w:val="single" w:sz="4" w:space="0" w:color="auto"/>
-          <w:insideH w:val="single" w:sz="4" w:space="0" w:color="auto"/>
-          <w:insideV w:val="single" w:sz="4" w:space="0" w:color="auto"/>
+          <w:top w:val="single" w:color="auto" w:sz="4" w:space="0"/>
+          <w:left w:val="single" w:color="auto" w:sz="4" w:space="0"/>
+          <w:bottom w:val="single" w:color="auto" w:sz="4" w:space="0"/>
+          <w:right w:val="single" w:color="auto" w:sz="4" w:space="0"/>
+          <w:insideH w:val="single" w:color="auto" w:sz="4" w:space="0"/>
+          <w:insideV w:val="single" w:color="auto" w:sz="4" w:space="0"/>
         </w:tblBorders>
         <w:tblLayout w:type="fixed"/>
         <w:tblCellMar>
@@ -3407,17 +3432,14 @@
       </w:tblGrid>
       <w:tr>
         <w:tblPrEx>
-          <w:tblW w:w="0" w:type="auto"/>
-          <w:tblInd w:w="0" w:type="dxa"/>
           <w:tblBorders>
-            <w:top w:val="single" w:sz="4" w:space="0" w:color="auto"/>
-            <w:left w:val="single" w:sz="4" w:space="0" w:color="auto"/>
-            <w:bottom w:val="single" w:sz="4" w:space="0" w:color="auto"/>
-            <w:right w:val="single" w:sz="4" w:space="0" w:color="auto"/>
-            <w:insideH w:val="single" w:sz="4" w:space="0" w:color="auto"/>
-            <w:insideV w:val="single" w:sz="4" w:space="0" w:color="auto"/>
+            <w:top w:val="single" w:color="auto" w:sz="4" w:space="0"/>
+            <w:left w:val="single" w:color="auto" w:sz="4" w:space="0"/>
+            <w:bottom w:val="single" w:color="auto" w:sz="4" w:space="0"/>
+            <w:right w:val="single" w:color="auto" w:sz="4" w:space="0"/>
+            <w:insideH w:val="single" w:color="auto" w:sz="4" w:space="0"/>
+            <w:insideV w:val="single" w:color="auto" w:sz="4" w:space="0"/>
           </w:tblBorders>
-          <w:tblLayout w:type="fixed"/>
           <w:tblCellMar>
             <w:top w:w="0" w:type="dxa"/>
             <w:left w:w="10" w:type="dxa"/>
@@ -3437,9 +3459,9 @@
           </w:tcPr>
           <w:p>
             <w:pPr>
-              <w:pStyle w:val="a1"/>
-              <w:bidi w:val="0"/>
-              <w:ind w:left="0" w:firstLine="0" w:leftChars="0" w:firstLineChars="0"/>
+              <w:pStyle w:val="29"/>
+              <w:bidi w:val="0"/>
+              <w:ind w:left="0" w:leftChars="0" w:firstLine="0" w:firstLineChars="0"/>
             </w:pPr>
             <w:r>
               <w:t>术语</w:t>
@@ -3458,7 +3480,7 @@
           </w:tcPr>
           <w:p>
             <w:pPr>
-              <w:pStyle w:val="a1"/>
+              <w:pStyle w:val="29"/>
               <w:bidi w:val="0"/>
             </w:pPr>
             <w:r>
@@ -3469,9 +3491,14 @@
       </w:tr>
       <w:tr>
         <w:tblPrEx>
-          <w:tblW w:w="0" w:type="auto"/>
-          <w:tblInd w:w="0" w:type="dxa"/>
-          <w:tblLayout w:type="fixed"/>
+          <w:tblBorders>
+            <w:top w:val="single" w:color="auto" w:sz="4" w:space="0"/>
+            <w:left w:val="single" w:color="auto" w:sz="4" w:space="0"/>
+            <w:bottom w:val="single" w:color="auto" w:sz="4" w:space="0"/>
+            <w:right w:val="single" w:color="auto" w:sz="4" w:space="0"/>
+            <w:insideH w:val="single" w:color="auto" w:sz="4" w:space="0"/>
+            <w:insideV w:val="single" w:color="auto" w:sz="4" w:space="0"/>
+          </w:tblBorders>
           <w:tblCellMar>
             <w:top w:w="0" w:type="dxa"/>
             <w:left w:w="10" w:type="dxa"/>
@@ -3491,9 +3518,9 @@
           </w:tcPr>
           <w:p>
             <w:pPr>
-              <w:pStyle w:val="a1"/>
-              <w:bidi w:val="0"/>
-              <w:ind w:left="0" w:firstLine="0" w:leftChars="0" w:firstLineChars="0"/>
+              <w:pStyle w:val="29"/>
+              <w:bidi w:val="0"/>
+              <w:ind w:left="0" w:leftChars="0" w:firstLine="0" w:firstLineChars="0"/>
             </w:pPr>
             <w:r>
               <w:t>过程管理</w:t>
@@ -3512,9 +3539,9 @@
           </w:tcPr>
           <w:p>
             <w:pPr>
-              <w:pStyle w:val="a1"/>
-              <w:bidi w:val="0"/>
-              <w:ind w:left="0" w:firstLine="0" w:leftChars="0" w:firstLineChars="0"/>
+              <w:pStyle w:val="29"/>
+              <w:bidi w:val="0"/>
+              <w:ind w:left="0" w:leftChars="0" w:firstLine="0" w:firstLineChars="0"/>
             </w:pPr>
             <w:r>
               <w:t>对运维服务各过程进行规划、设计、执行、监控、评审及改进的全流程管理活动，确保过程目标达成</w:t>
@@ -3524,9 +3551,14 @@
       </w:tr>
       <w:tr>
         <w:tblPrEx>
-          <w:tblW w:w="0" w:type="auto"/>
-          <w:tblInd w:w="0" w:type="dxa"/>
-          <w:tblLayout w:type="fixed"/>
+          <w:tblBorders>
+            <w:top w:val="single" w:color="auto" w:sz="4" w:space="0"/>
+            <w:left w:val="single" w:color="auto" w:sz="4" w:space="0"/>
+            <w:bottom w:val="single" w:color="auto" w:sz="4" w:space="0"/>
+            <w:right w:val="single" w:color="auto" w:sz="4" w:space="0"/>
+            <w:insideH w:val="single" w:color="auto" w:sz="4" w:space="0"/>
+            <w:insideV w:val="single" w:color="auto" w:sz="4" w:space="0"/>
+          </w:tblBorders>
           <w:tblCellMar>
             <w:top w:w="0" w:type="dxa"/>
             <w:left w:w="10" w:type="dxa"/>
@@ -3546,9 +3578,9 @@
           </w:tcPr>
           <w:p>
             <w:pPr>
-              <w:pStyle w:val="a1"/>
-              <w:bidi w:val="0"/>
-              <w:ind w:left="0" w:firstLine="0" w:leftChars="0" w:firstLineChars="0"/>
+              <w:pStyle w:val="29"/>
+              <w:bidi w:val="0"/>
+              <w:ind w:left="0" w:leftChars="0" w:firstLine="0" w:firstLineChars="0"/>
             </w:pPr>
             <w:r>
               <w:t>核心过程</w:t>
@@ -3567,9 +3599,9 @@
           </w:tcPr>
           <w:p>
             <w:pPr>
-              <w:pStyle w:val="a1"/>
-              <w:bidi w:val="0"/>
-              <w:ind w:left="0" w:firstLine="0" w:leftChars="0" w:firstLineChars="0"/>
+              <w:pStyle w:val="29"/>
+              <w:bidi w:val="0"/>
+              <w:ind w:left="0" w:leftChars="0" w:firstLine="0" w:firstLineChars="0"/>
             </w:pPr>
             <w:r>
               <w:t>直接支撑运维服务交付，保障服务质量与客户需求满足的关键过程集合</w:t>
@@ -3579,9 +3611,14 @@
       </w:tr>
       <w:tr>
         <w:tblPrEx>
-          <w:tblW w:w="0" w:type="auto"/>
-          <w:tblInd w:w="0" w:type="dxa"/>
-          <w:tblLayout w:type="fixed"/>
+          <w:tblBorders>
+            <w:top w:val="single" w:color="auto" w:sz="4" w:space="0"/>
+            <w:left w:val="single" w:color="auto" w:sz="4" w:space="0"/>
+            <w:bottom w:val="single" w:color="auto" w:sz="4" w:space="0"/>
+            <w:right w:val="single" w:color="auto" w:sz="4" w:space="0"/>
+            <w:insideH w:val="single" w:color="auto" w:sz="4" w:space="0"/>
+            <w:insideV w:val="single" w:color="auto" w:sz="4" w:space="0"/>
+          </w:tblBorders>
           <w:tblCellMar>
             <w:top w:w="0" w:type="dxa"/>
             <w:left w:w="10" w:type="dxa"/>
@@ -3601,9 +3638,9 @@
           </w:tcPr>
           <w:p>
             <w:pPr>
-              <w:pStyle w:val="a1"/>
-              <w:bidi w:val="0"/>
-              <w:ind w:left="0" w:firstLine="0" w:leftChars="0" w:firstLineChars="0"/>
+              <w:pStyle w:val="29"/>
+              <w:bidi w:val="0"/>
+              <w:ind w:left="0" w:leftChars="0" w:firstLine="0" w:firstLineChars="0"/>
             </w:pPr>
             <w:r>
               <w:t>支撑过程</w:t>
@@ -3622,9 +3659,9 @@
           </w:tcPr>
           <w:p>
             <w:pPr>
-              <w:pStyle w:val="a1"/>
-              <w:bidi w:val="0"/>
-              <w:ind w:left="0" w:firstLine="0" w:leftChars="0" w:firstLineChars="0"/>
+              <w:pStyle w:val="29"/>
+              <w:bidi w:val="0"/>
+              <w:ind w:left="0" w:leftChars="0" w:firstLine="0" w:firstLineChars="0"/>
             </w:pPr>
             <w:r>
               <w:t>为核心过程提供资源、技术、安全等保障，确保核心过程高效运行的辅助过程</w:t>
@@ -3634,9 +3671,14 @@
       </w:tr>
       <w:tr>
         <w:tblPrEx>
-          <w:tblW w:w="0" w:type="auto"/>
-          <w:tblInd w:w="0" w:type="dxa"/>
-          <w:tblLayout w:type="fixed"/>
+          <w:tblBorders>
+            <w:top w:val="single" w:color="auto" w:sz="4" w:space="0"/>
+            <w:left w:val="single" w:color="auto" w:sz="4" w:space="0"/>
+            <w:bottom w:val="single" w:color="auto" w:sz="4" w:space="0"/>
+            <w:right w:val="single" w:color="auto" w:sz="4" w:space="0"/>
+            <w:insideH w:val="single" w:color="auto" w:sz="4" w:space="0"/>
+            <w:insideV w:val="single" w:color="auto" w:sz="4" w:space="0"/>
+          </w:tblBorders>
           <w:tblCellMar>
             <w:top w:w="0" w:type="dxa"/>
             <w:left w:w="10" w:type="dxa"/>
@@ -3656,9 +3698,9 @@
           </w:tcPr>
           <w:p>
             <w:pPr>
-              <w:pStyle w:val="a1"/>
-              <w:bidi w:val="0"/>
-              <w:ind w:left="0" w:firstLine="0" w:leftChars="0" w:firstLineChars="0"/>
+              <w:pStyle w:val="29"/>
+              <w:bidi w:val="0"/>
+              <w:ind w:left="0" w:leftChars="0" w:firstLine="0" w:firstLineChars="0"/>
             </w:pPr>
             <w:r>
               <w:t>过程资产</w:t>
@@ -3677,9 +3719,9 @@
           </w:tcPr>
           <w:p>
             <w:pPr>
-              <w:pStyle w:val="a1"/>
-              <w:bidi w:val="0"/>
-              <w:ind w:left="0" w:firstLine="0" w:leftChars="0" w:firstLineChars="0"/>
+              <w:pStyle w:val="29"/>
+              <w:bidi w:val="0"/>
+              <w:ind w:left="0" w:leftChars="0" w:firstLine="0" w:firstLineChars="0"/>
             </w:pPr>
             <w:r>
               <w:t>过程运行中形成的各类文档、记录、数据及经验总结，为过程改进提供支撑的无形资产</w:t>
@@ -3689,9 +3731,14 @@
       </w:tr>
       <w:tr>
         <w:tblPrEx>
-          <w:tblW w:w="0" w:type="auto"/>
-          <w:tblInd w:w="0" w:type="dxa"/>
-          <w:tblLayout w:type="fixed"/>
+          <w:tblBorders>
+            <w:top w:val="single" w:color="auto" w:sz="4" w:space="0"/>
+            <w:left w:val="single" w:color="auto" w:sz="4" w:space="0"/>
+            <w:bottom w:val="single" w:color="auto" w:sz="4" w:space="0"/>
+            <w:right w:val="single" w:color="auto" w:sz="4" w:space="0"/>
+            <w:insideH w:val="single" w:color="auto" w:sz="4" w:space="0"/>
+            <w:insideV w:val="single" w:color="auto" w:sz="4" w:space="0"/>
+          </w:tblBorders>
           <w:tblCellMar>
             <w:top w:w="0" w:type="dxa"/>
             <w:left w:w="10" w:type="dxa"/>
@@ -3711,9 +3758,9 @@
           </w:tcPr>
           <w:p>
             <w:pPr>
-              <w:pStyle w:val="a1"/>
-              <w:bidi w:val="0"/>
-              <w:ind w:left="0" w:firstLine="0" w:leftChars="0" w:firstLineChars="0"/>
+              <w:pStyle w:val="29"/>
+              <w:bidi w:val="0"/>
+              <w:ind w:left="0" w:leftChars="0" w:firstLine="0" w:firstLineChars="0"/>
             </w:pPr>
             <w:r>
               <w:t>过程指标</w:t>
@@ -3732,9 +3779,9 @@
           </w:tcPr>
           <w:p>
             <w:pPr>
-              <w:pStyle w:val="a1"/>
-              <w:bidi w:val="0"/>
-              <w:ind w:left="0" w:firstLine="0" w:leftChars="0" w:firstLineChars="0"/>
+              <w:pStyle w:val="29"/>
+              <w:bidi w:val="0"/>
+              <w:ind w:left="0" w:leftChars="0" w:firstLine="0" w:firstLineChars="0"/>
             </w:pPr>
             <w:r>
               <w:t>衡量过程运行效果的量化或定性指标，包括效率指标、质量指标、客户满意度指标等</w:t>
@@ -3745,207 +3792,219 @@
     </w:tbl>
     <w:p>
       <w:pPr>
-        <w:pStyle w:val="1"/>
-        <w:bidi w:val="0"/>
-      </w:pPr>
-      <w:bookmarkStart w:id="11" w:name="heading_4"/>
-      <w:bookmarkStart w:id="12" w:name="_Toc24961"/>
+        <w:pStyle w:val="28"/>
+        <w:bidi w:val="0"/>
+      </w:pPr>
+      <w:bookmarkStart w:id="10" w:name="heading_4"/>
+      <w:bookmarkStart w:id="11" w:name="_Toc3476"/>
       <w:r>
         <w:t>过程管理原则</w:t>
       </w:r>
+      <w:bookmarkEnd w:id="10"/>
       <w:bookmarkEnd w:id="11"/>
+    </w:p>
+    <w:p>
+      <w:pPr>
+        <w:pStyle w:val="29"/>
+        <w:bidi w:val="0"/>
+      </w:pPr>
+      <w:r>
+        <w:t>客户导向原则：所有过程设计与运行均以满足客户需求、达成SLA约定为核心目标，定期收集客户反馈优化过程；</w:t>
+      </w:r>
+    </w:p>
+    <w:p>
+      <w:pPr>
+        <w:pStyle w:val="29"/>
+        <w:bidi w:val="0"/>
+      </w:pPr>
+      <w:r>
+        <w:t>闭环管理原则：建立“规划-执行-监控-改进”的闭环机制，确保过程问题及时发现、有效处置并持续优化；</w:t>
+      </w:r>
+    </w:p>
+    <w:p>
+      <w:pPr>
+        <w:pStyle w:val="29"/>
+        <w:bidi w:val="0"/>
+      </w:pPr>
+      <w:r>
+        <w:t>协同联动原则：明确各过程接口及协同机制，打破部门壁垒，实现核心过程与支撑过程的高效衔接；</w:t>
+      </w:r>
+    </w:p>
+    <w:p>
+      <w:pPr>
+        <w:pStyle w:val="29"/>
+        <w:bidi w:val="0"/>
+      </w:pPr>
+      <w:r>
+        <w:t>标准化原则：统一过程术语、流程、记录格式及考核标准，确保过程运行规范、可追溯；</w:t>
+      </w:r>
+    </w:p>
+    <w:p>
+      <w:pPr>
+        <w:pStyle w:val="29"/>
+        <w:bidi w:val="0"/>
+      </w:pPr>
+      <w:r>
+        <w:t>持续改进原则：基于过程监控数据、评审结果及行业最佳实践，定期优化过程设计与运行机制。</w:t>
+      </w:r>
+    </w:p>
+    <w:p>
+      <w:pPr>
+        <w:pStyle w:val="28"/>
+        <w:bidi w:val="0"/>
+      </w:pPr>
+      <w:bookmarkStart w:id="12" w:name="heading_5"/>
+      <w:bookmarkStart w:id="13" w:name="_Toc8349"/>
+      <w:r>
+        <w:t>组织与职责</w:t>
+      </w:r>
       <w:bookmarkEnd w:id="12"/>
-    </w:p>
-    <w:p>
-      <w:pPr>
-        <w:pStyle w:val="a1"/>
-        <w:bidi w:val="0"/>
-      </w:pPr>
-      <w:r>
-        <w:t>客户导向原则：所有过程设计与运行均以满足客户需求、达成SLA约定为核心目标，定期收集客户反馈优化过程；</w:t>
-      </w:r>
-    </w:p>
-    <w:p>
-      <w:pPr>
-        <w:pStyle w:val="a1"/>
-        <w:bidi w:val="0"/>
-      </w:pPr>
-      <w:r>
-        <w:t>闭环管理原则：建立“规划-执行-监控-改进”的闭环机制，确保过程问题及时发现、有效处置并持续优化；</w:t>
-      </w:r>
-    </w:p>
-    <w:p>
-      <w:pPr>
-        <w:pStyle w:val="a1"/>
-        <w:bidi w:val="0"/>
-      </w:pPr>
-      <w:r>
-        <w:t>协同联动原则：明确各过程接口及协同机制，打破部门壁垒，实现核心过程与支撑过程的高效衔接；</w:t>
-      </w:r>
-    </w:p>
-    <w:p>
-      <w:pPr>
-        <w:pStyle w:val="a1"/>
-        <w:bidi w:val="0"/>
-      </w:pPr>
-      <w:r>
-        <w:t>标准化原则：统一过程术语、流程、记录格式及考核标准，确保过程运行规范、可追溯；</w:t>
-      </w:r>
-    </w:p>
-    <w:p>
-      <w:pPr>
-        <w:pStyle w:val="a1"/>
-        <w:bidi w:val="0"/>
-      </w:pPr>
-      <w:r>
-        <w:t>持续改进原则：基于过程监控数据、评审结果及行业最佳实践，定期优化过程设计与运行机制。</w:t>
-      </w:r>
-    </w:p>
-    <w:p>
-      <w:pPr>
-        <w:pStyle w:val="1"/>
-        <w:bidi w:val="0"/>
-      </w:pPr>
-      <w:bookmarkStart w:id="13" w:name="heading_5"/>
-      <w:bookmarkStart w:id="14" w:name="_Toc4945"/>
-      <w:r>
-        <w:t>组织与职责</w:t>
-      </w:r>
       <w:bookmarkEnd w:id="13"/>
+    </w:p>
+    <w:p>
+      <w:pPr>
+        <w:pStyle w:val="30"/>
+        <w:bidi w:val="0"/>
+      </w:pPr>
+      <w:bookmarkStart w:id="14" w:name="heading_6"/>
+      <w:bookmarkStart w:id="15" w:name="_Toc3249"/>
+      <w:r>
+        <w:t>过程管理委员会</w:t>
+      </w:r>
       <w:bookmarkEnd w:id="14"/>
-    </w:p>
-    <w:p>
-      <w:pPr>
-        <w:pStyle w:val="2"/>
-        <w:bidi w:val="0"/>
-      </w:pPr>
-      <w:bookmarkStart w:id="15" w:name="_Toc32135"/>
-      <w:bookmarkStart w:id="16" w:name="heading_6"/>
-      <w:r>
-        <w:t>过程管理委员会</w:t>
-      </w:r>
       <w:bookmarkEnd w:id="15"/>
+    </w:p>
+    <w:p>
+      <w:pPr>
+        <w:pStyle w:val="29"/>
+        <w:bidi w:val="0"/>
+      </w:pPr>
+      <w:r>
+        <w:t>由公司管理层、各部门负责人组成，为过程管理的决策机构，职责包括：</w:t>
+      </w:r>
+    </w:p>
+    <w:p>
+      <w:pPr>
+        <w:pStyle w:val="29"/>
+        <w:bidi w:val="0"/>
+      </w:pPr>
+      <w:r>
+        <w:t>审批过程管理框架制度、年度过程规划及重大过程改进方案；</w:t>
+      </w:r>
+    </w:p>
+    <w:p>
+      <w:pPr>
+        <w:pStyle w:val="29"/>
+        <w:bidi w:val="0"/>
+      </w:pPr>
+      <w:r>
+        <w:t>保障过程管理所需的资源（人员、资金、技术工具）；</w:t>
+      </w:r>
+    </w:p>
+    <w:p>
+      <w:pPr>
+        <w:pStyle w:val="29"/>
+        <w:bidi w:val="0"/>
+      </w:pPr>
+      <w:r>
+        <w:t>评审过程管理整体成效，解决过程运行中的重大问题。</w:t>
+      </w:r>
+    </w:p>
+    <w:p>
+      <w:pPr>
+        <w:pStyle w:val="30"/>
+        <w:bidi w:val="0"/>
+      </w:pPr>
+      <w:bookmarkStart w:id="16" w:name="heading_7"/>
+      <w:bookmarkStart w:id="17" w:name="_Toc21722"/>
+      <w:r>
+        <w:t>过程管理办公室</w:t>
+      </w:r>
       <w:bookmarkEnd w:id="16"/>
-    </w:p>
-    <w:p>
-      <w:pPr>
-        <w:pStyle w:val="a1"/>
-        <w:bidi w:val="0"/>
-      </w:pPr>
-      <w:r>
-        <w:t>由公司管理层、各部门负责人组成，为过程管理的决策机构，职责包括：</w:t>
-      </w:r>
-    </w:p>
-    <w:p>
-      <w:pPr>
-        <w:pStyle w:val="a1"/>
-        <w:bidi w:val="0"/>
-      </w:pPr>
-      <w:r>
-        <w:t>审批过程管理框架制度、年度过程规划及重大过程改进方案；</w:t>
-      </w:r>
-    </w:p>
-    <w:p>
-      <w:pPr>
-        <w:pStyle w:val="a1"/>
-        <w:bidi w:val="0"/>
-      </w:pPr>
-      <w:r>
-        <w:t>保障过程管理所需的资源（人员、资金、技术工具）；</w:t>
-      </w:r>
-    </w:p>
-    <w:p>
-      <w:pPr>
-        <w:pStyle w:val="a1"/>
-        <w:bidi w:val="0"/>
-      </w:pPr>
-      <w:r>
-        <w:t>评审过程管理整体成效，解决过程运行中的重大问题。</w:t>
-      </w:r>
-    </w:p>
-    <w:p>
-      <w:pPr>
-        <w:pStyle w:val="2"/>
-        <w:bidi w:val="0"/>
-      </w:pPr>
-      <w:bookmarkStart w:id="17" w:name="heading_7"/>
-      <w:bookmarkStart w:id="18" w:name="_Toc27230"/>
-      <w:r>
-        <w:t>过程管理办公室（PMO）</w:t>
-      </w:r>
       <w:bookmarkEnd w:id="17"/>
+    </w:p>
+    <w:p>
+      <w:pPr>
+        <w:pStyle w:val="29"/>
+        <w:bidi w:val="0"/>
+      </w:pPr>
+      <w:r>
+        <w:t>设在运维部，为过程管理的日常执行机构，由</w:t>
+      </w:r>
+      <w:r>
+        <w:rPr>
+          <w:rFonts w:hint="eastAsia"/>
+          <w:lang w:val="en-US" w:eastAsia="zh-CN"/>
+        </w:rPr>
+        <w:t>运维部</w:t>
+      </w:r>
+      <w:bookmarkStart w:id="39" w:name="_GoBack"/>
+      <w:bookmarkEnd w:id="39"/>
+      <w:r>
+        <w:t>经理牵头，各部门指定过程专员参与，职责包括：</w:t>
+      </w:r>
+    </w:p>
+    <w:p>
+      <w:pPr>
+        <w:pStyle w:val="29"/>
+        <w:bidi w:val="0"/>
+      </w:pPr>
+      <w:r>
+        <w:t>制定与更新过程管理框架制度及各专项过程规范；</w:t>
+      </w:r>
+    </w:p>
+    <w:p>
+      <w:pPr>
+        <w:pStyle w:val="29"/>
+        <w:bidi w:val="0"/>
+      </w:pPr>
+      <w:r>
+        <w:t>组织编制年度过程规划，协调各部门落实过程目标；</w:t>
+      </w:r>
+    </w:p>
+    <w:p>
+      <w:pPr>
+        <w:pStyle w:val="29"/>
+        <w:bidi w:val="0"/>
+      </w:pPr>
+      <w:r>
+        <w:t>开展过程日常监控，收集过程数据，形成过程运行报告；</w:t>
+      </w:r>
+    </w:p>
+    <w:p>
+      <w:pPr>
+        <w:pStyle w:val="29"/>
+        <w:bidi w:val="0"/>
+      </w:pPr>
+      <w:r>
+        <w:t>组织过程评审会议，识别过程改进点，推动改进措施落地；</w:t>
+      </w:r>
+    </w:p>
+    <w:p>
+      <w:pPr>
+        <w:pStyle w:val="29"/>
+        <w:bidi w:val="0"/>
+      </w:pPr>
+      <w:r>
+        <w:t>管理过程资产，沉淀过程经验，组织过程培训。</w:t>
+      </w:r>
+    </w:p>
+    <w:p>
+      <w:pPr>
+        <w:pStyle w:val="30"/>
+        <w:bidi w:val="0"/>
+      </w:pPr>
+      <w:bookmarkStart w:id="18" w:name="heading_8"/>
+      <w:bookmarkStart w:id="19" w:name="_Toc9057"/>
+      <w:r>
+        <w:t>过程执行部门</w:t>
+      </w:r>
       <w:bookmarkEnd w:id="18"/>
-    </w:p>
-    <w:p>
-      <w:pPr>
-        <w:pStyle w:val="a1"/>
-        <w:bidi w:val="0"/>
-      </w:pPr>
-      <w:r>
-        <w:t>设在运维部，为过程管理的日常执行机构，由过程经理牵头，各部门指定过程专员参与，职责包括：</w:t>
-      </w:r>
-    </w:p>
-    <w:p>
-      <w:pPr>
-        <w:pStyle w:val="a1"/>
-        <w:bidi w:val="0"/>
-      </w:pPr>
-      <w:r>
-        <w:t>制定与更新过程管理框架制度及各专项过程规范；</w:t>
-      </w:r>
-    </w:p>
-    <w:p>
-      <w:pPr>
-        <w:pStyle w:val="a1"/>
-        <w:bidi w:val="0"/>
-      </w:pPr>
-      <w:r>
-        <w:t>组织编制年度过程规划，协调各部门落实过程目标；</w:t>
-      </w:r>
-    </w:p>
-    <w:p>
-      <w:pPr>
-        <w:pStyle w:val="a1"/>
-        <w:bidi w:val="0"/>
-      </w:pPr>
-      <w:r>
-        <w:t>开展过程日常监控，收集过程数据，形成过程运行报告；</w:t>
-      </w:r>
-    </w:p>
-    <w:p>
-      <w:pPr>
-        <w:pStyle w:val="a1"/>
-        <w:bidi w:val="0"/>
-      </w:pPr>
-      <w:r>
-        <w:t>组织过程评审会议，识别过程改进点，推动改进措施落地；</w:t>
-      </w:r>
-    </w:p>
-    <w:p>
-      <w:pPr>
-        <w:pStyle w:val="a1"/>
-        <w:bidi w:val="0"/>
-      </w:pPr>
-      <w:r>
-        <w:t>管理过程资产，沉淀过程经验，组织过程培训。</w:t>
-      </w:r>
-    </w:p>
-    <w:p>
-      <w:pPr>
-        <w:pStyle w:val="2"/>
-        <w:bidi w:val="0"/>
-      </w:pPr>
-      <w:bookmarkStart w:id="19" w:name="_Toc25120"/>
-      <w:bookmarkStart w:id="20" w:name="heading_8"/>
-      <w:r>
-        <w:t>过程执行部门</w:t>
-      </w:r>
       <w:bookmarkEnd w:id="19"/>
-      <w:bookmarkEnd w:id="20"/>
-    </w:p>
-    <w:p>
-      <w:pPr>
-        <w:pStyle w:val="a1"/>
+    </w:p>
+    <w:p>
+      <w:pPr>
+        <w:pStyle w:val="29"/>
         <w:bidi w:val="0"/>
       </w:pPr>
       <w:r>
@@ -3954,7 +4013,7 @@
     </w:p>
     <w:p>
       <w:pPr>
-        <w:pStyle w:val="a1"/>
+        <w:pStyle w:val="29"/>
         <w:bidi w:val="0"/>
       </w:pPr>
       <w:r>
@@ -3970,7 +4029,7 @@
     </w:p>
     <w:p>
       <w:pPr>
-        <w:pStyle w:val="a1"/>
+        <w:pStyle w:val="29"/>
         <w:bidi w:val="0"/>
       </w:pPr>
       <w:r>
@@ -3986,91 +4045,91 @@
     </w:p>
     <w:p>
       <w:pPr>
-        <w:pStyle w:val="1"/>
-        <w:bidi w:val="0"/>
-      </w:pPr>
-      <w:bookmarkStart w:id="21" w:name="heading_9"/>
-      <w:bookmarkStart w:id="22" w:name="_Toc15863"/>
+        <w:pStyle w:val="28"/>
+        <w:bidi w:val="0"/>
+      </w:pPr>
+      <w:bookmarkStart w:id="20" w:name="heading_9"/>
+      <w:bookmarkStart w:id="21" w:name="_Toc7738"/>
       <w:r>
         <w:t>过程管理框架与核心要求</w:t>
       </w:r>
+      <w:bookmarkEnd w:id="20"/>
       <w:bookmarkEnd w:id="21"/>
+    </w:p>
+    <w:p>
+      <w:pPr>
+        <w:pStyle w:val="30"/>
+        <w:bidi w:val="0"/>
+      </w:pPr>
+      <w:bookmarkStart w:id="22" w:name="heading_10"/>
+      <w:bookmarkStart w:id="23" w:name="_Toc10257"/>
+      <w:r>
+        <w:t>过程体系架构</w:t>
+      </w:r>
       <w:bookmarkEnd w:id="22"/>
-    </w:p>
-    <w:p>
-      <w:pPr>
-        <w:pStyle w:val="2"/>
-        <w:bidi w:val="0"/>
-      </w:pPr>
-      <w:bookmarkStart w:id="23" w:name="_Toc10063"/>
-      <w:bookmarkStart w:id="24" w:name="heading_10"/>
-      <w:r>
-        <w:t>过程体系架构</w:t>
-      </w:r>
       <w:bookmarkEnd w:id="23"/>
+    </w:p>
+    <w:p>
+      <w:pPr>
+        <w:pStyle w:val="29"/>
+        <w:bidi w:val="0"/>
+      </w:pPr>
+      <w:r>
+        <w:t>公司运维服务过程管理体系采用“1+3+N”架构，即“1个核心框架+3类过程集合+N项专项规范”，具体如下：</w:t>
+      </w:r>
+    </w:p>
+    <w:p>
+      <w:pPr>
+        <w:pStyle w:val="29"/>
+        <w:bidi w:val="0"/>
+      </w:pPr>
+      <w:r>
+        <w:t>“1个核心框架”：以本制度为核心，明确过程管理的通用要求、原则及组织保障；</w:t>
+      </w:r>
+    </w:p>
+    <w:p>
+      <w:pPr>
+        <w:pStyle w:val="29"/>
+        <w:bidi w:val="0"/>
+      </w:pPr>
+      <w:r>
+        <w:t>“3类过程集合”：核心过程、支撑过程、管理过程，形成完整的过程管理链路；</w:t>
+      </w:r>
+    </w:p>
+    <w:p>
+      <w:pPr>
+        <w:pStyle w:val="29"/>
+        <w:bidi w:val="0"/>
+      </w:pPr>
+      <w:r>
+        <w:t>“N项专项规范”：针对各具体过程（如容量管理、事件管理）制定的专项管理制度，作为本制度的配套文件。</w:t>
+      </w:r>
+    </w:p>
+    <w:p>
+      <w:pPr>
+        <w:pStyle w:val="30"/>
+        <w:bidi w:val="0"/>
+      </w:pPr>
+      <w:bookmarkStart w:id="24" w:name="heading_11"/>
+      <w:bookmarkStart w:id="25" w:name="_Toc21082"/>
+      <w:r>
+        <w:t>核心过程管理要求</w:t>
+      </w:r>
       <w:bookmarkEnd w:id="24"/>
-    </w:p>
-    <w:p>
-      <w:pPr>
-        <w:pStyle w:val="a1"/>
-        <w:bidi w:val="0"/>
-      </w:pPr>
-      <w:r>
-        <w:t>公司运维服务过程管理体系采用“1+3+N”架构，即“1个核心框架+3类过程集合+N项专项规范”，具体如下：</w:t>
-      </w:r>
-    </w:p>
-    <w:p>
-      <w:pPr>
-        <w:pStyle w:val="a1"/>
-        <w:bidi w:val="0"/>
-      </w:pPr>
-      <w:r>
-        <w:t>“1个核心框架”：以本制度为核心，明确过程管理的通用要求、原则及组织保障；</w:t>
-      </w:r>
-    </w:p>
-    <w:p>
-      <w:pPr>
-        <w:pStyle w:val="a1"/>
-        <w:bidi w:val="0"/>
-      </w:pPr>
-      <w:r>
-        <w:t>“3类过程集合”：核心过程、支撑过程、管理过程，形成完整的过程管理链路；</w:t>
-      </w:r>
-    </w:p>
-    <w:p>
-      <w:pPr>
-        <w:pStyle w:val="a1"/>
-        <w:bidi w:val="0"/>
-      </w:pPr>
-      <w:r>
-        <w:t>“N项专项规范”：针对各具体过程（如容量管理、事件管理）制定的专项管理制度，作为本制度的配套文件。</w:t>
-      </w:r>
-    </w:p>
-    <w:p>
-      <w:pPr>
-        <w:pStyle w:val="2"/>
-        <w:bidi w:val="0"/>
-      </w:pPr>
-      <w:bookmarkStart w:id="25" w:name="_Toc25122"/>
-      <w:bookmarkStart w:id="26" w:name="heading_11"/>
-      <w:r>
-        <w:t>核心过程管理要求</w:t>
-      </w:r>
       <w:bookmarkEnd w:id="25"/>
-      <w:bookmarkEnd w:id="26"/>
     </w:p>
     <w:tbl>
       <w:tblPr>
-        <w:tblStyle w:val="TableNormal"/>
+        <w:tblStyle w:val="20"/>
         <w:tblW w:w="0" w:type="auto"/>
         <w:tblInd w:w="0" w:type="dxa"/>
         <w:tblBorders>
-          <w:top w:val="single" w:sz="4" w:space="0" w:color="auto"/>
-          <w:left w:val="single" w:sz="4" w:space="0" w:color="auto"/>
-          <w:bottom w:val="single" w:sz="4" w:space="0" w:color="auto"/>
-          <w:right w:val="single" w:sz="4" w:space="0" w:color="auto"/>
-          <w:insideH w:val="single" w:sz="4" w:space="0" w:color="auto"/>
-          <w:insideV w:val="single" w:sz="4" w:space="0" w:color="auto"/>
+          <w:top w:val="single" w:color="auto" w:sz="4" w:space="0"/>
+          <w:left w:val="single" w:color="auto" w:sz="4" w:space="0"/>
+          <w:bottom w:val="single" w:color="auto" w:sz="4" w:space="0"/>
+          <w:right w:val="single" w:color="auto" w:sz="4" w:space="0"/>
+          <w:insideH w:val="single" w:color="auto" w:sz="4" w:space="0"/>
+          <w:insideV w:val="single" w:color="auto" w:sz="4" w:space="0"/>
         </w:tblBorders>
         <w:tblLayout w:type="fixed"/>
         <w:tblCellMar>
@@ -4088,17 +4147,14 @@
       </w:tblGrid>
       <w:tr>
         <w:tblPrEx>
-          <w:tblW w:w="0" w:type="auto"/>
-          <w:tblInd w:w="0" w:type="dxa"/>
           <w:tblBorders>
-            <w:top w:val="single" w:sz="4" w:space="0" w:color="auto"/>
-            <w:left w:val="single" w:sz="4" w:space="0" w:color="auto"/>
-            <w:bottom w:val="single" w:sz="4" w:space="0" w:color="auto"/>
-            <w:right w:val="single" w:sz="4" w:space="0" w:color="auto"/>
-            <w:insideH w:val="single" w:sz="4" w:space="0" w:color="auto"/>
-            <w:insideV w:val="single" w:sz="4" w:space="0" w:color="auto"/>
+            <w:top w:val="single" w:color="auto" w:sz="4" w:space="0"/>
+            <w:left w:val="single" w:color="auto" w:sz="4" w:space="0"/>
+            <w:bottom w:val="single" w:color="auto" w:sz="4" w:space="0"/>
+            <w:right w:val="single" w:color="auto" w:sz="4" w:space="0"/>
+            <w:insideH w:val="single" w:color="auto" w:sz="4" w:space="0"/>
+            <w:insideV w:val="single" w:color="auto" w:sz="4" w:space="0"/>
           </w:tblBorders>
-          <w:tblLayout w:type="fixed"/>
           <w:tblCellMar>
             <w:top w:w="0" w:type="dxa"/>
             <w:left w:w="10" w:type="dxa"/>
@@ -4118,7 +4174,7 @@
           </w:tcPr>
           <w:p>
             <w:pPr>
-              <w:pStyle w:val="a1"/>
+              <w:pStyle w:val="29"/>
               <w:bidi w:val="0"/>
             </w:pPr>
             <w:r>
@@ -4138,7 +4194,7 @@
           </w:tcPr>
           <w:p>
             <w:pPr>
-              <w:pStyle w:val="a1"/>
+              <w:pStyle w:val="29"/>
               <w:bidi w:val="0"/>
             </w:pPr>
             <w:r>
@@ -4158,7 +4214,7 @@
           </w:tcPr>
           <w:p>
             <w:pPr>
-              <w:pStyle w:val="a1"/>
+              <w:pStyle w:val="29"/>
               <w:bidi w:val="0"/>
             </w:pPr>
             <w:r>
@@ -4178,7 +4234,7 @@
           </w:tcPr>
           <w:p>
             <w:pPr>
-              <w:pStyle w:val="a1"/>
+              <w:pStyle w:val="29"/>
               <w:bidi w:val="0"/>
             </w:pPr>
             <w:r>
@@ -4189,9 +4245,14 @@
       </w:tr>
       <w:tr>
         <w:tblPrEx>
-          <w:tblW w:w="0" w:type="auto"/>
-          <w:tblInd w:w="0" w:type="dxa"/>
-          <w:tblLayout w:type="fixed"/>
+          <w:tblBorders>
+            <w:top w:val="single" w:color="auto" w:sz="4" w:space="0"/>
+            <w:left w:val="single" w:color="auto" w:sz="4" w:space="0"/>
+            <w:bottom w:val="single" w:color="auto" w:sz="4" w:space="0"/>
+            <w:right w:val="single" w:color="auto" w:sz="4" w:space="0"/>
+            <w:insideH w:val="single" w:color="auto" w:sz="4" w:space="0"/>
+            <w:insideV w:val="single" w:color="auto" w:sz="4" w:space="0"/>
+          </w:tblBorders>
           <w:tblCellMar>
             <w:top w:w="0" w:type="dxa"/>
             <w:left w:w="10" w:type="dxa"/>
@@ -4211,9 +4272,9 @@
           </w:tcPr>
           <w:p>
             <w:pPr>
-              <w:pStyle w:val="a1"/>
-              <w:bidi w:val="0"/>
-              <w:ind w:left="0" w:firstLine="0" w:leftChars="0" w:firstLineChars="0"/>
+              <w:pStyle w:val="29"/>
+              <w:bidi w:val="0"/>
+              <w:ind w:left="0" w:leftChars="0" w:firstLine="0" w:firstLineChars="0"/>
             </w:pPr>
             <w:r>
               <w:t>服务级别管理</w:t>
@@ -4232,7 +4293,7 @@
           </w:tcPr>
           <w:p>
             <w:pPr>
-              <w:pStyle w:val="a1"/>
+              <w:pStyle w:val="29"/>
               <w:bidi w:val="0"/>
             </w:pPr>
             <w:r>
@@ -4252,7 +4313,7 @@
           </w:tcPr>
           <w:p>
             <w:pPr>
-              <w:pStyle w:val="a1"/>
+              <w:pStyle w:val="29"/>
               <w:bidi w:val="0"/>
             </w:pPr>
             <w:r>
@@ -4272,7 +4333,7 @@
           </w:tcPr>
           <w:p>
             <w:pPr>
-              <w:pStyle w:val="a1"/>
+              <w:pStyle w:val="29"/>
               <w:bidi w:val="0"/>
             </w:pPr>
             <w:r>
@@ -4283,9 +4344,14 @@
       </w:tr>
       <w:tr>
         <w:tblPrEx>
-          <w:tblW w:w="0" w:type="auto"/>
-          <w:tblInd w:w="0" w:type="dxa"/>
-          <w:tblLayout w:type="fixed"/>
+          <w:tblBorders>
+            <w:top w:val="single" w:color="auto" w:sz="4" w:space="0"/>
+            <w:left w:val="single" w:color="auto" w:sz="4" w:space="0"/>
+            <w:bottom w:val="single" w:color="auto" w:sz="4" w:space="0"/>
+            <w:right w:val="single" w:color="auto" w:sz="4" w:space="0"/>
+            <w:insideH w:val="single" w:color="auto" w:sz="4" w:space="0"/>
+            <w:insideV w:val="single" w:color="auto" w:sz="4" w:space="0"/>
+          </w:tblBorders>
           <w:tblCellMar>
             <w:top w:w="0" w:type="dxa"/>
             <w:left w:w="10" w:type="dxa"/>
@@ -4305,9 +4371,9 @@
           </w:tcPr>
           <w:p>
             <w:pPr>
-              <w:pStyle w:val="a1"/>
-              <w:bidi w:val="0"/>
-              <w:ind w:left="0" w:firstLine="0" w:leftChars="0" w:firstLineChars="0"/>
+              <w:pStyle w:val="29"/>
+              <w:bidi w:val="0"/>
+              <w:ind w:left="0" w:leftChars="0" w:firstLine="0" w:firstLineChars="0"/>
             </w:pPr>
             <w:r>
               <w:t>服务</w:t>
@@ -4336,11 +4402,11 @@
           </w:tcPr>
           <w:p>
             <w:pPr>
-              <w:pStyle w:val="a1"/>
-              <w:bidi w:val="0"/>
-              <w:ind w:left="0" w:firstLine="0" w:leftChars="0" w:firstLineChars="0"/>
-              <w:rPr>
-                <w:rFonts w:eastAsia="宋体" w:hint="default"/>
+              <w:pStyle w:val="29"/>
+              <w:bidi w:val="0"/>
+              <w:ind w:left="0" w:leftChars="0" w:firstLine="0" w:firstLineChars="0"/>
+              <w:rPr>
+                <w:rFonts w:hint="default" w:eastAsia="宋体"/>
                 <w:lang w:val="en-US" w:eastAsia="zh-CN"/>
               </w:rPr>
             </w:pPr>
@@ -4365,11 +4431,11 @@
           </w:tcPr>
           <w:p>
             <w:pPr>
-              <w:pStyle w:val="a1"/>
-              <w:bidi w:val="0"/>
-              <w:ind w:left="0" w:firstLine="0" w:leftChars="0" w:firstLineChars="0"/>
-              <w:rPr>
-                <w:rFonts w:eastAsia="宋体" w:hint="default"/>
+              <w:pStyle w:val="29"/>
+              <w:bidi w:val="0"/>
+              <w:ind w:left="0" w:leftChars="0" w:firstLine="0" w:firstLineChars="0"/>
+              <w:rPr>
+                <w:rFonts w:hint="default" w:eastAsia="宋体"/>
                 <w:lang w:val="en-US" w:eastAsia="zh-CN"/>
               </w:rPr>
             </w:pPr>
@@ -4394,11 +4460,11 @@
           </w:tcPr>
           <w:p>
             <w:pPr>
-              <w:pStyle w:val="a1"/>
-              <w:bidi w:val="0"/>
-              <w:ind w:left="0" w:firstLine="0" w:leftChars="0" w:firstLineChars="0"/>
-              <w:rPr>
-                <w:rFonts w:eastAsia="宋体" w:hint="eastAsia"/>
+              <w:pStyle w:val="29"/>
+              <w:bidi w:val="0"/>
+              <w:ind w:left="0" w:leftChars="0" w:firstLine="0" w:firstLineChars="0"/>
+              <w:rPr>
+                <w:rFonts w:hint="eastAsia" w:eastAsia="宋体"/>
                 <w:lang w:val="en-US" w:eastAsia="zh-CN"/>
               </w:rPr>
             </w:pPr>
@@ -4414,9 +4480,14 @@
       </w:tr>
       <w:tr>
         <w:tblPrEx>
-          <w:tblW w:w="0" w:type="auto"/>
-          <w:tblInd w:w="0" w:type="dxa"/>
-          <w:tblLayout w:type="fixed"/>
+          <w:tblBorders>
+            <w:top w:val="single" w:color="auto" w:sz="4" w:space="0"/>
+            <w:left w:val="single" w:color="auto" w:sz="4" w:space="0"/>
+            <w:bottom w:val="single" w:color="auto" w:sz="4" w:space="0"/>
+            <w:right w:val="single" w:color="auto" w:sz="4" w:space="0"/>
+            <w:insideH w:val="single" w:color="auto" w:sz="4" w:space="0"/>
+            <w:insideV w:val="single" w:color="auto" w:sz="4" w:space="0"/>
+          </w:tblBorders>
           <w:tblCellMar>
             <w:top w:w="0" w:type="dxa"/>
             <w:left w:w="10" w:type="dxa"/>
@@ -4436,7 +4507,7 @@
           </w:tcPr>
           <w:p>
             <w:pPr>
-              <w:pStyle w:val="a1"/>
+              <w:pStyle w:val="29"/>
               <w:bidi w:val="0"/>
             </w:pPr>
             <w:r>
@@ -4456,7 +4527,7 @@
           </w:tcPr>
           <w:p>
             <w:pPr>
-              <w:pStyle w:val="a1"/>
+              <w:pStyle w:val="29"/>
               <w:bidi w:val="0"/>
             </w:pPr>
             <w:r>
@@ -4476,7 +4547,7 @@
           </w:tcPr>
           <w:p>
             <w:pPr>
-              <w:pStyle w:val="a1"/>
+              <w:pStyle w:val="29"/>
               <w:bidi w:val="0"/>
             </w:pPr>
             <w:r>
@@ -4496,7 +4567,7 @@
           </w:tcPr>
           <w:p>
             <w:pPr>
-              <w:pStyle w:val="a1"/>
+              <w:pStyle w:val="29"/>
               <w:bidi w:val="0"/>
             </w:pPr>
             <w:r>
@@ -4507,9 +4578,14 @@
       </w:tr>
       <w:tr>
         <w:tblPrEx>
-          <w:tblW w:w="0" w:type="auto"/>
-          <w:tblInd w:w="0" w:type="dxa"/>
-          <w:tblLayout w:type="fixed"/>
+          <w:tblBorders>
+            <w:top w:val="single" w:color="auto" w:sz="4" w:space="0"/>
+            <w:left w:val="single" w:color="auto" w:sz="4" w:space="0"/>
+            <w:bottom w:val="single" w:color="auto" w:sz="4" w:space="0"/>
+            <w:right w:val="single" w:color="auto" w:sz="4" w:space="0"/>
+            <w:insideH w:val="single" w:color="auto" w:sz="4" w:space="0"/>
+            <w:insideV w:val="single" w:color="auto" w:sz="4" w:space="0"/>
+          </w:tblBorders>
           <w:tblCellMar>
             <w:top w:w="0" w:type="dxa"/>
             <w:left w:w="10" w:type="dxa"/>
@@ -4529,7 +4605,7 @@
           </w:tcPr>
           <w:p>
             <w:pPr>
-              <w:pStyle w:val="a1"/>
+              <w:pStyle w:val="29"/>
               <w:bidi w:val="0"/>
             </w:pPr>
             <w:r>
@@ -4549,7 +4625,7 @@
           </w:tcPr>
           <w:p>
             <w:pPr>
-              <w:pStyle w:val="a1"/>
+              <w:pStyle w:val="29"/>
               <w:bidi w:val="0"/>
             </w:pPr>
             <w:r>
@@ -4569,7 +4645,7 @@
           </w:tcPr>
           <w:p>
             <w:pPr>
-              <w:pStyle w:val="a1"/>
+              <w:pStyle w:val="29"/>
               <w:bidi w:val="0"/>
             </w:pPr>
             <w:r>
@@ -4589,7 +4665,7 @@
           </w:tcPr>
           <w:p>
             <w:pPr>
-              <w:pStyle w:val="a1"/>
+              <w:pStyle w:val="29"/>
               <w:bidi w:val="0"/>
             </w:pPr>
             <w:r>
@@ -4600,9 +4676,14 @@
       </w:tr>
       <w:tr>
         <w:tblPrEx>
-          <w:tblW w:w="0" w:type="auto"/>
-          <w:tblInd w:w="0" w:type="dxa"/>
-          <w:tblLayout w:type="fixed"/>
+          <w:tblBorders>
+            <w:top w:val="single" w:color="auto" w:sz="4" w:space="0"/>
+            <w:left w:val="single" w:color="auto" w:sz="4" w:space="0"/>
+            <w:bottom w:val="single" w:color="auto" w:sz="4" w:space="0"/>
+            <w:right w:val="single" w:color="auto" w:sz="4" w:space="0"/>
+            <w:insideH w:val="single" w:color="auto" w:sz="4" w:space="0"/>
+            <w:insideV w:val="single" w:color="auto" w:sz="4" w:space="0"/>
+          </w:tblBorders>
           <w:tblCellMar>
             <w:top w:w="0" w:type="dxa"/>
             <w:left w:w="10" w:type="dxa"/>
@@ -4622,7 +4703,7 @@
           </w:tcPr>
           <w:p>
             <w:pPr>
-              <w:pStyle w:val="a1"/>
+              <w:pStyle w:val="29"/>
               <w:bidi w:val="0"/>
             </w:pPr>
             <w:r>
@@ -4642,7 +4723,7 @@
           </w:tcPr>
           <w:p>
             <w:pPr>
-              <w:pStyle w:val="a1"/>
+              <w:pStyle w:val="29"/>
               <w:bidi w:val="0"/>
             </w:pPr>
             <w:r>
@@ -4662,7 +4743,7 @@
           </w:tcPr>
           <w:p>
             <w:pPr>
-              <w:pStyle w:val="a1"/>
+              <w:pStyle w:val="29"/>
               <w:bidi w:val="0"/>
             </w:pPr>
             <w:r>
@@ -4682,7 +4763,7 @@
           </w:tcPr>
           <w:p>
             <w:pPr>
-              <w:pStyle w:val="a1"/>
+              <w:pStyle w:val="29"/>
               <w:bidi w:val="0"/>
             </w:pPr>
             <w:r>
@@ -4693,9 +4774,14 @@
       </w:tr>
       <w:tr>
         <w:tblPrEx>
-          <w:tblW w:w="0" w:type="auto"/>
-          <w:tblInd w:w="0" w:type="dxa"/>
-          <w:tblLayout w:type="fixed"/>
+          <w:tblBorders>
+            <w:top w:val="single" w:color="auto" w:sz="4" w:space="0"/>
+            <w:left w:val="single" w:color="auto" w:sz="4" w:space="0"/>
+            <w:bottom w:val="single" w:color="auto" w:sz="4" w:space="0"/>
+            <w:right w:val="single" w:color="auto" w:sz="4" w:space="0"/>
+            <w:insideH w:val="single" w:color="auto" w:sz="4" w:space="0"/>
+            <w:insideV w:val="single" w:color="auto" w:sz="4" w:space="0"/>
+          </w:tblBorders>
           <w:tblCellMar>
             <w:top w:w="0" w:type="dxa"/>
             <w:left w:w="10" w:type="dxa"/>
@@ -4715,7 +4801,7 @@
           </w:tcPr>
           <w:p>
             <w:pPr>
-              <w:pStyle w:val="a1"/>
+              <w:pStyle w:val="29"/>
               <w:bidi w:val="0"/>
             </w:pPr>
             <w:r>
@@ -4735,7 +4821,7 @@
           </w:tcPr>
           <w:p>
             <w:pPr>
-              <w:pStyle w:val="a1"/>
+              <w:pStyle w:val="29"/>
               <w:bidi w:val="0"/>
             </w:pPr>
             <w:r>
@@ -4755,7 +4841,7 @@
           </w:tcPr>
           <w:p>
             <w:pPr>
-              <w:pStyle w:val="a1"/>
+              <w:pStyle w:val="29"/>
               <w:bidi w:val="0"/>
             </w:pPr>
             <w:r>
@@ -4775,7 +4861,7 @@
           </w:tcPr>
           <w:p>
             <w:pPr>
-              <w:pStyle w:val="a1"/>
+              <w:pStyle w:val="29"/>
               <w:bidi w:val="0"/>
             </w:pPr>
             <w:r>
@@ -4786,9 +4872,14 @@
       </w:tr>
       <w:tr>
         <w:tblPrEx>
-          <w:tblW w:w="0" w:type="auto"/>
-          <w:tblInd w:w="0" w:type="dxa"/>
-          <w:tblLayout w:type="fixed"/>
+          <w:tblBorders>
+            <w:top w:val="single" w:color="auto" w:sz="4" w:space="0"/>
+            <w:left w:val="single" w:color="auto" w:sz="4" w:space="0"/>
+            <w:bottom w:val="single" w:color="auto" w:sz="4" w:space="0"/>
+            <w:right w:val="single" w:color="auto" w:sz="4" w:space="0"/>
+            <w:insideH w:val="single" w:color="auto" w:sz="4" w:space="0"/>
+            <w:insideV w:val="single" w:color="auto" w:sz="4" w:space="0"/>
+          </w:tblBorders>
           <w:tblCellMar>
             <w:top w:w="0" w:type="dxa"/>
             <w:left w:w="10" w:type="dxa"/>
@@ -4808,7 +4899,7 @@
           </w:tcPr>
           <w:p>
             <w:pPr>
-              <w:pStyle w:val="a1"/>
+              <w:pStyle w:val="29"/>
               <w:bidi w:val="0"/>
             </w:pPr>
             <w:r>
@@ -4828,7 +4919,7 @@
           </w:tcPr>
           <w:p>
             <w:pPr>
-              <w:pStyle w:val="a1"/>
+              <w:pStyle w:val="29"/>
               <w:bidi w:val="0"/>
             </w:pPr>
             <w:r>
@@ -4848,7 +4939,7 @@
           </w:tcPr>
           <w:p>
             <w:pPr>
-              <w:pStyle w:val="a1"/>
+              <w:pStyle w:val="29"/>
               <w:bidi w:val="0"/>
             </w:pPr>
             <w:r>
@@ -4868,7 +4959,7 @@
           </w:tcPr>
           <w:p>
             <w:pPr>
-              <w:pStyle w:val="a1"/>
+              <w:pStyle w:val="29"/>
               <w:bidi w:val="0"/>
             </w:pPr>
             <w:r>
@@ -4880,29 +4971,29 @@
     </w:tbl>
     <w:p>
       <w:pPr>
-        <w:pStyle w:val="2"/>
-        <w:bidi w:val="0"/>
-      </w:pPr>
-      <w:bookmarkStart w:id="27" w:name="heading_12"/>
-      <w:bookmarkStart w:id="28" w:name="_Toc17610"/>
+        <w:pStyle w:val="30"/>
+        <w:bidi w:val="0"/>
+      </w:pPr>
+      <w:bookmarkStart w:id="26" w:name="heading_12"/>
+      <w:bookmarkStart w:id="27" w:name="_Toc5959"/>
       <w:r>
         <w:t>支撑过程管理要求</w:t>
       </w:r>
+      <w:bookmarkEnd w:id="26"/>
       <w:bookmarkEnd w:id="27"/>
-      <w:bookmarkEnd w:id="28"/>
     </w:p>
     <w:tbl>
       <w:tblPr>
-        <w:tblStyle w:val="TableNormal"/>
+        <w:tblStyle w:val="20"/>
         <w:tblW w:w="0" w:type="auto"/>
         <w:tblInd w:w="0" w:type="dxa"/>
         <w:tblBorders>
-          <w:top w:val="single" w:sz="4" w:space="0" w:color="auto"/>
-          <w:left w:val="single" w:sz="4" w:space="0" w:color="auto"/>
-          <w:bottom w:val="single" w:sz="4" w:space="0" w:color="auto"/>
-          <w:right w:val="single" w:sz="4" w:space="0" w:color="auto"/>
-          <w:insideH w:val="single" w:sz="4" w:space="0" w:color="auto"/>
-          <w:insideV w:val="single" w:sz="4" w:space="0" w:color="auto"/>
+          <w:top w:val="single" w:color="auto" w:sz="4" w:space="0"/>
+          <w:left w:val="single" w:color="auto" w:sz="4" w:space="0"/>
+          <w:bottom w:val="single" w:color="auto" w:sz="4" w:space="0"/>
+          <w:right w:val="single" w:color="auto" w:sz="4" w:space="0"/>
+          <w:insideH w:val="single" w:color="auto" w:sz="4" w:space="0"/>
+          <w:insideV w:val="single" w:color="auto" w:sz="4" w:space="0"/>
         </w:tblBorders>
         <w:tblLayout w:type="fixed"/>
         <w:tblCellMar>
@@ -4920,17 +5011,14 @@
       </w:tblGrid>
       <w:tr>
         <w:tblPrEx>
-          <w:tblW w:w="0" w:type="auto"/>
-          <w:tblInd w:w="0" w:type="dxa"/>
           <w:tblBorders>
-            <w:top w:val="single" w:sz="4" w:space="0" w:color="auto"/>
-            <w:left w:val="single" w:sz="4" w:space="0" w:color="auto"/>
-            <w:bottom w:val="single" w:sz="4" w:space="0" w:color="auto"/>
-            <w:right w:val="single" w:sz="4" w:space="0" w:color="auto"/>
-            <w:insideH w:val="single" w:sz="4" w:space="0" w:color="auto"/>
-            <w:insideV w:val="single" w:sz="4" w:space="0" w:color="auto"/>
+            <w:top w:val="single" w:color="auto" w:sz="4" w:space="0"/>
+            <w:left w:val="single" w:color="auto" w:sz="4" w:space="0"/>
+            <w:bottom w:val="single" w:color="auto" w:sz="4" w:space="0"/>
+            <w:right w:val="single" w:color="auto" w:sz="4" w:space="0"/>
+            <w:insideH w:val="single" w:color="auto" w:sz="4" w:space="0"/>
+            <w:insideV w:val="single" w:color="auto" w:sz="4" w:space="0"/>
           </w:tblBorders>
-          <w:tblLayout w:type="fixed"/>
           <w:tblCellMar>
             <w:top w:w="0" w:type="dxa"/>
             <w:left w:w="10" w:type="dxa"/>
@@ -4950,7 +5038,7 @@
           </w:tcPr>
           <w:p>
             <w:pPr>
-              <w:pStyle w:val="a1"/>
+              <w:pStyle w:val="29"/>
               <w:bidi w:val="0"/>
             </w:pPr>
             <w:r>
@@ -4970,7 +5058,7 @@
           </w:tcPr>
           <w:p>
             <w:pPr>
-              <w:pStyle w:val="a1"/>
+              <w:pStyle w:val="29"/>
               <w:bidi w:val="0"/>
             </w:pPr>
             <w:r>
@@ -4990,7 +5078,7 @@
           </w:tcPr>
           <w:p>
             <w:pPr>
-              <w:pStyle w:val="a1"/>
+              <w:pStyle w:val="29"/>
               <w:bidi w:val="0"/>
             </w:pPr>
             <w:r>
@@ -5010,7 +5098,7 @@
           </w:tcPr>
           <w:p>
             <w:pPr>
-              <w:pStyle w:val="a1"/>
+              <w:pStyle w:val="29"/>
               <w:bidi w:val="0"/>
             </w:pPr>
             <w:r>
@@ -5021,9 +5109,14 @@
       </w:tr>
       <w:tr>
         <w:tblPrEx>
-          <w:tblW w:w="0" w:type="auto"/>
-          <w:tblInd w:w="0" w:type="dxa"/>
-          <w:tblLayout w:type="fixed"/>
+          <w:tblBorders>
+            <w:top w:val="single" w:color="auto" w:sz="4" w:space="0"/>
+            <w:left w:val="single" w:color="auto" w:sz="4" w:space="0"/>
+            <w:bottom w:val="single" w:color="auto" w:sz="4" w:space="0"/>
+            <w:right w:val="single" w:color="auto" w:sz="4" w:space="0"/>
+            <w:insideH w:val="single" w:color="auto" w:sz="4" w:space="0"/>
+            <w:insideV w:val="single" w:color="auto" w:sz="4" w:space="0"/>
+          </w:tblBorders>
           <w:tblCellMar>
             <w:top w:w="0" w:type="dxa"/>
             <w:left w:w="10" w:type="dxa"/>
@@ -5043,9 +5136,9 @@
           </w:tcPr>
           <w:p>
             <w:pPr>
-              <w:pStyle w:val="a1"/>
-              <w:bidi w:val="0"/>
-              <w:ind w:left="0" w:firstLine="0" w:leftChars="0" w:firstLineChars="0"/>
+              <w:pStyle w:val="29"/>
+              <w:bidi w:val="0"/>
+              <w:ind w:left="0" w:leftChars="0" w:firstLine="0" w:firstLineChars="0"/>
             </w:pPr>
             <w:r>
               <w:t>容量管理</w:t>
@@ -5064,7 +5157,7 @@
           </w:tcPr>
           <w:p>
             <w:pPr>
-              <w:pStyle w:val="a1"/>
+              <w:pStyle w:val="29"/>
               <w:bidi w:val="0"/>
             </w:pPr>
             <w:r>
@@ -5084,7 +5177,7 @@
           </w:tcPr>
           <w:p>
             <w:pPr>
-              <w:pStyle w:val="a1"/>
+              <w:pStyle w:val="29"/>
               <w:bidi w:val="0"/>
             </w:pPr>
             <w:r>
@@ -5104,7 +5197,7 @@
           </w:tcPr>
           <w:p>
             <w:pPr>
-              <w:pStyle w:val="a1"/>
+              <w:pStyle w:val="29"/>
               <w:bidi w:val="0"/>
             </w:pPr>
             <w:r>
@@ -5115,9 +5208,14 @@
       </w:tr>
       <w:tr>
         <w:tblPrEx>
-          <w:tblW w:w="0" w:type="auto"/>
-          <w:tblInd w:w="0" w:type="dxa"/>
-          <w:tblLayout w:type="fixed"/>
+          <w:tblBorders>
+            <w:top w:val="single" w:color="auto" w:sz="4" w:space="0"/>
+            <w:left w:val="single" w:color="auto" w:sz="4" w:space="0"/>
+            <w:bottom w:val="single" w:color="auto" w:sz="4" w:space="0"/>
+            <w:right w:val="single" w:color="auto" w:sz="4" w:space="0"/>
+            <w:insideH w:val="single" w:color="auto" w:sz="4" w:space="0"/>
+            <w:insideV w:val="single" w:color="auto" w:sz="4" w:space="0"/>
+          </w:tblBorders>
           <w:tblCellMar>
             <w:top w:w="0" w:type="dxa"/>
             <w:left w:w="10" w:type="dxa"/>
@@ -5137,9 +5235,9 @@
           </w:tcPr>
           <w:p>
             <w:pPr>
-              <w:pStyle w:val="a1"/>
-              <w:bidi w:val="0"/>
-              <w:ind w:left="0" w:firstLine="0" w:leftChars="0" w:firstLineChars="0"/>
+              <w:pStyle w:val="29"/>
+              <w:bidi w:val="0"/>
+              <w:ind w:left="0" w:leftChars="0" w:firstLine="0" w:firstLineChars="0"/>
             </w:pPr>
             <w:r>
               <w:t>可用性与连续性管理</w:t>
@@ -5158,7 +5256,7 @@
           </w:tcPr>
           <w:p>
             <w:pPr>
-              <w:pStyle w:val="a1"/>
+              <w:pStyle w:val="29"/>
               <w:bidi w:val="0"/>
             </w:pPr>
             <w:r>
@@ -5178,7 +5276,7 @@
           </w:tcPr>
           <w:p>
             <w:pPr>
-              <w:pStyle w:val="a1"/>
+              <w:pStyle w:val="29"/>
               <w:bidi w:val="0"/>
             </w:pPr>
             <w:r>
@@ -5198,7 +5296,7 @@
           </w:tcPr>
           <w:p>
             <w:pPr>
-              <w:pStyle w:val="a1"/>
+              <w:pStyle w:val="29"/>
               <w:bidi w:val="0"/>
             </w:pPr>
             <w:r>
@@ -5209,9 +5307,14 @@
       </w:tr>
       <w:tr>
         <w:tblPrEx>
-          <w:tblW w:w="0" w:type="auto"/>
-          <w:tblInd w:w="0" w:type="dxa"/>
-          <w:tblLayout w:type="fixed"/>
+          <w:tblBorders>
+            <w:top w:val="single" w:color="auto" w:sz="4" w:space="0"/>
+            <w:left w:val="single" w:color="auto" w:sz="4" w:space="0"/>
+            <w:bottom w:val="single" w:color="auto" w:sz="4" w:space="0"/>
+            <w:right w:val="single" w:color="auto" w:sz="4" w:space="0"/>
+            <w:insideH w:val="single" w:color="auto" w:sz="4" w:space="0"/>
+            <w:insideV w:val="single" w:color="auto" w:sz="4" w:space="0"/>
+          </w:tblBorders>
           <w:tblCellMar>
             <w:top w:w="0" w:type="dxa"/>
             <w:left w:w="10" w:type="dxa"/>
@@ -5231,9 +5334,9 @@
           </w:tcPr>
           <w:p>
             <w:pPr>
-              <w:pStyle w:val="a1"/>
-              <w:bidi w:val="0"/>
-              <w:ind w:left="0" w:firstLine="0" w:leftChars="0" w:firstLineChars="0"/>
+              <w:pStyle w:val="29"/>
+              <w:bidi w:val="0"/>
+              <w:ind w:left="0" w:leftChars="0" w:firstLine="0" w:firstLineChars="0"/>
             </w:pPr>
             <w:r>
               <w:t>信息安全管理</w:t>
@@ -5252,7 +5355,7 @@
           </w:tcPr>
           <w:p>
             <w:pPr>
-              <w:pStyle w:val="a1"/>
+              <w:pStyle w:val="29"/>
               <w:bidi w:val="0"/>
             </w:pPr>
             <w:r>
@@ -5272,7 +5375,7 @@
           </w:tcPr>
           <w:p>
             <w:pPr>
-              <w:pStyle w:val="a1"/>
+              <w:pStyle w:val="29"/>
               <w:bidi w:val="0"/>
             </w:pPr>
             <w:r>
@@ -5292,7 +5395,7 @@
           </w:tcPr>
           <w:p>
             <w:pPr>
-              <w:pStyle w:val="a1"/>
+              <w:pStyle w:val="29"/>
               <w:bidi w:val="0"/>
             </w:pPr>
             <w:r>
@@ -5304,189 +5407,189 @@
     </w:tbl>
     <w:p>
       <w:pPr>
-        <w:pStyle w:val="2"/>
-        <w:bidi w:val="0"/>
-      </w:pPr>
-      <w:bookmarkStart w:id="29" w:name="heading_13"/>
-      <w:bookmarkStart w:id="30" w:name="_Toc15452"/>
+        <w:pStyle w:val="30"/>
+        <w:bidi w:val="0"/>
+      </w:pPr>
+      <w:bookmarkStart w:id="28" w:name="heading_13"/>
+      <w:bookmarkStart w:id="29" w:name="_Toc27541"/>
       <w:r>
         <w:t>管理过程管理要求</w:t>
       </w:r>
+      <w:bookmarkEnd w:id="28"/>
       <w:bookmarkEnd w:id="29"/>
+    </w:p>
+    <w:p>
+      <w:pPr>
+        <w:pStyle w:val="31"/>
+        <w:bidi w:val="0"/>
+      </w:pPr>
+      <w:bookmarkStart w:id="30" w:name="heading_14"/>
+      <w:bookmarkStart w:id="31" w:name="_Toc31258"/>
+      <w:r>
+        <w:t>过程规划</w:t>
+      </w:r>
       <w:bookmarkEnd w:id="30"/>
-    </w:p>
-    <w:p>
-      <w:pPr>
-        <w:pStyle w:val="3"/>
-        <w:bidi w:val="0"/>
-      </w:pPr>
-      <w:bookmarkStart w:id="31" w:name="heading_14"/>
-      <w:bookmarkStart w:id="32" w:name="_Toc11315"/>
-      <w:r>
-        <w:t>过程规划</w:t>
-      </w:r>
       <w:bookmarkEnd w:id="31"/>
+    </w:p>
+    <w:p>
+      <w:pPr>
+        <w:pStyle w:val="29"/>
+        <w:bidi w:val="0"/>
+      </w:pPr>
+      <w:r>
+        <w:t>PMO每年第四季度组织各部门开展下一年度过程规划工作，核心内容包括：</w:t>
+      </w:r>
+    </w:p>
+    <w:p>
+      <w:pPr>
+        <w:pStyle w:val="29"/>
+        <w:bidi w:val="0"/>
+      </w:pPr>
+      <w:r>
+        <w:t>基于公司战略及客户需求，明确各过程年度目标（如事件平均处置时间缩短10%）；</w:t>
+      </w:r>
+    </w:p>
+    <w:p>
+      <w:pPr>
+        <w:pStyle w:val="29"/>
+        <w:bidi w:val="0"/>
+      </w:pPr>
+      <w:r>
+        <w:t>识别过程资源需求（人员、工具、培训），形成《过程资源需求计划》；</w:t>
+      </w:r>
+    </w:p>
+    <w:p>
+      <w:pPr>
+        <w:pStyle w:val="29"/>
+        <w:bidi w:val="0"/>
+      </w:pPr>
+      <w:r>
+        <w:t>制定过程推广及培训计划，确保相关人员掌握过程要求。</w:t>
+      </w:r>
+    </w:p>
+    <w:p>
+      <w:pPr>
+        <w:pStyle w:val="29"/>
+        <w:bidi w:val="0"/>
+      </w:pPr>
+      <w:r>
+        <w:t>年度过程规划需经过程管理委员会审批后发布实施。</w:t>
+      </w:r>
+    </w:p>
+    <w:p>
+      <w:pPr>
+        <w:pStyle w:val="31"/>
+        <w:bidi w:val="0"/>
+      </w:pPr>
+      <w:bookmarkStart w:id="32" w:name="heading_15"/>
+      <w:bookmarkStart w:id="33" w:name="_Toc3628"/>
+      <w:r>
+        <w:t>过程监控</w:t>
+      </w:r>
       <w:bookmarkEnd w:id="32"/>
-    </w:p>
-    <w:p>
-      <w:pPr>
-        <w:pStyle w:val="a1"/>
-        <w:bidi w:val="0"/>
-      </w:pPr>
-      <w:r>
-        <w:t>PMO每年第四季度组织各部门开展下一年度过程规划工作，核心内容包括：</w:t>
-      </w:r>
-    </w:p>
-    <w:p>
-      <w:pPr>
-        <w:pStyle w:val="a1"/>
-        <w:bidi w:val="0"/>
-      </w:pPr>
-      <w:r>
-        <w:t>基于公司战略及客户需求，明确各过程年度目标（如事件平均处置时间缩短10%）；</w:t>
-      </w:r>
-    </w:p>
-    <w:p>
-      <w:pPr>
-        <w:pStyle w:val="a1"/>
-        <w:bidi w:val="0"/>
-      </w:pPr>
-      <w:r>
-        <w:t>识别过程资源需求（人员、工具、培训），形成《过程资源需求计划》；</w:t>
-      </w:r>
-    </w:p>
-    <w:p>
-      <w:pPr>
-        <w:pStyle w:val="a1"/>
-        <w:bidi w:val="0"/>
-      </w:pPr>
-      <w:r>
-        <w:t>制定过程推广及培训计划，确保相关人员掌握过程要求。</w:t>
-      </w:r>
-    </w:p>
-    <w:p>
-      <w:pPr>
-        <w:pStyle w:val="a1"/>
-        <w:bidi w:val="0"/>
-      </w:pPr>
-      <w:r>
-        <w:t>年度过程规划需经过程管理委员会审批后发布实施。</w:t>
-      </w:r>
-    </w:p>
-    <w:p>
-      <w:pPr>
-        <w:pStyle w:val="3"/>
-        <w:bidi w:val="0"/>
-      </w:pPr>
-      <w:bookmarkStart w:id="33" w:name="heading_15"/>
-      <w:bookmarkStart w:id="34" w:name="_Toc31094"/>
-      <w:r>
-        <w:t>过程监控</w:t>
-      </w:r>
       <w:bookmarkEnd w:id="33"/>
+    </w:p>
+    <w:p>
+      <w:pPr>
+        <w:pStyle w:val="29"/>
+        <w:bidi w:val="0"/>
+      </w:pPr>
+      <w:r>
+        <w:t>PMO建立常态化过程监控机制，具体要求如下：</w:t>
+      </w:r>
+    </w:p>
+    <w:p>
+      <w:pPr>
+        <w:pStyle w:val="29"/>
+        <w:bidi w:val="0"/>
+      </w:pPr>
+      <w:r>
+        <w:t>监控指标：建立过程指标体系，覆盖各过程效率、质量及客户满意度；</w:t>
+      </w:r>
+    </w:p>
+    <w:p>
+      <w:pPr>
+        <w:pStyle w:val="29"/>
+        <w:bidi w:val="0"/>
+      </w:pPr>
+      <w:r>
+        <w:t>数据收集：各过程专员每周收集过程运行数据，提交PMO汇总；</w:t>
+      </w:r>
+    </w:p>
+    <w:p>
+      <w:pPr>
+        <w:pStyle w:val="29"/>
+        <w:bidi w:val="0"/>
+      </w:pPr>
+      <w:r>
+        <w:t>监控报告：PMO每月形成《过程运行监控报告》，分析指标达成情况及过程偏差。</w:t>
+      </w:r>
+    </w:p>
+    <w:p>
+      <w:pPr>
+        <w:pStyle w:val="31"/>
+        <w:bidi w:val="0"/>
+      </w:pPr>
+      <w:bookmarkStart w:id="34" w:name="heading_16"/>
+      <w:bookmarkStart w:id="35" w:name="_Toc11588"/>
+      <w:r>
+        <w:t>过程评审</w:t>
+      </w:r>
       <w:bookmarkEnd w:id="34"/>
-    </w:p>
-    <w:p>
-      <w:pPr>
-        <w:pStyle w:val="a1"/>
-        <w:bidi w:val="0"/>
-      </w:pPr>
-      <w:r>
-        <w:t>PMO建立常态化过程监控机制，具体要求如下：</w:t>
-      </w:r>
-    </w:p>
-    <w:p>
-      <w:pPr>
-        <w:pStyle w:val="a1"/>
-        <w:bidi w:val="0"/>
-      </w:pPr>
-      <w:r>
-        <w:t>监控指标：建立过程指标体系，覆盖各过程效率、质量及客户满意度；</w:t>
-      </w:r>
-    </w:p>
-    <w:p>
-      <w:pPr>
-        <w:pStyle w:val="a1"/>
-        <w:bidi w:val="0"/>
-      </w:pPr>
-      <w:r>
-        <w:t>数据收集：各过程专员每周收集过程运行数据，提交PMO汇总；</w:t>
-      </w:r>
-    </w:p>
-    <w:p>
-      <w:pPr>
-        <w:pStyle w:val="a1"/>
-        <w:bidi w:val="0"/>
-      </w:pPr>
-      <w:r>
-        <w:t>监控报告：PMO每月形成《过程运行监控报告》，分析指标达成情况及过程偏差。</w:t>
-      </w:r>
-    </w:p>
-    <w:p>
-      <w:pPr>
-        <w:pStyle w:val="3"/>
-        <w:bidi w:val="0"/>
-      </w:pPr>
-      <w:bookmarkStart w:id="35" w:name="_Toc6661"/>
-      <w:bookmarkStart w:id="36" w:name="heading_16"/>
-      <w:r>
-        <w:t>过程评审</w:t>
-      </w:r>
       <w:bookmarkEnd w:id="35"/>
+    </w:p>
+    <w:p>
+      <w:pPr>
+        <w:pStyle w:val="29"/>
+        <w:bidi w:val="0"/>
+      </w:pPr>
+      <w:r>
+        <w:t>过程评审分为定期评审与临时评审，具体要求：</w:t>
+      </w:r>
+    </w:p>
+    <w:p>
+      <w:pPr>
+        <w:pStyle w:val="29"/>
+        <w:bidi w:val="0"/>
+      </w:pPr>
+      <w:r>
+        <w:t>定期评审：每季度组织一次过程评审会议，由PMO牵头，各部门参与，评审过程目标达成情况、存在问题及改进方向；</w:t>
+      </w:r>
+    </w:p>
+    <w:p>
+      <w:pPr>
+        <w:pStyle w:val="29"/>
+        <w:bidi w:val="0"/>
+      </w:pPr>
+      <w:r>
+        <w:t>临时评审：当出现重大过程失效（如SLA严重不达标）、客户重大投诉或ITSS标准更新时，立即组织临时评审。</w:t>
+      </w:r>
+    </w:p>
+    <w:p>
+      <w:pPr>
+        <w:pStyle w:val="29"/>
+        <w:bidi w:val="0"/>
+      </w:pPr>
+      <w:r>
+        <w:t>评审结果需形成《过程评审报告》，明确改进项及责任部门。</w:t>
+      </w:r>
+    </w:p>
+    <w:p>
+      <w:pPr>
+        <w:pStyle w:val="31"/>
+        <w:bidi w:val="0"/>
+      </w:pPr>
+      <w:bookmarkStart w:id="36" w:name="heading_17"/>
+      <w:bookmarkStart w:id="37" w:name="_Toc12163"/>
+      <w:r>
+        <w:t>过程改进</w:t>
+      </w:r>
       <w:bookmarkEnd w:id="36"/>
-    </w:p>
-    <w:p>
-      <w:pPr>
-        <w:pStyle w:val="a1"/>
-        <w:bidi w:val="0"/>
-      </w:pPr>
-      <w:r>
-        <w:t>过程评审分为定期评审与临时评审，具体要求：</w:t>
-      </w:r>
-    </w:p>
-    <w:p>
-      <w:pPr>
-        <w:pStyle w:val="a1"/>
-        <w:bidi w:val="0"/>
-      </w:pPr>
-      <w:r>
-        <w:t>定期评审：每季度组织一次过程评审会议，由PMO牵头，各部门参与，评审过程目标达成情况、存在问题及改进方向；</w:t>
-      </w:r>
-    </w:p>
-    <w:p>
-      <w:pPr>
-        <w:pStyle w:val="a1"/>
-        <w:bidi w:val="0"/>
-      </w:pPr>
-      <w:r>
-        <w:t>临时评审：当出现重大过程失效（如SLA严重不达标）、客户重大投诉或ITSS标准更新时，立即组织临时评审。</w:t>
-      </w:r>
-    </w:p>
-    <w:p>
-      <w:pPr>
-        <w:pStyle w:val="a1"/>
-        <w:bidi w:val="0"/>
-      </w:pPr>
-      <w:r>
-        <w:t>评审结果需形成《过程评审报告》，明确改进项及责任部门。</w:t>
-      </w:r>
-    </w:p>
-    <w:p>
-      <w:pPr>
-        <w:pStyle w:val="3"/>
-        <w:bidi w:val="0"/>
-      </w:pPr>
-      <w:bookmarkStart w:id="37" w:name="heading_17"/>
-      <w:bookmarkStart w:id="38" w:name="_Toc17218"/>
-      <w:r>
-        <w:t>过程改进</w:t>
-      </w:r>
       <w:bookmarkEnd w:id="37"/>
-      <w:bookmarkEnd w:id="38"/>
-    </w:p>
-    <w:p>
-      <w:pPr>
-        <w:pStyle w:val="a1"/>
+    </w:p>
+    <w:p>
+      <w:pPr>
+        <w:pStyle w:val="29"/>
         <w:bidi w:val="0"/>
       </w:pPr>
       <w:r>
@@ -5495,7 +5598,7 @@
     </w:p>
     <w:p>
       <w:pPr>
-        <w:pStyle w:val="a1"/>
+        <w:pStyle w:val="29"/>
         <w:bidi w:val="0"/>
       </w:pPr>
       <w:r>
@@ -5504,7 +5607,7 @@
     </w:p>
     <w:p>
       <w:pPr>
-        <w:pStyle w:val="a1"/>
+        <w:pStyle w:val="29"/>
         <w:bidi w:val="0"/>
       </w:pPr>
       <w:r>
@@ -5513,7 +5616,7 @@
     </w:p>
     <w:p>
       <w:pPr>
-        <w:pStyle w:val="a1"/>
+        <w:pStyle w:val="29"/>
         <w:bidi w:val="0"/>
       </w:pPr>
       <w:r>
@@ -5522,7 +5625,7 @@
     </w:p>
     <w:p>
       <w:pPr>
-        <w:pStyle w:val="a1"/>
+        <w:pStyle w:val="29"/>
         <w:bidi w:val="0"/>
       </w:pPr>
       <w:r>
@@ -5531,7 +5634,7 @@
     </w:p>
     <w:p>
       <w:pPr>
-        <w:pStyle w:val="a1"/>
+        <w:pStyle w:val="29"/>
         <w:bidi w:val="0"/>
       </w:pPr>
       <w:r>
@@ -5540,14 +5643,14 @@
     </w:p>
     <w:p>
       <w:pPr>
-        <w:pStyle w:val="1"/>
+        <w:pStyle w:val="28"/>
         <w:bidi w:val="0"/>
         <w:rPr>
           <w:rFonts w:hint="default"/>
           <w:lang w:val="en-US" w:eastAsia="zh-CN"/>
         </w:rPr>
       </w:pPr>
-      <w:bookmarkStart w:id="39" w:name="_Toc31493"/>
+      <w:bookmarkStart w:id="38" w:name="_Toc30176"/>
       <w:r>
         <w:rPr>
           <w:rFonts w:hint="eastAsia"/>
@@ -5555,21 +5658,22 @@
         </w:rPr>
         <w:t>KPI指标</w:t>
       </w:r>
-      <w:bookmarkEnd w:id="39"/>
+      <w:bookmarkEnd w:id="38"/>
     </w:p>
     <w:tbl>
       <w:tblPr>
-        <w:tblStyle w:val="TableGrid"/>
+        <w:tblStyle w:val="21"/>
         <w:tblW w:w="0" w:type="auto"/>
         <w:tblInd w:w="0" w:type="dxa"/>
         <w:tblBorders>
-          <w:top w:val="single" w:sz="4" w:space="0" w:color="auto"/>
-          <w:left w:val="single" w:sz="4" w:space="0" w:color="auto"/>
-          <w:bottom w:val="single" w:sz="4" w:space="0" w:color="auto"/>
-          <w:right w:val="single" w:sz="4" w:space="0" w:color="auto"/>
-          <w:insideH w:val="single" w:sz="4" w:space="0" w:color="auto"/>
-          <w:insideV w:val="single" w:sz="4" w:space="0" w:color="auto"/>
+          <w:top w:val="single" w:color="auto" w:sz="4" w:space="0"/>
+          <w:left w:val="single" w:color="auto" w:sz="4" w:space="0"/>
+          <w:bottom w:val="single" w:color="auto" w:sz="4" w:space="0"/>
+          <w:right w:val="single" w:color="auto" w:sz="4" w:space="0"/>
+          <w:insideH w:val="single" w:color="auto" w:sz="4" w:space="0"/>
+          <w:insideV w:val="single" w:color="auto" w:sz="4" w:space="0"/>
         </w:tblBorders>
+        <w:tblLayout w:type="autofit"/>
         <w:tblCellMar>
           <w:top w:w="0" w:type="dxa"/>
           <w:left w:w="108" w:type="dxa"/>
@@ -5585,15 +5689,13 @@
       </w:tblGrid>
       <w:tr>
         <w:tblPrEx>
-          <w:tblW w:w="0" w:type="auto"/>
-          <w:tblInd w:w="0" w:type="dxa"/>
           <w:tblBorders>
-            <w:top w:val="single" w:sz="4" w:space="0" w:color="auto"/>
-            <w:left w:val="single" w:sz="4" w:space="0" w:color="auto"/>
-            <w:bottom w:val="single" w:sz="4" w:space="0" w:color="auto"/>
-            <w:right w:val="single" w:sz="4" w:space="0" w:color="auto"/>
-            <w:insideH w:val="single" w:sz="4" w:space="0" w:color="auto"/>
-            <w:insideV w:val="single" w:sz="4" w:space="0" w:color="auto"/>
+            <w:top w:val="single" w:color="auto" w:sz="4" w:space="0"/>
+            <w:left w:val="single" w:color="auto" w:sz="4" w:space="0"/>
+            <w:bottom w:val="single" w:color="auto" w:sz="4" w:space="0"/>
+            <w:right w:val="single" w:color="auto" w:sz="4" w:space="0"/>
+            <w:insideH w:val="single" w:color="auto" w:sz="4" w:space="0"/>
+            <w:insideV w:val="single" w:color="auto" w:sz="4" w:space="0"/>
           </w:tblBorders>
           <w:tblCellMar>
             <w:top w:w="0" w:type="dxa"/>
@@ -5608,7 +5710,7 @@
           </w:tcPr>
           <w:p>
             <w:pPr>
-              <w:pStyle w:val="a1"/>
+              <w:pStyle w:val="29"/>
               <w:widowControl w:val="0"/>
               <w:rPr>
                 <w:rFonts w:hint="default"/>
@@ -5632,7 +5734,7 @@
           </w:tcPr>
           <w:p>
             <w:pPr>
-              <w:pStyle w:val="a1"/>
+              <w:pStyle w:val="29"/>
               <w:widowControl w:val="0"/>
               <w:rPr>
                 <w:rFonts w:hint="default"/>
@@ -5656,7 +5758,7 @@
           </w:tcPr>
           <w:p>
             <w:pPr>
-              <w:pStyle w:val="a1"/>
+              <w:pStyle w:val="29"/>
               <w:widowControl w:val="0"/>
               <w:rPr>
                 <w:rFonts w:hint="default"/>
@@ -5680,7 +5782,7 @@
           </w:tcPr>
           <w:p>
             <w:pPr>
-              <w:pStyle w:val="a1"/>
+              <w:pStyle w:val="29"/>
               <w:widowControl w:val="0"/>
               <w:rPr>
                 <w:rFonts w:hint="default"/>
@@ -5701,8 +5803,14 @@
       </w:tr>
       <w:tr>
         <w:tblPrEx>
-          <w:tblW w:w="0" w:type="auto"/>
-          <w:tblInd w:w="0" w:type="dxa"/>
+          <w:tblBorders>
+            <w:top w:val="single" w:color="auto" w:sz="4" w:space="0"/>
+            <w:left w:val="single" w:color="auto" w:sz="4" w:space="0"/>
+            <w:bottom w:val="single" w:color="auto" w:sz="4" w:space="0"/>
+            <w:right w:val="single" w:color="auto" w:sz="4" w:space="0"/>
+            <w:insideH w:val="single" w:color="auto" w:sz="4" w:space="0"/>
+            <w:insideV w:val="single" w:color="auto" w:sz="4" w:space="0"/>
+          </w:tblBorders>
           <w:tblCellMar>
             <w:top w:w="0" w:type="dxa"/>
             <w:left w:w="108" w:type="dxa"/>
@@ -5717,11 +5825,11 @@
           </w:tcPr>
           <w:p>
             <w:pPr>
-              <w:pStyle w:val="TableText"/>
+              <w:pStyle w:val="27"/>
               <w:widowControl w:val="0"/>
               <w:spacing w:before="235" w:line="219" w:lineRule="auto"/>
               <w:rPr>
-                <w:rFonts w:ascii="宋体" w:eastAsia="宋体" w:hAnsi="宋体" w:cs="宋体" w:hint="default"/>
+                <w:rFonts w:hint="default" w:ascii="宋体" w:hAnsi="宋体" w:eastAsia="宋体" w:cs="宋体"/>
                 <w:snapToGrid w:val="0"/>
                 <w:color w:val="000000"/>
                 <w:spacing w:val="-4"/>
@@ -5750,12 +5858,12 @@
           </w:tcPr>
           <w:p>
             <w:pPr>
-              <w:pStyle w:val="TableText"/>
+              <w:pStyle w:val="27"/>
               <w:widowControl w:val="0"/>
               <w:spacing w:before="78" w:line="237" w:lineRule="auto"/>
-              <w:ind w:left="117" w:right="234" w:firstLine="21" w:leftChars="0" w:rightChars="0" w:firstLineChars="0"/>
-              <w:rPr>
-                <w:rFonts w:ascii="宋体" w:eastAsia="宋体" w:hAnsi="宋体" w:cs="宋体" w:hint="default"/>
+              <w:ind w:left="117" w:leftChars="0" w:right="234" w:rightChars="0" w:firstLine="21" w:firstLineChars="0"/>
+              <w:rPr>
+                <w:rFonts w:hint="default" w:ascii="宋体" w:hAnsi="宋体" w:eastAsia="宋体" w:cs="宋体"/>
                 <w:snapToGrid w:val="0"/>
                 <w:color w:val="000000"/>
                 <w:spacing w:val="-4"/>
@@ -5784,12 +5892,12 @@
           </w:tcPr>
           <w:p>
             <w:pPr>
-              <w:pStyle w:val="TableText"/>
+              <w:pStyle w:val="27"/>
               <w:widowControl w:val="0"/>
               <w:spacing w:before="235" w:line="237" w:lineRule="auto"/>
               <w:ind w:left="168" w:leftChars="0"/>
               <w:rPr>
-                <w:rFonts w:ascii="宋体" w:eastAsia="宋体" w:hAnsi="宋体" w:cs="宋体" w:hint="default"/>
+                <w:rFonts w:hint="default" w:ascii="宋体" w:hAnsi="宋体" w:eastAsia="宋体" w:cs="宋体"/>
                 <w:snapToGrid w:val="0"/>
                 <w:color w:val="000000"/>
                 <w:spacing w:val="-9"/>
@@ -5826,12 +5934,12 @@
           </w:tcPr>
           <w:p>
             <w:pPr>
-              <w:pStyle w:val="TableText"/>
+              <w:pStyle w:val="27"/>
               <w:widowControl w:val="0"/>
               <w:spacing w:before="235" w:line="218" w:lineRule="auto"/>
               <w:ind w:left="162" w:leftChars="0"/>
               <w:rPr>
-                <w:rFonts w:ascii="宋体" w:eastAsia="宋体" w:hAnsi="宋体" w:cs="宋体" w:hint="default"/>
+                <w:rFonts w:hint="default" w:ascii="宋体" w:hAnsi="宋体" w:eastAsia="宋体" w:cs="宋体"/>
                 <w:snapToGrid w:val="0"/>
                 <w:color w:val="000000"/>
                 <w:spacing w:val="-6"/>
@@ -5857,7 +5965,7 @@
     </w:tbl>
     <w:p>
       <w:pPr>
-        <w:pStyle w:val="a1"/>
+        <w:pStyle w:val="29"/>
         <w:rPr>
           <w:rFonts w:hint="default"/>
           <w:lang w:val="en-US" w:eastAsia="zh-CN"/>
@@ -5867,23 +5975,73 @@
     <w:sectPr>
       <w:pgSz w:w="11906" w:h="16838"/>
       <w:pgMar w:top="1440" w:right="1800" w:bottom="1440" w:left="1800" w:header="851" w:footer="992" w:gutter="0"/>
-      <w:cols w:num="1" w:space="425"/>
+      <w:cols w:space="425" w:num="1"/>
       <w:docGrid w:type="lines" w:linePitch="312" w:charSpace="0"/>
     </w:sectPr>
   </w:body>
 </w:document>
 </file>
 
+<file path=word/endnotes.xml><?xml version="1.0" encoding="utf-8"?>
+<w:endnotes xmlns:wpc="http://schemas.microsoft.com/office/word/2010/wordprocessingCanvas" xmlns:mc="http://schemas.openxmlformats.org/markup-compatibility/2006" xmlns:o="urn:schemas-microsoft-com:office:office" xmlns:r="http://schemas.openxmlformats.org/officeDocument/2006/relationships" xmlns:m="http://schemas.openxmlformats.org/officeDocument/2006/math" xmlns:v="urn:schemas-microsoft-com:vml" xmlns:wp14="http://schemas.microsoft.com/office/word/2010/wordprocessingDrawing" xmlns:wp="http://schemas.openxmlformats.org/drawingml/2006/wordprocessingDrawing" xmlns:w="http://schemas.openxmlformats.org/wordprocessingml/2006/main" xmlns:w14="http://schemas.microsoft.com/office/word/2010/wordml" xmlns:w15="http://schemas.microsoft.com/office/word/2012/wordml" xmlns:w10="urn:schemas-microsoft-com:office:word" xmlns:wpg="http://schemas.microsoft.com/office/word/2010/wordprocessingGroup" xmlns:wpi="http://schemas.microsoft.com/office/word/2010/wordprocessingInk" xmlns:wne="http://schemas.microsoft.com/office/word/2006/wordml" xmlns:wps="http://schemas.microsoft.com/office/word/2010/wordprocessingShape" xmlns:wpsCustomData="http://www.wps.cn/officeDocument/2013/wpsCustomData" mc:Ignorable="w14 w15 wp14">
+  <w:endnote w:type="separator" w:id="0">
+    <w:p>
+      <w:pPr>
+        <w:spacing w:line="240" w:lineRule="auto"/>
+      </w:pPr>
+      <w:r>
+        <w:separator/>
+      </w:r>
+    </w:p>
+  </w:endnote>
+  <w:endnote w:type="continuationSeparator" w:id="1">
+    <w:p>
+      <w:pPr>
+        <w:spacing w:line="240" w:lineRule="auto"/>
+      </w:pPr>
+      <w:r>
+        <w:continuationSeparator/>
+      </w:r>
+    </w:p>
+  </w:endnote>
+</w:endnotes>
+</file>
+
+<file path=word/footnotes.xml><?xml version="1.0" encoding="utf-8"?>
+<w:footnotes xmlns:wpc="http://schemas.microsoft.com/office/word/2010/wordprocessingCanvas" xmlns:mc="http://schemas.openxmlformats.org/markup-compatibility/2006" xmlns:o="urn:schemas-microsoft-com:office:office" xmlns:r="http://schemas.openxmlformats.org/officeDocument/2006/relationships" xmlns:m="http://schemas.openxmlformats.org/officeDocument/2006/math" xmlns:v="urn:schemas-microsoft-com:vml" xmlns:wp14="http://schemas.microsoft.com/office/word/2010/wordprocessingDrawing" xmlns:wp="http://schemas.openxmlformats.org/drawingml/2006/wordprocessingDrawing" xmlns:w="http://schemas.openxmlformats.org/wordprocessingml/2006/main" xmlns:w14="http://schemas.microsoft.com/office/word/2010/wordml" xmlns:w15="http://schemas.microsoft.com/office/word/2012/wordml" xmlns:w10="urn:schemas-microsoft-com:office:word" xmlns:wpg="http://schemas.microsoft.com/office/word/2010/wordprocessingGroup" xmlns:wpi="http://schemas.microsoft.com/office/word/2010/wordprocessingInk" xmlns:wne="http://schemas.microsoft.com/office/word/2006/wordml" xmlns:wps="http://schemas.microsoft.com/office/word/2010/wordprocessingShape" xmlns:wpsCustomData="http://www.wps.cn/officeDocument/2013/wpsCustomData" mc:Ignorable="w14 w15 wp14">
+  <w:footnote w:type="separator" w:id="0">
+    <w:p>
+      <w:pPr>
+        <w:spacing w:line="360" w:lineRule="auto"/>
+      </w:pPr>
+      <w:r>
+        <w:separator/>
+      </w:r>
+    </w:p>
+  </w:footnote>
+  <w:footnote w:type="continuationSeparator" w:id="1">
+    <w:p>
+      <w:pPr>
+        <w:spacing w:line="360" w:lineRule="auto"/>
+      </w:pPr>
+      <w:r>
+        <w:continuationSeparator/>
+      </w:r>
+    </w:p>
+  </w:footnote>
+</w:footnotes>
+</file>
+
 <file path=word/numbering.xml><?xml version="1.0" encoding="utf-8"?>
-<w:numbering xmlns:wpc="http://schemas.microsoft.com/office/word/2010/wordprocessingCanvas" xmlns:mc="http://schemas.openxmlformats.org/markup-compatibility/2006" xmlns:o="urn:schemas-microsoft-com:office:office" xmlns:r="http://schemas.openxmlformats.org/officeDocument/2006/relationships" xmlns:m="http://schemas.openxmlformats.org/officeDocument/2006/math" xmlns:v="urn:schemas-microsoft-com:vml" xmlns:wp14="http://schemas.microsoft.com/office/word/2010/wordprocessingDrawing" xmlns:wp="http://schemas.openxmlformats.org/drawingml/2006/wordprocessingDrawing" xmlns:w10="urn:schemas-microsoft-com:office:word" xmlns:w="http://schemas.openxmlformats.org/wordprocessingml/2006/main" xmlns:w14="http://schemas.microsoft.com/office/word/2010/wordml" xmlns:w15="http://schemas.microsoft.com/office/word/2012/wordml" xmlns:wne="http://schemas.microsoft.com/office/word/2006/wordml" xmlns:wpg="http://schemas.microsoft.com/office/word/2010/wordprocessingGroup" xmlns:wpi="http://schemas.microsoft.com/office/word/2010/wordprocessingInk" xmlns:wps="http://schemas.microsoft.com/office/word/2010/wordprocessingShape" mc:Ignorable="w14 w15 wp14">
+<w:numbering xmlns:wpc="http://schemas.microsoft.com/office/word/2010/wordprocessingCanvas" xmlns:mc="http://schemas.openxmlformats.org/markup-compatibility/2006" xmlns:o="urn:schemas-microsoft-com:office:office" xmlns:r="http://schemas.openxmlformats.org/officeDocument/2006/relationships" xmlns:m="http://schemas.openxmlformats.org/officeDocument/2006/math" xmlns:v="urn:schemas-microsoft-com:vml" xmlns:wp14="http://schemas.microsoft.com/office/word/2010/wordprocessingDrawing" xmlns:wp="http://schemas.openxmlformats.org/drawingml/2006/wordprocessingDrawing" xmlns:w10="urn:schemas-microsoft-com:office:word" xmlns:w="http://schemas.openxmlformats.org/wordprocessingml/2006/main" xmlns:w14="http://schemas.microsoft.com/office/word/2010/wordml" xmlns:wpg="http://schemas.microsoft.com/office/word/2010/wordprocessingGroup" xmlns:wpi="http://schemas.microsoft.com/office/word/2010/wordprocessingInk" xmlns:wne="http://schemas.microsoft.com/office/word/2006/wordml" xmlns:wps="http://schemas.microsoft.com/office/word/2010/wordprocessingShape" xmlns:wpsCustomData="http://www.wps.cn/officeDocument/2013/wpsCustomData" mc:Ignorable="w14 wp14">
   <w:abstractNum w:abstractNumId="0">
     <w:nsid w:val="8E964DCE"/>
     <w:multiLevelType w:val="multilevel"/>
     <w:tmpl w:val="8E964DCE"/>
-    <w:lvl w:ilvl="0">
+    <w:lvl w:ilvl="0" w:tentative="0">
       <w:start w:val="1"/>
       <w:numFmt w:val="decimal"/>
-      <w:pStyle w:val="Heading1"/>
+      <w:pStyle w:val="2"/>
       <w:lvlText w:val="%1."/>
       <w:lvlJc w:val="left"/>
       <w:pPr>
@@ -5893,10 +6051,10 @@
         <w:rFonts w:hint="default"/>
       </w:rPr>
     </w:lvl>
-    <w:lvl w:ilvl="1">
+    <w:lvl w:ilvl="1" w:tentative="0">
       <w:start w:val="1"/>
       <w:numFmt w:val="decimal"/>
-      <w:pStyle w:val="Heading2"/>
+      <w:pStyle w:val="3"/>
       <w:lvlText w:val="%1.%2."/>
       <w:lvlJc w:val="left"/>
       <w:pPr>
@@ -5906,10 +6064,10 @@
         <w:rFonts w:hint="default"/>
       </w:rPr>
     </w:lvl>
-    <w:lvl w:ilvl="2">
+    <w:lvl w:ilvl="2" w:tentative="0">
       <w:start w:val="1"/>
       <w:numFmt w:val="decimal"/>
-      <w:pStyle w:val="Heading3"/>
+      <w:pStyle w:val="4"/>
       <w:lvlText w:val="%1.%2.%3."/>
       <w:lvlJc w:val="left"/>
       <w:pPr>
@@ -5919,10 +6077,10 @@
         <w:rFonts w:hint="default"/>
       </w:rPr>
     </w:lvl>
-    <w:lvl w:ilvl="3">
+    <w:lvl w:ilvl="3" w:tentative="0">
       <w:start w:val="1"/>
       <w:numFmt w:val="decimal"/>
-      <w:pStyle w:val="Heading4"/>
+      <w:pStyle w:val="5"/>
       <w:lvlText w:val="%1.%2.%3.%4."/>
       <w:lvlJc w:val="left"/>
       <w:pPr>
@@ -5932,10 +6090,10 @@
         <w:rFonts w:hint="default"/>
       </w:rPr>
     </w:lvl>
-    <w:lvl w:ilvl="4">
+    <w:lvl w:ilvl="4" w:tentative="0">
       <w:start w:val="1"/>
       <w:numFmt w:val="decimal"/>
-      <w:pStyle w:val="Heading5"/>
+      <w:pStyle w:val="6"/>
       <w:lvlText w:val="%1.%2.%3.%4.%5."/>
       <w:lvlJc w:val="left"/>
       <w:pPr>
@@ -5945,10 +6103,10 @@
         <w:rFonts w:hint="default"/>
       </w:rPr>
     </w:lvl>
-    <w:lvl w:ilvl="5">
+    <w:lvl w:ilvl="5" w:tentative="0">
       <w:start w:val="1"/>
       <w:numFmt w:val="decimal"/>
-      <w:pStyle w:val="Heading6"/>
+      <w:pStyle w:val="7"/>
       <w:lvlText w:val="%1.%2.%3.%4.%5.%6."/>
       <w:lvlJc w:val="left"/>
       <w:pPr>
@@ -5958,10 +6116,10 @@
         <w:rFonts w:hint="default"/>
       </w:rPr>
     </w:lvl>
-    <w:lvl w:ilvl="6">
+    <w:lvl w:ilvl="6" w:tentative="0">
       <w:start w:val="1"/>
       <w:numFmt w:val="decimal"/>
-      <w:pStyle w:val="Heading7"/>
+      <w:pStyle w:val="8"/>
       <w:lvlText w:val="%1.%2.%3.%4.%5.%6.%7."/>
       <w:lvlJc w:val="left"/>
       <w:pPr>
@@ -5971,10 +6129,10 @@
         <w:rFonts w:hint="default"/>
       </w:rPr>
     </w:lvl>
-    <w:lvl w:ilvl="7">
+    <w:lvl w:ilvl="7" w:tentative="0">
       <w:start w:val="1"/>
       <w:numFmt w:val="decimal"/>
-      <w:pStyle w:val="Heading8"/>
+      <w:pStyle w:val="9"/>
       <w:lvlText w:val="%1.%2.%3.%4.%5.%6.%7.%8."/>
       <w:lvlJc w:val="left"/>
       <w:pPr>
@@ -5984,10 +6142,10 @@
         <w:rFonts w:hint="default"/>
       </w:rPr>
     </w:lvl>
-    <w:lvl w:ilvl="8">
+    <w:lvl w:ilvl="8" w:tentative="0">
       <w:start w:val="1"/>
       <w:numFmt w:val="decimal"/>
-      <w:pStyle w:val="Heading9"/>
+      <w:pStyle w:val="10"/>
       <w:lvlText w:val="%1.%2.%3.%4.%5.%6.%7.%8.%9."/>
       <w:lvlJc w:val="left"/>
       <w:pPr>
@@ -6005,267 +6163,269 @@
 </file>
 
 <file path=word/styles.xml><?xml version="1.0" encoding="utf-8"?>
-<w:styles xmlns:mc="http://schemas.openxmlformats.org/markup-compatibility/2006" xmlns:r="http://schemas.openxmlformats.org/officeDocument/2006/relationships" xmlns:w="http://schemas.openxmlformats.org/wordprocessingml/2006/main" xmlns:w14="http://schemas.microsoft.com/office/word/2010/wordml" xmlns:w15="http://schemas.microsoft.com/office/word/2012/wordml" mc:Ignorable="w14 w15">
+<w:styles xmlns:mc="http://schemas.openxmlformats.org/markup-compatibility/2006" xmlns:o="urn:schemas-microsoft-com:office:office" xmlns:r="http://schemas.openxmlformats.org/officeDocument/2006/relationships" xmlns:m="http://schemas.openxmlformats.org/officeDocument/2006/math" xmlns:v="urn:schemas-microsoft-com:vml" xmlns:w="http://schemas.openxmlformats.org/wordprocessingml/2006/main" xmlns:w14="http://schemas.microsoft.com/office/word/2010/wordml" xmlns:w10="urn:schemas-microsoft-com:office:word" xmlns:sl="http://schemas.openxmlformats.org/schemaLibrary/2006/main" xmlns:wpsCustomData="http://www.wps.cn/officeDocument/2013/wpsCustomData" mc:Ignorable="w14">
   <w:docDefaults>
     <w:rPrDefault>
       <w:rPr>
-        <w:rFonts w:ascii="Times New Roman" w:eastAsia="宋体" w:hAnsi="Times New Roman" w:cs="Times New Roman"/>
+        <w:rFonts w:ascii="Times New Roman" w:hAnsi="Times New Roman" w:eastAsia="宋体" w:cs="Times New Roman"/>
       </w:rPr>
     </w:rPrDefault>
     <w:pPrDefault/>
   </w:docDefaults>
-  <w:latentStyles w:defLockedState="0" w:defUIPriority="99" w:defSemiHidden="1" w:defUnhideWhenUsed="1" w:defQFormat="0" w:count="260">
-    <w:lsdException w:name="Normal" w:semiHidden="0" w:uiPriority="0" w:unhideWhenUsed="0" w:qFormat="1"/>
-    <w:lsdException w:name="heading 1" w:semiHidden="0" w:uiPriority="0" w:unhideWhenUsed="0" w:qFormat="1"/>
-    <w:lsdException w:name="heading 2" w:semiHidden="0" w:uiPriority="0" w:qFormat="1"/>
-    <w:lsdException w:name="heading 3" w:uiPriority="0" w:qFormat="1"/>
-    <w:lsdException w:name="heading 4" w:semiHidden="0" w:uiPriority="0" w:qFormat="1"/>
-    <w:lsdException w:name="heading 5" w:uiPriority="0" w:qFormat="1"/>
-    <w:lsdException w:name="heading 6" w:uiPriority="0" w:qFormat="1"/>
-    <w:lsdException w:name="heading 7" w:uiPriority="0" w:qFormat="1"/>
-    <w:lsdException w:name="heading 8" w:uiPriority="0" w:qFormat="1"/>
-    <w:lsdException w:name="heading 9" w:uiPriority="0" w:qFormat="1"/>
-    <w:lsdException w:name="index 1" w:semiHidden="0" w:uiPriority="0" w:unhideWhenUsed="0"/>
-    <w:lsdException w:name="index 2" w:semiHidden="0" w:uiPriority="0" w:unhideWhenUsed="0"/>
-    <w:lsdException w:name="index 3" w:semiHidden="0" w:uiPriority="0" w:unhideWhenUsed="0"/>
-    <w:lsdException w:name="index 4" w:semiHidden="0" w:uiPriority="0" w:unhideWhenUsed="0"/>
-    <w:lsdException w:name="index 5" w:semiHidden="0" w:uiPriority="0" w:unhideWhenUsed="0"/>
-    <w:lsdException w:name="index 6" w:semiHidden="0" w:uiPriority="0" w:unhideWhenUsed="0"/>
-    <w:lsdException w:name="index 7" w:semiHidden="0" w:uiPriority="0" w:unhideWhenUsed="0"/>
-    <w:lsdException w:name="index 8" w:semiHidden="0" w:uiPriority="0" w:unhideWhenUsed="0"/>
-    <w:lsdException w:name="index 9" w:semiHidden="0" w:uiPriority="0" w:unhideWhenUsed="0"/>
-    <w:lsdException w:name="toc 1" w:semiHidden="0" w:uiPriority="0" w:unhideWhenUsed="0" w:qFormat="1"/>
-    <w:lsdException w:name="toc 2" w:semiHidden="0" w:uiPriority="0" w:unhideWhenUsed="0" w:qFormat="1"/>
-    <w:lsdException w:name="toc 3" w:semiHidden="0" w:uiPriority="0" w:unhideWhenUsed="0" w:qFormat="1"/>
-    <w:lsdException w:name="toc 4" w:semiHidden="0" w:uiPriority="0" w:unhideWhenUsed="0"/>
-    <w:lsdException w:name="toc 5" w:semiHidden="0" w:uiPriority="0" w:unhideWhenUsed="0"/>
-    <w:lsdException w:name="toc 6" w:semiHidden="0" w:uiPriority="0" w:unhideWhenUsed="0"/>
-    <w:lsdException w:name="toc 7" w:semiHidden="0" w:uiPriority="0" w:unhideWhenUsed="0"/>
-    <w:lsdException w:name="toc 8" w:semiHidden="0" w:uiPriority="0" w:unhideWhenUsed="0"/>
-    <w:lsdException w:name="toc 9" w:semiHidden="0" w:uiPriority="0" w:unhideWhenUsed="0"/>
-    <w:lsdException w:name="Normal Indent" w:semiHidden="0" w:uiPriority="0" w:unhideWhenUsed="0"/>
-    <w:lsdException w:name="footnote text" w:semiHidden="0" w:uiPriority="0" w:unhideWhenUsed="0"/>
-    <w:lsdException w:name="annotation text" w:semiHidden="0" w:uiPriority="0" w:unhideWhenUsed="0" w:qFormat="1"/>
-    <w:lsdException w:name="header" w:semiHidden="0" w:uiPriority="0" w:unhideWhenUsed="0" w:qFormat="1"/>
-    <w:lsdException w:name="footer" w:semiHidden="0" w:uiPriority="0" w:unhideWhenUsed="0" w:qFormat="1"/>
-    <w:lsdException w:name="index heading" w:semiHidden="0" w:uiPriority="0" w:unhideWhenUsed="0"/>
-    <w:lsdException w:name="caption" w:uiPriority="0" w:qFormat="1"/>
-    <w:lsdException w:name="table of figures" w:semiHidden="0" w:uiPriority="0" w:unhideWhenUsed="0"/>
-    <w:lsdException w:name="envelope address" w:semiHidden="0" w:uiPriority="0" w:unhideWhenUsed="0"/>
-    <w:lsdException w:name="envelope return" w:semiHidden="0" w:uiPriority="0" w:unhideWhenUsed="0"/>
-    <w:lsdException w:name="footnote reference" w:semiHidden="0" w:uiPriority="0" w:unhideWhenUsed="0"/>
-    <w:lsdException w:name="annotation reference" w:semiHidden="0" w:uiPriority="0" w:unhideWhenUsed="0"/>
-    <w:lsdException w:name="line number" w:semiHidden="0" w:uiPriority="0" w:unhideWhenUsed="0"/>
-    <w:lsdException w:name="page number" w:semiHidden="0" w:uiPriority="0" w:unhideWhenUsed="0"/>
-    <w:lsdException w:name="endnote reference" w:semiHidden="0" w:uiPriority="0" w:unhideWhenUsed="0"/>
-    <w:lsdException w:name="endnote text" w:semiHidden="0" w:uiPriority="0" w:unhideWhenUsed="0"/>
-    <w:lsdException w:name="table of authorities" w:semiHidden="0" w:uiPriority="0" w:unhideWhenUsed="0"/>
-    <w:lsdException w:name="macro" w:semiHidden="0" w:uiPriority="0" w:unhideWhenUsed="0"/>
-    <w:lsdException w:name="toa heading" w:semiHidden="0" w:uiPriority="0" w:unhideWhenUsed="0"/>
-    <w:lsdException w:name="List" w:semiHidden="0" w:uiPriority="0" w:unhideWhenUsed="0"/>
-    <w:lsdException w:name="List Bullet" w:semiHidden="0" w:uiPriority="0" w:unhideWhenUsed="0"/>
-    <w:lsdException w:name="List Number" w:semiHidden="0" w:uiPriority="0" w:unhideWhenUsed="0"/>
-    <w:lsdException w:name="List 2" w:semiHidden="0" w:uiPriority="0" w:unhideWhenUsed="0"/>
-    <w:lsdException w:name="List 3" w:semiHidden="0" w:uiPriority="0" w:unhideWhenUsed="0"/>
-    <w:lsdException w:name="List 4" w:semiHidden="0" w:uiPriority="0" w:unhideWhenUsed="0"/>
-    <w:lsdException w:name="List 5" w:semiHidden="0" w:uiPriority="0" w:unhideWhenUsed="0"/>
-    <w:lsdException w:name="List Bullet 2" w:semiHidden="0" w:uiPriority="0" w:unhideWhenUsed="0"/>
-    <w:lsdException w:name="List Bullet 3" w:semiHidden="0" w:uiPriority="0" w:unhideWhenUsed="0"/>
-    <w:lsdException w:name="List Bullet 4" w:semiHidden="0" w:uiPriority="0" w:unhideWhenUsed="0"/>
-    <w:lsdException w:name="List Bullet 5" w:semiHidden="0" w:uiPriority="0" w:unhideWhenUsed="0"/>
-    <w:lsdException w:name="List Number 2" w:semiHidden="0" w:uiPriority="0" w:unhideWhenUsed="0"/>
-    <w:lsdException w:name="List Number 3" w:semiHidden="0" w:uiPriority="0" w:unhideWhenUsed="0"/>
-    <w:lsdException w:name="List Number 4" w:semiHidden="0" w:uiPriority="0" w:unhideWhenUsed="0"/>
-    <w:lsdException w:name="List Number 5" w:semiHidden="0" w:uiPriority="0" w:unhideWhenUsed="0"/>
-    <w:lsdException w:name="Title" w:semiHidden="0" w:uiPriority="0" w:unhideWhenUsed="0" w:qFormat="1"/>
-    <w:lsdException w:name="Closing" w:semiHidden="0" w:uiPriority="0" w:unhideWhenUsed="0"/>
-    <w:lsdException w:name="Signature" w:semiHidden="0" w:uiPriority="0" w:unhideWhenUsed="0"/>
-    <w:lsdException w:name="Default Paragraph Font" w:uiPriority="0" w:unhideWhenUsed="0" w:qFormat="1"/>
-    <w:lsdException w:name="Body Text" w:uiPriority="0" w:unhideWhenUsed="0" w:qFormat="1"/>
-    <w:lsdException w:name="Body Text Indent" w:semiHidden="0" w:uiPriority="0" w:unhideWhenUsed="0"/>
-    <w:lsdException w:name="List Continue" w:semiHidden="0" w:uiPriority="0" w:unhideWhenUsed="0"/>
-    <w:lsdException w:name="List Continue 2" w:semiHidden="0" w:uiPriority="0" w:unhideWhenUsed="0"/>
-    <w:lsdException w:name="List Continue 3" w:semiHidden="0" w:uiPriority="0" w:unhideWhenUsed="0"/>
-    <w:lsdException w:name="List Continue 4" w:semiHidden="0" w:uiPriority="0" w:unhideWhenUsed="0"/>
-    <w:lsdException w:name="List Continue 5" w:semiHidden="0" w:uiPriority="0" w:unhideWhenUsed="0"/>
-    <w:lsdException w:name="Message Header" w:semiHidden="0" w:uiPriority="0" w:unhideWhenUsed="0"/>
-    <w:lsdException w:name="Subtitle" w:semiHidden="0" w:uiPriority="0" w:unhideWhenUsed="0" w:qFormat="1"/>
-    <w:lsdException w:name="Salutation" w:semiHidden="0" w:uiPriority="0" w:unhideWhenUsed="0"/>
-    <w:lsdException w:name="Date" w:semiHidden="0" w:uiPriority="0" w:unhideWhenUsed="0"/>
-    <w:lsdException w:name="Body Text First Indent" w:semiHidden="0" w:uiPriority="0" w:unhideWhenUsed="0"/>
-    <w:lsdException w:name="Body Text First Indent 2" w:semiHidden="0" w:uiPriority="0" w:unhideWhenUsed="0"/>
-    <w:lsdException w:name="Body Text 2" w:semiHidden="0" w:uiPriority="0" w:unhideWhenUsed="0"/>
-    <w:lsdException w:name="Body Text 3" w:semiHidden="0" w:uiPriority="0" w:unhideWhenUsed="0"/>
-    <w:lsdException w:name="Body Text Indent 2" w:semiHidden="0" w:uiPriority="0" w:unhideWhenUsed="0"/>
-    <w:lsdException w:name="Body Text Indent 3" w:semiHidden="0" w:uiPriority="0" w:unhideWhenUsed="0"/>
-    <w:lsdException w:name="Block Text" w:semiHidden="0" w:uiPriority="0" w:unhideWhenUsed="0"/>
-    <w:lsdException w:name="Hyperlink" w:semiHidden="0" w:uiPriority="0" w:unhideWhenUsed="0"/>
-    <w:lsdException w:name="FollowedHyperlink" w:semiHidden="0" w:uiPriority="0" w:unhideWhenUsed="0"/>
-    <w:lsdException w:name="Strong" w:semiHidden="0" w:uiPriority="0" w:unhideWhenUsed="0" w:qFormat="1"/>
-    <w:lsdException w:name="Emphasis" w:semiHidden="0" w:uiPriority="0" w:unhideWhenUsed="0" w:qFormat="1"/>
-    <w:lsdException w:name="Document Map" w:semiHidden="0" w:uiPriority="0" w:unhideWhenUsed="0"/>
-    <w:lsdException w:name="Plain Text" w:semiHidden="0" w:uiPriority="0" w:unhideWhenUsed="0"/>
-    <w:lsdException w:name="E-mail Signature" w:semiHidden="0" w:uiPriority="0" w:unhideWhenUsed="0"/>
-    <w:lsdException w:name="Normal (Web)" w:semiHidden="0" w:uiPriority="0" w:unhideWhenUsed="0" w:qFormat="1"/>
-    <w:lsdException w:name="HTML Acronym" w:semiHidden="0" w:uiPriority="0" w:unhideWhenUsed="0"/>
-    <w:lsdException w:name="HTML Address" w:semiHidden="0" w:uiPriority="0" w:unhideWhenUsed="0"/>
-    <w:lsdException w:name="HTML Cite" w:semiHidden="0" w:uiPriority="0" w:unhideWhenUsed="0"/>
-    <w:lsdException w:name="HTML Code" w:semiHidden="0" w:uiPriority="0" w:unhideWhenUsed="0"/>
-    <w:lsdException w:name="HTML Definition" w:semiHidden="0" w:uiPriority="0" w:unhideWhenUsed="0"/>
-    <w:lsdException w:name="HTML Keyboard" w:semiHidden="0" w:uiPriority="0" w:unhideWhenUsed="0"/>
-    <w:lsdException w:name="HTML Preformatted" w:semiHidden="0" w:uiPriority="0" w:unhideWhenUsed="0"/>
-    <w:lsdException w:name="HTML Sample" w:semiHidden="0" w:uiPriority="0" w:unhideWhenUsed="0"/>
-    <w:lsdException w:name="HTML Typewriter" w:semiHidden="0" w:uiPriority="0" w:unhideWhenUsed="0"/>
-    <w:lsdException w:name="HTML Variable" w:semiHidden="0" w:uiPriority="0" w:unhideWhenUsed="0"/>
-    <w:lsdException w:name="Normal Table" w:uiPriority="0" w:unhideWhenUsed="0" w:qFormat="1"/>
-    <w:lsdException w:name="annotation subject" w:semiHidden="0" w:uiPriority="0" w:unhideWhenUsed="0"/>
-    <w:lsdException w:name="Table Simple 1" w:semiHidden="0" w:uiPriority="0" w:unhideWhenUsed="0"/>
-    <w:lsdException w:name="Table Simple 2" w:semiHidden="0" w:uiPriority="0" w:unhideWhenUsed="0"/>
-    <w:lsdException w:name="Table Simple 3" w:semiHidden="0" w:uiPriority="0" w:unhideWhenUsed="0"/>
-    <w:lsdException w:name="Table Classic 1" w:semiHidden="0" w:uiPriority="0" w:unhideWhenUsed="0"/>
-    <w:lsdException w:name="Table Classic 2" w:semiHidden="0" w:uiPriority="0" w:unhideWhenUsed="0"/>
-    <w:lsdException w:name="Table Classic 3" w:semiHidden="0" w:uiPriority="0" w:unhideWhenUsed="0"/>
-    <w:lsdException w:name="Table Classic 4" w:semiHidden="0" w:uiPriority="0" w:unhideWhenUsed="0"/>
-    <w:lsdException w:name="Table Colorful 1" w:semiHidden="0" w:uiPriority="0" w:unhideWhenUsed="0"/>
-    <w:lsdException w:name="Table Colorful 2" w:semiHidden="0" w:uiPriority="0" w:unhideWhenUsed="0"/>
-    <w:lsdException w:name="Table Colorful 3" w:semiHidden="0" w:uiPriority="0" w:unhideWhenUsed="0"/>
-    <w:lsdException w:name="Table Columns 1" w:semiHidden="0" w:uiPriority="0" w:unhideWhenUsed="0"/>
-    <w:lsdException w:name="Table Columns 2" w:semiHidden="0" w:uiPriority="0" w:unhideWhenUsed="0"/>
-    <w:lsdException w:name="Table Columns 3" w:semiHidden="0" w:uiPriority="0" w:unhideWhenUsed="0"/>
-    <w:lsdException w:name="Table Columns 4" w:semiHidden="0" w:uiPriority="0" w:unhideWhenUsed="0"/>
-    <w:lsdException w:name="Table Columns 5" w:semiHidden="0" w:uiPriority="0" w:unhideWhenUsed="0"/>
-    <w:lsdException w:name="Table Grid 1" w:semiHidden="0" w:uiPriority="0" w:unhideWhenUsed="0"/>
-    <w:lsdException w:name="Table Grid 2" w:semiHidden="0" w:uiPriority="0" w:unhideWhenUsed="0"/>
-    <w:lsdException w:name="Table Grid 3" w:semiHidden="0" w:uiPriority="0" w:unhideWhenUsed="0"/>
-    <w:lsdException w:name="Table Grid 4" w:semiHidden="0" w:uiPriority="0" w:unhideWhenUsed="0"/>
-    <w:lsdException w:name="Table Grid 5" w:semiHidden="0" w:uiPriority="0" w:unhideWhenUsed="0"/>
-    <w:lsdException w:name="Table Grid 6" w:semiHidden="0" w:uiPriority="0" w:unhideWhenUsed="0"/>
-    <w:lsdException w:name="Table Grid 7" w:semiHidden="0" w:uiPriority="0" w:unhideWhenUsed="0"/>
-    <w:lsdException w:name="Table Grid 8" w:semiHidden="0" w:uiPriority="0" w:unhideWhenUsed="0"/>
-    <w:lsdException w:name="Table List 1" w:semiHidden="0" w:uiPriority="0" w:unhideWhenUsed="0"/>
-    <w:lsdException w:name="Table List 2" w:semiHidden="0" w:uiPriority="0" w:unhideWhenUsed="0"/>
-    <w:lsdException w:name="Table List 3" w:semiHidden="0" w:uiPriority="0" w:unhideWhenUsed="0"/>
-    <w:lsdException w:name="Table List 4" w:semiHidden="0" w:uiPriority="0" w:unhideWhenUsed="0"/>
-    <w:lsdException w:name="Table List 5" w:semiHidden="0" w:uiPriority="0" w:unhideWhenUsed="0"/>
-    <w:lsdException w:name="Table List 6" w:semiHidden="0" w:uiPriority="0" w:unhideWhenUsed="0"/>
-    <w:lsdException w:name="Table List 7" w:semiHidden="0" w:uiPriority="0" w:unhideWhenUsed="0"/>
-    <w:lsdException w:name="Table List 8" w:semiHidden="0" w:uiPriority="0" w:unhideWhenUsed="0"/>
-    <w:lsdException w:name="Table 3D effects 1" w:semiHidden="0" w:uiPriority="0" w:unhideWhenUsed="0"/>
-    <w:lsdException w:name="Table 3D effects 2" w:semiHidden="0" w:uiPriority="0" w:unhideWhenUsed="0"/>
-    <w:lsdException w:name="Table 3D effects 3" w:semiHidden="0" w:uiPriority="0" w:unhideWhenUsed="0"/>
-    <w:lsdException w:name="Table Contemporary" w:semiHidden="0" w:uiPriority="0" w:unhideWhenUsed="0"/>
-    <w:lsdException w:name="Table Elegant" w:semiHidden="0" w:uiPriority="0" w:unhideWhenUsed="0"/>
-    <w:lsdException w:name="Table Professional" w:semiHidden="0" w:uiPriority="0" w:unhideWhenUsed="0"/>
-    <w:lsdException w:name="Table Subtle 1" w:semiHidden="0" w:uiPriority="0" w:unhideWhenUsed="0"/>
-    <w:lsdException w:name="Table Subtle 2" w:semiHidden="0" w:uiPriority="0" w:unhideWhenUsed="0"/>
-    <w:lsdException w:name="Table Web 1" w:semiHidden="0" w:uiPriority="0" w:unhideWhenUsed="0"/>
-    <w:lsdException w:name="Table Web 2" w:semiHidden="0" w:uiPriority="0" w:unhideWhenUsed="0"/>
-    <w:lsdException w:name="Table Web 3" w:semiHidden="0" w:uiPriority="0" w:unhideWhenUsed="0"/>
-    <w:lsdException w:name="Balloon Text" w:semiHidden="0" w:uiPriority="0" w:unhideWhenUsed="0"/>
-    <w:lsdException w:name="Table Grid" w:semiHidden="0" w:uiPriority="0" w:unhideWhenUsed="0" w:qFormat="1"/>
-    <w:lsdException w:name="Table Theme" w:semiHidden="0" w:uiPriority="0" w:unhideWhenUsed="0"/>
-    <w:lsdException w:name="Light Shading" w:semiHidden="0" w:uiPriority="60" w:unhideWhenUsed="0"/>
-    <w:lsdException w:name="Light List" w:semiHidden="0" w:uiPriority="61" w:unhideWhenUsed="0"/>
-    <w:lsdException w:name="Light Grid" w:semiHidden="0" w:uiPriority="62" w:unhideWhenUsed="0"/>
-    <w:lsdException w:name="Medium Shading 1" w:semiHidden="0" w:uiPriority="63" w:unhideWhenUsed="0"/>
-    <w:lsdException w:name="Medium Shading 2" w:semiHidden="0" w:uiPriority="64" w:unhideWhenUsed="0"/>
-    <w:lsdException w:name="Medium List 1" w:semiHidden="0" w:uiPriority="65" w:unhideWhenUsed="0"/>
-    <w:lsdException w:name="Medium List 2" w:semiHidden="0" w:uiPriority="66" w:unhideWhenUsed="0"/>
-    <w:lsdException w:name="Medium Grid 1" w:semiHidden="0" w:uiPriority="67" w:unhideWhenUsed="0"/>
-    <w:lsdException w:name="Medium Grid 2" w:semiHidden="0" w:uiPriority="68" w:unhideWhenUsed="0"/>
-    <w:lsdException w:name="Medium Grid 3" w:semiHidden="0" w:uiPriority="69" w:unhideWhenUsed="0"/>
-    <w:lsdException w:name="Dark List" w:semiHidden="0" w:uiPriority="70" w:unhideWhenUsed="0"/>
-    <w:lsdException w:name="Colorful Shading" w:semiHidden="0" w:uiPriority="71" w:unhideWhenUsed="0"/>
-    <w:lsdException w:name="Colorful List" w:semiHidden="0" w:uiPriority="72" w:unhideWhenUsed="0"/>
-    <w:lsdException w:name="Colorful Grid" w:semiHidden="0" w:uiPriority="73" w:unhideWhenUsed="0"/>
-    <w:lsdException w:name="Light Shading Accent 1" w:semiHidden="0" w:uiPriority="60" w:unhideWhenUsed="0"/>
-    <w:lsdException w:name="Light List Accent 1" w:semiHidden="0" w:uiPriority="61" w:unhideWhenUsed="0"/>
-    <w:lsdException w:name="Light Grid Accent 1" w:semiHidden="0" w:uiPriority="62" w:unhideWhenUsed="0"/>
-    <w:lsdException w:name="Medium Shading 1 Accent 1" w:semiHidden="0" w:uiPriority="63" w:unhideWhenUsed="0"/>
-    <w:lsdException w:name="Medium Shading 2 Accent 1" w:semiHidden="0" w:uiPriority="64" w:unhideWhenUsed="0"/>
-    <w:lsdException w:name="Medium List 1 Accent 1" w:semiHidden="0" w:uiPriority="65" w:unhideWhenUsed="0"/>
-    <w:lsdException w:name="Medium List 2 Accent 1" w:semiHidden="0" w:uiPriority="66" w:unhideWhenUsed="0"/>
-    <w:lsdException w:name="Medium Grid 1 Accent 1" w:semiHidden="0" w:uiPriority="67" w:unhideWhenUsed="0"/>
-    <w:lsdException w:name="Medium Grid 2 Accent 1" w:semiHidden="0" w:uiPriority="68" w:unhideWhenUsed="0"/>
-    <w:lsdException w:name="Medium Grid 3 Accent 1" w:semiHidden="0" w:uiPriority="69" w:unhideWhenUsed="0"/>
-    <w:lsdException w:name="Dark List Accent 1" w:semiHidden="0" w:uiPriority="70" w:unhideWhenUsed="0"/>
-    <w:lsdException w:name="Colorful Shading Accent 1" w:semiHidden="0" w:uiPriority="71" w:unhideWhenUsed="0"/>
-    <w:lsdException w:name="Colorful List Accent 1" w:semiHidden="0" w:uiPriority="72" w:unhideWhenUsed="0"/>
-    <w:lsdException w:name="Colorful Grid Accent 1" w:semiHidden="0" w:uiPriority="73" w:unhideWhenUsed="0"/>
-    <w:lsdException w:name="Light Shading Accent 2" w:semiHidden="0" w:uiPriority="60" w:unhideWhenUsed="0"/>
-    <w:lsdException w:name="Light List Accent 2" w:semiHidden="0" w:uiPriority="61" w:unhideWhenUsed="0"/>
-    <w:lsdException w:name="Light Grid Accent 2" w:semiHidden="0" w:uiPriority="62" w:unhideWhenUsed="0"/>
-    <w:lsdException w:name="Medium Shading 1 Accent 2" w:semiHidden="0" w:uiPriority="63" w:unhideWhenUsed="0"/>
-    <w:lsdException w:name="Medium Shading 2 Accent 2" w:semiHidden="0" w:uiPriority="64" w:unhideWhenUsed="0"/>
-    <w:lsdException w:name="Medium List 1 Accent 2" w:semiHidden="0" w:uiPriority="65" w:unhideWhenUsed="0"/>
-    <w:lsdException w:name="Medium List 2 Accent 2" w:semiHidden="0" w:uiPriority="66" w:unhideWhenUsed="0"/>
-    <w:lsdException w:name="Medium Grid 1 Accent 2" w:semiHidden="0" w:uiPriority="67" w:unhideWhenUsed="0"/>
-    <w:lsdException w:name="Medium Grid 2 Accent 2" w:semiHidden="0" w:uiPriority="68" w:unhideWhenUsed="0"/>
-    <w:lsdException w:name="Medium Grid 3 Accent 2" w:semiHidden="0" w:uiPriority="69" w:unhideWhenUsed="0"/>
-    <w:lsdException w:name="Dark List Accent 2" w:semiHidden="0" w:uiPriority="70" w:unhideWhenUsed="0"/>
-    <w:lsdException w:name="Colorful Shading Accent 2" w:semiHidden="0" w:uiPriority="71" w:unhideWhenUsed="0"/>
-    <w:lsdException w:name="Colorful List Accent 2" w:semiHidden="0" w:uiPriority="72" w:unhideWhenUsed="0"/>
-    <w:lsdException w:name="Colorful Grid Accent 2" w:semiHidden="0" w:uiPriority="73" w:unhideWhenUsed="0"/>
-    <w:lsdException w:name="Light Shading Accent 3" w:semiHidden="0" w:uiPriority="60" w:unhideWhenUsed="0"/>
-    <w:lsdException w:name="Light List Accent 3" w:semiHidden="0" w:uiPriority="61" w:unhideWhenUsed="0"/>
-    <w:lsdException w:name="Light Grid Accent 3" w:semiHidden="0" w:uiPriority="62" w:unhideWhenUsed="0"/>
-    <w:lsdException w:name="Medium Shading 1 Accent 3" w:semiHidden="0" w:uiPriority="63" w:unhideWhenUsed="0"/>
-    <w:lsdException w:name="Medium Shading 2 Accent 3" w:semiHidden="0" w:uiPriority="64" w:unhideWhenUsed="0"/>
-    <w:lsdException w:name="Medium List 1 Accent 3" w:semiHidden="0" w:uiPriority="65" w:unhideWhenUsed="0"/>
-    <w:lsdException w:name="Medium List 2 Accent 3" w:semiHidden="0" w:uiPriority="66" w:unhideWhenUsed="0"/>
-    <w:lsdException w:name="Medium Grid 1 Accent 3" w:semiHidden="0" w:uiPriority="67" w:unhideWhenUsed="0"/>
-    <w:lsdException w:name="Medium Grid 2 Accent 3" w:semiHidden="0" w:uiPriority="68" w:unhideWhenUsed="0"/>
-    <w:lsdException w:name="Medium Grid 3 Accent 3" w:semiHidden="0" w:uiPriority="69" w:unhideWhenUsed="0"/>
-    <w:lsdException w:name="Dark List Accent 3" w:semiHidden="0" w:uiPriority="70" w:unhideWhenUsed="0"/>
-    <w:lsdException w:name="Colorful Shading Accent 3" w:semiHidden="0" w:uiPriority="71" w:unhideWhenUsed="0"/>
-    <w:lsdException w:name="Colorful List Accent 3" w:semiHidden="0" w:uiPriority="72" w:unhideWhenUsed="0"/>
-    <w:lsdException w:name="Colorful Grid Accent 3" w:semiHidden="0" w:uiPriority="73" w:unhideWhenUsed="0"/>
-    <w:lsdException w:name="Light Shading Accent 4" w:semiHidden="0" w:uiPriority="60" w:unhideWhenUsed="0"/>
-    <w:lsdException w:name="Light List Accent 4" w:semiHidden="0" w:uiPriority="61" w:unhideWhenUsed="0"/>
-    <w:lsdException w:name="Light Grid Accent 4" w:semiHidden="0" w:uiPriority="62" w:unhideWhenUsed="0"/>
-    <w:lsdException w:name="Medium Shading 1 Accent 4" w:semiHidden="0" w:uiPriority="63" w:unhideWhenUsed="0"/>
-    <w:lsdException w:name="Medium Shading 2 Accent 4" w:semiHidden="0" w:uiPriority="64" w:unhideWhenUsed="0"/>
-    <w:lsdException w:name="Medium List 1 Accent 4" w:semiHidden="0" w:uiPriority="65" w:unhideWhenUsed="0"/>
-    <w:lsdException w:name="Medium List 2 Accent 4" w:semiHidden="0" w:uiPriority="66" w:unhideWhenUsed="0"/>
-    <w:lsdException w:name="Medium Grid 1 Accent 4" w:semiHidden="0" w:uiPriority="67" w:unhideWhenUsed="0"/>
-    <w:lsdException w:name="Medium Grid 2 Accent 4" w:semiHidden="0" w:uiPriority="68" w:unhideWhenUsed="0"/>
-    <w:lsdException w:name="Medium Grid 3 Accent 4" w:semiHidden="0" w:uiPriority="69" w:unhideWhenUsed="0"/>
-    <w:lsdException w:name="Dark List Accent 4" w:semiHidden="0" w:uiPriority="70" w:unhideWhenUsed="0"/>
-    <w:lsdException w:name="Colorful Shading Accent 4" w:semiHidden="0" w:uiPriority="71" w:unhideWhenUsed="0"/>
-    <w:lsdException w:name="Colorful List Accent 4" w:semiHidden="0" w:uiPriority="72" w:unhideWhenUsed="0"/>
-    <w:lsdException w:name="Colorful Grid Accent 4" w:semiHidden="0" w:uiPriority="73" w:unhideWhenUsed="0"/>
-    <w:lsdException w:name="Light Shading Accent 5" w:semiHidden="0" w:uiPriority="60" w:unhideWhenUsed="0"/>
-    <w:lsdException w:name="Light List Accent 5" w:semiHidden="0" w:uiPriority="61" w:unhideWhenUsed="0"/>
-    <w:lsdException w:name="Light Grid Accent 5" w:semiHidden="0" w:uiPriority="62" w:unhideWhenUsed="0"/>
-    <w:lsdException w:name="Medium Shading 1 Accent 5" w:semiHidden="0" w:uiPriority="63" w:unhideWhenUsed="0"/>
-    <w:lsdException w:name="Medium Shading 2 Accent 5" w:semiHidden="0" w:uiPriority="64" w:unhideWhenUsed="0"/>
-    <w:lsdException w:name="Medium List 1 Accent 5" w:semiHidden="0" w:uiPriority="65" w:unhideWhenUsed="0"/>
-    <w:lsdException w:name="Medium List 2 Accent 5" w:semiHidden="0" w:uiPriority="66" w:unhideWhenUsed="0"/>
-    <w:lsdException w:name="Medium Grid 1 Accent 5" w:semiHidden="0" w:uiPriority="67" w:unhideWhenUsed="0"/>
-    <w:lsdException w:name="Medium Grid 2 Accent 5" w:semiHidden="0" w:uiPriority="68" w:unhideWhenUsed="0"/>
-    <w:lsdException w:name="Medium Grid 3 Accent 5" w:semiHidden="0" w:uiPriority="69" w:unhideWhenUsed="0"/>
-    <w:lsdException w:name="Dark List Accent 5" w:semiHidden="0" w:uiPriority="70" w:unhideWhenUsed="0"/>
-    <w:lsdException w:name="Colorful Shading Accent 5" w:semiHidden="0" w:uiPriority="71" w:unhideWhenUsed="0"/>
-    <w:lsdException w:name="Colorful List Accent 5" w:semiHidden="0" w:uiPriority="72" w:unhideWhenUsed="0"/>
-    <w:lsdException w:name="Colorful Grid Accent 5" w:semiHidden="0" w:uiPriority="73" w:unhideWhenUsed="0"/>
-    <w:lsdException w:name="Light Shading Accent 6" w:semiHidden="0" w:uiPriority="60" w:unhideWhenUsed="0"/>
-    <w:lsdException w:name="Light List Accent 6" w:semiHidden="0" w:uiPriority="61" w:unhideWhenUsed="0"/>
-    <w:lsdException w:name="Light Grid Accent 6" w:semiHidden="0" w:uiPriority="62" w:unhideWhenUsed="0"/>
-    <w:lsdException w:name="Medium Shading 1 Accent 6" w:semiHidden="0" w:uiPriority="63" w:unhideWhenUsed="0"/>
-    <w:lsdException w:name="Medium Shading 2 Accent 6" w:semiHidden="0" w:uiPriority="64" w:unhideWhenUsed="0"/>
-    <w:lsdException w:name="Medium List 1 Accent 6" w:semiHidden="0" w:uiPriority="65" w:unhideWhenUsed="0"/>
-    <w:lsdException w:name="Medium List 2 Accent 6" w:semiHidden="0" w:uiPriority="66" w:unhideWhenUsed="0"/>
-    <w:lsdException w:name="Medium Grid 1 Accent 6" w:semiHidden="0" w:uiPriority="67" w:unhideWhenUsed="0"/>
-    <w:lsdException w:name="Medium Grid 2 Accent 6" w:semiHidden="0" w:uiPriority="68" w:unhideWhenUsed="0"/>
-    <w:lsdException w:name="Medium Grid 3 Accent 6" w:semiHidden="0" w:uiPriority="69" w:unhideWhenUsed="0"/>
-    <w:lsdException w:name="Dark List Accent 6" w:semiHidden="0" w:uiPriority="70" w:unhideWhenUsed="0"/>
-    <w:lsdException w:name="Colorful Shading Accent 6" w:semiHidden="0" w:uiPriority="71" w:unhideWhenUsed="0"/>
-    <w:lsdException w:name="Colorful List Accent 6" w:semiHidden="0" w:uiPriority="72" w:unhideWhenUsed="0"/>
-    <w:lsdException w:name="Colorful Grid Accent 6" w:semiHidden="0" w:uiPriority="73" w:unhideWhenUsed="0"/>
+  <w:latentStyles w:count="260" w:defQFormat="0" w:defUnhideWhenUsed="1" w:defSemiHidden="1" w:defUIPriority="99" w:defLockedState="0">
+    <w:lsdException w:qFormat="1" w:unhideWhenUsed="0" w:uiPriority="0" w:semiHidden="0" w:name="Normal"/>
+    <w:lsdException w:qFormat="1" w:unhideWhenUsed="0" w:uiPriority="0" w:semiHidden="0" w:name="heading 1"/>
+    <w:lsdException w:qFormat="1" w:uiPriority="0" w:semiHidden="0" w:name="heading 2"/>
+    <w:lsdException w:qFormat="1" w:uiPriority="0" w:name="heading 3"/>
+    <w:lsdException w:qFormat="1" w:uiPriority="0" w:semiHidden="0" w:name="heading 4"/>
+    <w:lsdException w:qFormat="1" w:uiPriority="0" w:name="heading 5"/>
+    <w:lsdException w:qFormat="1" w:uiPriority="0" w:name="heading 6"/>
+    <w:lsdException w:qFormat="1" w:uiPriority="0" w:name="heading 7"/>
+    <w:lsdException w:qFormat="1" w:uiPriority="0" w:name="heading 8"/>
+    <w:lsdException w:qFormat="1" w:uiPriority="0" w:name="heading 9"/>
+    <w:lsdException w:unhideWhenUsed="0" w:uiPriority="0" w:semiHidden="0" w:name="index 1"/>
+    <w:lsdException w:unhideWhenUsed="0" w:uiPriority="0" w:semiHidden="0" w:name="index 2"/>
+    <w:lsdException w:unhideWhenUsed="0" w:uiPriority="0" w:semiHidden="0" w:name="index 3"/>
+    <w:lsdException w:unhideWhenUsed="0" w:uiPriority="0" w:semiHidden="0" w:name="index 4"/>
+    <w:lsdException w:unhideWhenUsed="0" w:uiPriority="0" w:semiHidden="0" w:name="index 5"/>
+    <w:lsdException w:unhideWhenUsed="0" w:uiPriority="0" w:semiHidden="0" w:name="index 6"/>
+    <w:lsdException w:unhideWhenUsed="0" w:uiPriority="0" w:semiHidden="0" w:name="index 7"/>
+    <w:lsdException w:unhideWhenUsed="0" w:uiPriority="0" w:semiHidden="0" w:name="index 8"/>
+    <w:lsdException w:unhideWhenUsed="0" w:uiPriority="0" w:semiHidden="0" w:name="index 9"/>
+    <w:lsdException w:qFormat="1" w:unhideWhenUsed="0" w:uiPriority="0" w:semiHidden="0" w:name="toc 1"/>
+    <w:lsdException w:qFormat="1" w:unhideWhenUsed="0" w:uiPriority="0" w:semiHidden="0" w:name="toc 2"/>
+    <w:lsdException w:qFormat="1" w:unhideWhenUsed="0" w:uiPriority="0" w:semiHidden="0" w:name="toc 3"/>
+    <w:lsdException w:unhideWhenUsed="0" w:uiPriority="0" w:semiHidden="0" w:name="toc 4"/>
+    <w:lsdException w:unhideWhenUsed="0" w:uiPriority="0" w:semiHidden="0" w:name="toc 5"/>
+    <w:lsdException w:unhideWhenUsed="0" w:uiPriority="0" w:semiHidden="0" w:name="toc 6"/>
+    <w:lsdException w:unhideWhenUsed="0" w:uiPriority="0" w:semiHidden="0" w:name="toc 7"/>
+    <w:lsdException w:unhideWhenUsed="0" w:uiPriority="0" w:semiHidden="0" w:name="toc 8"/>
+    <w:lsdException w:unhideWhenUsed="0" w:uiPriority="0" w:semiHidden="0" w:name="toc 9"/>
+    <w:lsdException w:unhideWhenUsed="0" w:uiPriority="0" w:semiHidden="0" w:name="Normal Indent"/>
+    <w:lsdException w:unhideWhenUsed="0" w:uiPriority="0" w:semiHidden="0" w:name="footnote text"/>
+    <w:lsdException w:qFormat="1" w:unhideWhenUsed="0" w:uiPriority="0" w:semiHidden="0" w:name="annotation text"/>
+    <w:lsdException w:qFormat="1" w:unhideWhenUsed="0" w:uiPriority="0" w:semiHidden="0" w:name="header"/>
+    <w:lsdException w:qFormat="1" w:unhideWhenUsed="0" w:uiPriority="0" w:semiHidden="0" w:name="footer"/>
+    <w:lsdException w:unhideWhenUsed="0" w:uiPriority="0" w:semiHidden="0" w:name="index heading"/>
+    <w:lsdException w:qFormat="1" w:uiPriority="0" w:name="caption"/>
+    <w:lsdException w:unhideWhenUsed="0" w:uiPriority="0" w:semiHidden="0" w:name="table of figures"/>
+    <w:lsdException w:unhideWhenUsed="0" w:uiPriority="0" w:semiHidden="0" w:name="envelope address"/>
+    <w:lsdException w:unhideWhenUsed="0" w:uiPriority="0" w:semiHidden="0" w:name="envelope return"/>
+    <w:lsdException w:unhideWhenUsed="0" w:uiPriority="0" w:semiHidden="0" w:name="footnote reference"/>
+    <w:lsdException w:unhideWhenUsed="0" w:uiPriority="0" w:semiHidden="0" w:name="annotation reference"/>
+    <w:lsdException w:unhideWhenUsed="0" w:uiPriority="0" w:semiHidden="0" w:name="line number"/>
+    <w:lsdException w:unhideWhenUsed="0" w:uiPriority="0" w:semiHidden="0" w:name="page number"/>
+    <w:lsdException w:unhideWhenUsed="0" w:uiPriority="0" w:semiHidden="0" w:name="endnote reference"/>
+    <w:lsdException w:unhideWhenUsed="0" w:uiPriority="0" w:semiHidden="0" w:name="endnote text"/>
+    <w:lsdException w:unhideWhenUsed="0" w:uiPriority="0" w:semiHidden="0" w:name="table of authorities"/>
+    <w:lsdException w:unhideWhenUsed="0" w:uiPriority="0" w:semiHidden="0" w:name="macro"/>
+    <w:lsdException w:unhideWhenUsed="0" w:uiPriority="0" w:semiHidden="0" w:name="toa heading"/>
+    <w:lsdException w:unhideWhenUsed="0" w:uiPriority="0" w:semiHidden="0" w:name="List"/>
+    <w:lsdException w:unhideWhenUsed="0" w:uiPriority="0" w:semiHidden="0" w:name="List Bullet"/>
+    <w:lsdException w:unhideWhenUsed="0" w:uiPriority="0" w:semiHidden="0" w:name="List Number"/>
+    <w:lsdException w:unhideWhenUsed="0" w:uiPriority="0" w:semiHidden="0" w:name="List 2"/>
+    <w:lsdException w:unhideWhenUsed="0" w:uiPriority="0" w:semiHidden="0" w:name="List 3"/>
+    <w:lsdException w:unhideWhenUsed="0" w:uiPriority="0" w:semiHidden="0" w:name="List 4"/>
+    <w:lsdException w:unhideWhenUsed="0" w:uiPriority="0" w:semiHidden="0" w:name="List 5"/>
+    <w:lsdException w:unhideWhenUsed="0" w:uiPriority="0" w:semiHidden="0" w:name="List Bullet 2"/>
+    <w:lsdException w:unhideWhenUsed="0" w:uiPriority="0" w:semiHidden="0" w:name="List Bullet 3"/>
+    <w:lsdException w:unhideWhenUsed="0" w:uiPriority="0" w:semiHidden="0" w:name="List Bullet 4"/>
+    <w:lsdException w:unhideWhenUsed="0" w:uiPriority="0" w:semiHidden="0" w:name="List Bullet 5"/>
+    <w:lsdException w:unhideWhenUsed="0" w:uiPriority="0" w:semiHidden="0" w:name="List Number 2"/>
+    <w:lsdException w:unhideWhenUsed="0" w:uiPriority="0" w:semiHidden="0" w:name="List Number 3"/>
+    <w:lsdException w:unhideWhenUsed="0" w:uiPriority="0" w:semiHidden="0" w:name="List Number 4"/>
+    <w:lsdException w:unhideWhenUsed="0" w:uiPriority="0" w:semiHidden="0" w:name="List Number 5"/>
+    <w:lsdException w:qFormat="1" w:unhideWhenUsed="0" w:uiPriority="0" w:semiHidden="0" w:name="Title"/>
+    <w:lsdException w:unhideWhenUsed="0" w:uiPriority="0" w:semiHidden="0" w:name="Closing"/>
+    <w:lsdException w:unhideWhenUsed="0" w:uiPriority="0" w:semiHidden="0" w:name="Signature"/>
+    <w:lsdException w:qFormat="1" w:unhideWhenUsed="0" w:uiPriority="0" w:name="Default Paragraph Font"/>
+    <w:lsdException w:qFormat="1" w:unhideWhenUsed="0" w:uiPriority="0" w:name="Body Text"/>
+    <w:lsdException w:unhideWhenUsed="0" w:uiPriority="0" w:semiHidden="0" w:name="Body Text Indent"/>
+    <w:lsdException w:unhideWhenUsed="0" w:uiPriority="0" w:semiHidden="0" w:name="List Continue"/>
+    <w:lsdException w:unhideWhenUsed="0" w:uiPriority="0" w:semiHidden="0" w:name="List Continue 2"/>
+    <w:lsdException w:unhideWhenUsed="0" w:uiPriority="0" w:semiHidden="0" w:name="List Continue 3"/>
+    <w:lsdException w:unhideWhenUsed="0" w:uiPriority="0" w:semiHidden="0" w:name="List Continue 4"/>
+    <w:lsdException w:unhideWhenUsed="0" w:uiPriority="0" w:semiHidden="0" w:name="List Continue 5"/>
+    <w:lsdException w:unhideWhenUsed="0" w:uiPriority="0" w:semiHidden="0" w:name="Message Header"/>
+    <w:lsdException w:qFormat="1" w:unhideWhenUsed="0" w:uiPriority="0" w:semiHidden="0" w:name="Subtitle"/>
+    <w:lsdException w:unhideWhenUsed="0" w:uiPriority="0" w:semiHidden="0" w:name="Salutation"/>
+    <w:lsdException w:unhideWhenUsed="0" w:uiPriority="0" w:semiHidden="0" w:name="Date"/>
+    <w:lsdException w:unhideWhenUsed="0" w:uiPriority="0" w:semiHidden="0" w:name="Body Text First Indent"/>
+    <w:lsdException w:unhideWhenUsed="0" w:uiPriority="0" w:semiHidden="0" w:name="Body Text First Indent 2"/>
+    <w:lsdException w:uiPriority="99" w:name="Note Heading"/>
+    <w:lsdException w:unhideWhenUsed="0" w:uiPriority="0" w:semiHidden="0" w:name="Body Text 2"/>
+    <w:lsdException w:unhideWhenUsed="0" w:uiPriority="0" w:semiHidden="0" w:name="Body Text 3"/>
+    <w:lsdException w:unhideWhenUsed="0" w:uiPriority="0" w:semiHidden="0" w:name="Body Text Indent 2"/>
+    <w:lsdException w:unhideWhenUsed="0" w:uiPriority="0" w:semiHidden="0" w:name="Body Text Indent 3"/>
+    <w:lsdException w:unhideWhenUsed="0" w:uiPriority="0" w:semiHidden="0" w:name="Block Text"/>
+    <w:lsdException w:unhideWhenUsed="0" w:uiPriority="0" w:semiHidden="0" w:name="Hyperlink"/>
+    <w:lsdException w:unhideWhenUsed="0" w:uiPriority="0" w:semiHidden="0" w:name="FollowedHyperlink"/>
+    <w:lsdException w:qFormat="1" w:unhideWhenUsed="0" w:uiPriority="0" w:semiHidden="0" w:name="Strong"/>
+    <w:lsdException w:qFormat="1" w:unhideWhenUsed="0" w:uiPriority="0" w:semiHidden="0" w:name="Emphasis"/>
+    <w:lsdException w:unhideWhenUsed="0" w:uiPriority="0" w:semiHidden="0" w:name="Document Map"/>
+    <w:lsdException w:unhideWhenUsed="0" w:uiPriority="0" w:semiHidden="0" w:name="Plain Text"/>
+    <w:lsdException w:unhideWhenUsed="0" w:uiPriority="0" w:semiHidden="0" w:name="E-mail Signature"/>
+    <w:lsdException w:qFormat="1" w:unhideWhenUsed="0" w:uiPriority="0" w:semiHidden="0" w:name="Normal (Web)"/>
+    <w:lsdException w:unhideWhenUsed="0" w:uiPriority="0" w:semiHidden="0" w:name="HTML Acronym"/>
+    <w:lsdException w:unhideWhenUsed="0" w:uiPriority="0" w:semiHidden="0" w:name="HTML Address"/>
+    <w:lsdException w:unhideWhenUsed="0" w:uiPriority="0" w:semiHidden="0" w:name="HTML Cite"/>
+    <w:lsdException w:unhideWhenUsed="0" w:uiPriority="0" w:semiHidden="0" w:name="HTML Code"/>
+    <w:lsdException w:unhideWhenUsed="0" w:uiPriority="0" w:semiHidden="0" w:name="HTML Definition"/>
+    <w:lsdException w:unhideWhenUsed="0" w:uiPriority="0" w:semiHidden="0" w:name="HTML Keyboard"/>
+    <w:lsdException w:unhideWhenUsed="0" w:uiPriority="0" w:semiHidden="0" w:name="HTML Preformatted"/>
+    <w:lsdException w:unhideWhenUsed="0" w:uiPriority="0" w:semiHidden="0" w:name="HTML Sample"/>
+    <w:lsdException w:unhideWhenUsed="0" w:uiPriority="0" w:semiHidden="0" w:name="HTML Typewriter"/>
+    <w:lsdException w:unhideWhenUsed="0" w:uiPriority="0" w:semiHidden="0" w:name="HTML Variable"/>
+    <w:lsdException w:qFormat="1" w:unhideWhenUsed="0" w:uiPriority="0" w:name="Normal Table"/>
+    <w:lsdException w:unhideWhenUsed="0" w:uiPriority="0" w:semiHidden="0" w:name="annotation subject"/>
+    <w:lsdException w:unhideWhenUsed="0" w:uiPriority="0" w:semiHidden="0" w:name="Table Simple 1"/>
+    <w:lsdException w:unhideWhenUsed="0" w:uiPriority="0" w:semiHidden="0" w:name="Table Simple 2"/>
+    <w:lsdException w:unhideWhenUsed="0" w:uiPriority="0" w:semiHidden="0" w:name="Table Simple 3"/>
+    <w:lsdException w:unhideWhenUsed="0" w:uiPriority="0" w:semiHidden="0" w:name="Table Classic 1"/>
+    <w:lsdException w:unhideWhenUsed="0" w:uiPriority="0" w:semiHidden="0" w:name="Table Classic 2"/>
+    <w:lsdException w:unhideWhenUsed="0" w:uiPriority="0" w:semiHidden="0" w:name="Table Classic 3"/>
+    <w:lsdException w:unhideWhenUsed="0" w:uiPriority="0" w:semiHidden="0" w:name="Table Classic 4"/>
+    <w:lsdException w:unhideWhenUsed="0" w:uiPriority="0" w:semiHidden="0" w:name="Table Colorful 1"/>
+    <w:lsdException w:unhideWhenUsed="0" w:uiPriority="0" w:semiHidden="0" w:name="Table Colorful 2"/>
+    <w:lsdException w:unhideWhenUsed="0" w:uiPriority="0" w:semiHidden="0" w:name="Table Colorful 3"/>
+    <w:lsdException w:unhideWhenUsed="0" w:uiPriority="0" w:semiHidden="0" w:name="Table Columns 1"/>
+    <w:lsdException w:unhideWhenUsed="0" w:uiPriority="0" w:semiHidden="0" w:name="Table Columns 2"/>
+    <w:lsdException w:unhideWhenUsed="0" w:uiPriority="0" w:semiHidden="0" w:name="Table Columns 3"/>
+    <w:lsdException w:unhideWhenUsed="0" w:uiPriority="0" w:semiHidden="0" w:name="Table Columns 4"/>
+    <w:lsdException w:unhideWhenUsed="0" w:uiPriority="0" w:semiHidden="0" w:name="Table Columns 5"/>
+    <w:lsdException w:unhideWhenUsed="0" w:uiPriority="0" w:semiHidden="0" w:name="Table Grid 1"/>
+    <w:lsdException w:unhideWhenUsed="0" w:uiPriority="0" w:semiHidden="0" w:name="Table Grid 2"/>
+    <w:lsdException w:unhideWhenUsed="0" w:uiPriority="0" w:semiHidden="0" w:name="Table Grid 3"/>
+    <w:lsdException w:unhideWhenUsed="0" w:uiPriority="0" w:semiHidden="0" w:name="Table Grid 4"/>
+    <w:lsdException w:unhideWhenUsed="0" w:uiPriority="0" w:semiHidden="0" w:name="Table Grid 5"/>
+    <w:lsdException w:unhideWhenUsed="0" w:uiPriority="0" w:semiHidden="0" w:name="Table Grid 6"/>
+    <w:lsdException w:unhideWhenUsed="0" w:uiPriority="0" w:semiHidden="0" w:name="Table Grid 7"/>
+    <w:lsdException w:unhideWhenUsed="0" w:uiPriority="0" w:semiHidden="0" w:name="Table Grid 8"/>
+    <w:lsdException w:unhideWhenUsed="0" w:uiPriority="0" w:semiHidden="0" w:name="Table List 1"/>
+    <w:lsdException w:unhideWhenUsed="0" w:uiPriority="0" w:semiHidden="0" w:name="Table List 2"/>
+    <w:lsdException w:unhideWhenUsed="0" w:uiPriority="0" w:semiHidden="0" w:name="Table List 3"/>
+    <w:lsdException w:unhideWhenUsed="0" w:uiPriority="0" w:semiHidden="0" w:name="Table List 4"/>
+    <w:lsdException w:unhideWhenUsed="0" w:uiPriority="0" w:semiHidden="0" w:name="Table List 5"/>
+    <w:lsdException w:unhideWhenUsed="0" w:uiPriority="0" w:semiHidden="0" w:name="Table List 6"/>
+    <w:lsdException w:unhideWhenUsed="0" w:uiPriority="0" w:semiHidden="0" w:name="Table List 7"/>
+    <w:lsdException w:unhideWhenUsed="0" w:uiPriority="0" w:semiHidden="0" w:name="Table List 8"/>
+    <w:lsdException w:unhideWhenUsed="0" w:uiPriority="0" w:semiHidden="0" w:name="Table 3D effects 1"/>
+    <w:lsdException w:unhideWhenUsed="0" w:uiPriority="0" w:semiHidden="0" w:name="Table 3D effects 2"/>
+    <w:lsdException w:unhideWhenUsed="0" w:uiPriority="0" w:semiHidden="0" w:name="Table 3D effects 3"/>
+    <w:lsdException w:unhideWhenUsed="0" w:uiPriority="0" w:semiHidden="0" w:name="Table Contemporary"/>
+    <w:lsdException w:unhideWhenUsed="0" w:uiPriority="0" w:semiHidden="0" w:name="Table Elegant"/>
+    <w:lsdException w:unhideWhenUsed="0" w:uiPriority="0" w:semiHidden="0" w:name="Table Professional"/>
+    <w:lsdException w:unhideWhenUsed="0" w:uiPriority="0" w:semiHidden="0" w:name="Table Subtle 1"/>
+    <w:lsdException w:unhideWhenUsed="0" w:uiPriority="0" w:semiHidden="0" w:name="Table Subtle 2"/>
+    <w:lsdException w:unhideWhenUsed="0" w:uiPriority="0" w:semiHidden="0" w:name="Table Web 1"/>
+    <w:lsdException w:unhideWhenUsed="0" w:uiPriority="0" w:semiHidden="0" w:name="Table Web 2"/>
+    <w:lsdException w:unhideWhenUsed="0" w:uiPriority="0" w:semiHidden="0" w:name="Table Web 3"/>
+    <w:lsdException w:unhideWhenUsed="0" w:uiPriority="0" w:semiHidden="0" w:name="Balloon Text"/>
+    <w:lsdException w:qFormat="1" w:unhideWhenUsed="0" w:uiPriority="0" w:semiHidden="0" w:name="Table Grid"/>
+    <w:lsdException w:unhideWhenUsed="0" w:uiPriority="0" w:semiHidden="0" w:name="Table Theme"/>
+    <w:lsdException w:unhideWhenUsed="0" w:uiPriority="60" w:semiHidden="0" w:name="Light Shading"/>
+    <w:lsdException w:unhideWhenUsed="0" w:uiPriority="61" w:semiHidden="0" w:name="Light List"/>
+    <w:lsdException w:unhideWhenUsed="0" w:uiPriority="62" w:semiHidden="0" w:name="Light Grid"/>
+    <w:lsdException w:unhideWhenUsed="0" w:uiPriority="63" w:semiHidden="0" w:name="Medium Shading 1"/>
+    <w:lsdException w:unhideWhenUsed="0" w:uiPriority="64" w:semiHidden="0" w:name="Medium Shading 2"/>
+    <w:lsdException w:unhideWhenUsed="0" w:uiPriority="65" w:semiHidden="0" w:name="Medium List 1"/>
+    <w:lsdException w:unhideWhenUsed="0" w:uiPriority="66" w:semiHidden="0" w:name="Medium List 2"/>
+    <w:lsdException w:unhideWhenUsed="0" w:uiPriority="67" w:semiHidden="0" w:name="Medium Grid 1"/>
+    <w:lsdException w:unhideWhenUsed="0" w:uiPriority="68" w:semiHidden="0" w:name="Medium Grid 2"/>
+    <w:lsdException w:unhideWhenUsed="0" w:uiPriority="69" w:semiHidden="0" w:name="Medium Grid 3"/>
+    <w:lsdException w:unhideWhenUsed="0" w:uiPriority="70" w:semiHidden="0" w:name="Dark List"/>
+    <w:lsdException w:unhideWhenUsed="0" w:uiPriority="71" w:semiHidden="0" w:name="Colorful Shading"/>
+    <w:lsdException w:unhideWhenUsed="0" w:uiPriority="72" w:semiHidden="0" w:name="Colorful List"/>
+    <w:lsdException w:unhideWhenUsed="0" w:uiPriority="73" w:semiHidden="0" w:name="Colorful Grid"/>
+    <w:lsdException w:unhideWhenUsed="0" w:uiPriority="60" w:semiHidden="0" w:name="Light Shading Accent 1"/>
+    <w:lsdException w:unhideWhenUsed="0" w:uiPriority="61" w:semiHidden="0" w:name="Light List Accent 1"/>
+    <w:lsdException w:unhideWhenUsed="0" w:uiPriority="62" w:semiHidden="0" w:name="Light Grid Accent 1"/>
+    <w:lsdException w:unhideWhenUsed="0" w:uiPriority="63" w:semiHidden="0" w:name="Medium Shading 1 Accent 1"/>
+    <w:lsdException w:unhideWhenUsed="0" w:uiPriority="64" w:semiHidden="0" w:name="Medium Shading 2 Accent 1"/>
+    <w:lsdException w:unhideWhenUsed="0" w:uiPriority="65" w:semiHidden="0" w:name="Medium List 1 Accent 1"/>
+    <w:lsdException w:unhideWhenUsed="0" w:uiPriority="66" w:semiHidden="0" w:name="Medium List 2 Accent 1"/>
+    <w:lsdException w:unhideWhenUsed="0" w:uiPriority="67" w:semiHidden="0" w:name="Medium Grid 1 Accent 1"/>
+    <w:lsdException w:unhideWhenUsed="0" w:uiPriority="68" w:semiHidden="0" w:name="Medium Grid 2 Accent 1"/>
+    <w:lsdException w:unhideWhenUsed="0" w:uiPriority="69" w:semiHidden="0" w:name="Medium Grid 3 Accent 1"/>
+    <w:lsdException w:unhideWhenUsed="0" w:uiPriority="70" w:semiHidden="0" w:name="Dark List Accent 1"/>
+    <w:lsdException w:unhideWhenUsed="0" w:uiPriority="71" w:semiHidden="0" w:name="Colorful Shading Accent 1"/>
+    <w:lsdException w:unhideWhenUsed="0" w:uiPriority="72" w:semiHidden="0" w:name="Colorful List Accent 1"/>
+    <w:lsdException w:unhideWhenUsed="0" w:uiPriority="73" w:semiHidden="0" w:name="Colorful Grid Accent 1"/>
+    <w:lsdException w:unhideWhenUsed="0" w:uiPriority="60" w:semiHidden="0" w:name="Light Shading Accent 2"/>
+    <w:lsdException w:unhideWhenUsed="0" w:uiPriority="61" w:semiHidden="0" w:name="Light List Accent 2"/>
+    <w:lsdException w:unhideWhenUsed="0" w:uiPriority="62" w:semiHidden="0" w:name="Light Grid Accent 2"/>
+    <w:lsdException w:unhideWhenUsed="0" w:uiPriority="63" w:semiHidden="0" w:name="Medium Shading 1 Accent 2"/>
+    <w:lsdException w:unhideWhenUsed="0" w:uiPriority="64" w:semiHidden="0" w:name="Medium Shading 2 Accent 2"/>
+    <w:lsdException w:unhideWhenUsed="0" w:uiPriority="65" w:semiHidden="0" w:name="Medium List 1 Accent 2"/>
+    <w:lsdException w:unhideWhenUsed="0" w:uiPriority="66" w:semiHidden="0" w:name="Medium List 2 Accent 2"/>
+    <w:lsdException w:unhideWhenUsed="0" w:uiPriority="67" w:semiHidden="0" w:name="Medium Grid 1 Accent 2"/>
+    <w:lsdException w:unhideWhenUsed="0" w:uiPriority="68" w:semiHidden="0" w:name="Medium Grid 2 Accent 2"/>
+    <w:lsdException w:unhideWhenUsed="0" w:uiPriority="69" w:semiHidden="0" w:name="Medium Grid 3 Accent 2"/>
+    <w:lsdException w:unhideWhenUsed="0" w:uiPriority="70" w:semiHidden="0" w:name="Dark List Accent 2"/>
+    <w:lsdException w:unhideWhenUsed="0" w:uiPriority="71" w:semiHidden="0" w:name="Colorful Shading Accent 2"/>
+    <w:lsdException w:unhideWhenUsed="0" w:uiPriority="72" w:semiHidden="0" w:name="Colorful List Accent 2"/>
+    <w:lsdException w:unhideWhenUsed="0" w:uiPriority="73" w:semiHidden="0" w:name="Colorful Grid Accent 2"/>
+    <w:lsdException w:unhideWhenUsed="0" w:uiPriority="60" w:semiHidden="0" w:name="Light Shading Accent 3"/>
+    <w:lsdException w:unhideWhenUsed="0" w:uiPriority="61" w:semiHidden="0" w:name="Light List Accent 3"/>
+    <w:lsdException w:unhideWhenUsed="0" w:uiPriority="62" w:semiHidden="0" w:name="Light Grid Accent 3"/>
+    <w:lsdException w:unhideWhenUsed="0" w:uiPriority="63" w:semiHidden="0" w:name="Medium Shading 1 Accent 3"/>
+    <w:lsdException w:unhideWhenUsed="0" w:uiPriority="64" w:semiHidden="0" w:name="Medium Shading 2 Accent 3"/>
+    <w:lsdException w:unhideWhenUsed="0" w:uiPriority="65" w:semiHidden="0" w:name="Medium List 1 Accent 3"/>
+    <w:lsdException w:unhideWhenUsed="0" w:uiPriority="66" w:semiHidden="0" w:name="Medium List 2 Accent 3"/>
+    <w:lsdException w:unhideWhenUsed="0" w:uiPriority="67" w:semiHidden="0" w:name="Medium Grid 1 Accent 3"/>
+    <w:lsdException w:unhideWhenUsed="0" w:uiPriority="68" w:semiHidden="0" w:name="Medium Grid 2 Accent 3"/>
+    <w:lsdException w:unhideWhenUsed="0" w:uiPriority="69" w:semiHidden="0" w:name="Medium Grid 3 Accent 3"/>
+    <w:lsdException w:unhideWhenUsed="0" w:uiPriority="70" w:semiHidden="0" w:name="Dark List Accent 3"/>
+    <w:lsdException w:unhideWhenUsed="0" w:uiPriority="71" w:semiHidden="0" w:name="Colorful Shading Accent 3"/>
+    <w:lsdException w:unhideWhenUsed="0" w:uiPriority="72" w:semiHidden="0" w:name="Colorful List Accent 3"/>
+    <w:lsdException w:unhideWhenUsed="0" w:uiPriority="73" w:semiHidden="0" w:name="Colorful Grid Accent 3"/>
+    <w:lsdException w:unhideWhenUsed="0" w:uiPriority="60" w:semiHidden="0" w:name="Light Shading Accent 4"/>
+    <w:lsdException w:unhideWhenUsed="0" w:uiPriority="61" w:semiHidden="0" w:name="Light List Accent 4"/>
+    <w:lsdException w:unhideWhenUsed="0" w:uiPriority="62" w:semiHidden="0" w:name="Light Grid Accent 4"/>
+    <w:lsdException w:unhideWhenUsed="0" w:uiPriority="63" w:semiHidden="0" w:name="Medium Shading 1 Accent 4"/>
+    <w:lsdException w:unhideWhenUsed="0" w:uiPriority="64" w:semiHidden="0" w:name="Medium Shading 2 Accent 4"/>
+    <w:lsdException w:unhideWhenUsed="0" w:uiPriority="65" w:semiHidden="0" w:name="Medium List 1 Accent 4"/>
+    <w:lsdException w:unhideWhenUsed="0" w:uiPriority="66" w:semiHidden="0" w:name="Medium List 2 Accent 4"/>
+    <w:lsdException w:unhideWhenUsed="0" w:uiPriority="67" w:semiHidden="0" w:name="Medium Grid 1 Accent 4"/>
+    <w:lsdException w:unhideWhenUsed="0" w:uiPriority="68" w:semiHidden="0" w:name="Medium Grid 2 Accent 4"/>
+    <w:lsdException w:unhideWhenUsed="0" w:uiPriority="69" w:semiHidden="0" w:name="Medium Grid 3 Accent 4"/>
+    <w:lsdException w:unhideWhenUsed="0" w:uiPriority="70" w:semiHidden="0" w:name="Dark List Accent 4"/>
+    <w:lsdException w:unhideWhenUsed="0" w:uiPriority="71" w:semiHidden="0" w:name="Colorful Shading Accent 4"/>
+    <w:lsdException w:unhideWhenUsed="0" w:uiPriority="72" w:semiHidden="0" w:name="Colorful List Accent 4"/>
+    <w:lsdException w:unhideWhenUsed="0" w:uiPriority="73" w:semiHidden="0" w:name="Colorful Grid Accent 4"/>
+    <w:lsdException w:unhideWhenUsed="0" w:uiPriority="60" w:semiHidden="0" w:name="Light Shading Accent 5"/>
+    <w:lsdException w:unhideWhenUsed="0" w:uiPriority="61" w:semiHidden="0" w:name="Light List Accent 5"/>
+    <w:lsdException w:unhideWhenUsed="0" w:uiPriority="62" w:semiHidden="0" w:name="Light Grid Accent 5"/>
+    <w:lsdException w:unhideWhenUsed="0" w:uiPriority="63" w:semiHidden="0" w:name="Medium Shading 1 Accent 5"/>
+    <w:lsdException w:unhideWhenUsed="0" w:uiPriority="64" w:semiHidden="0" w:name="Medium Shading 2 Accent 5"/>
+    <w:lsdException w:unhideWhenUsed="0" w:uiPriority="65" w:semiHidden="0" w:name="Medium List 1 Accent 5"/>
+    <w:lsdException w:unhideWhenUsed="0" w:uiPriority="66" w:semiHidden="0" w:name="Medium List 2 Accent 5"/>
+    <w:lsdException w:unhideWhenUsed="0" w:uiPriority="67" w:semiHidden="0" w:name="Medium Grid 1 Accent 5"/>
+    <w:lsdException w:unhideWhenUsed="0" w:uiPriority="68" w:semiHidden="0" w:name="Medium Grid 2 Accent 5"/>
+    <w:lsdException w:unhideWhenUsed="0" w:uiPriority="69" w:semiHidden="0" w:name="Medium Grid 3 Accent 5"/>
+    <w:lsdException w:unhideWhenUsed="0" w:uiPriority="70" w:semiHidden="0" w:name="Dark List Accent 5"/>
+    <w:lsdException w:unhideWhenUsed="0" w:uiPriority="71" w:semiHidden="0" w:name="Colorful Shading Accent 5"/>
+    <w:lsdException w:unhideWhenUsed="0" w:uiPriority="72" w:semiHidden="0" w:name="Colorful List Accent 5"/>
+    <w:lsdException w:unhideWhenUsed="0" w:uiPriority="73" w:semiHidden="0" w:name="Colorful Grid Accent 5"/>
+    <w:lsdException w:unhideWhenUsed="0" w:uiPriority="60" w:semiHidden="0" w:name="Light Shading Accent 6"/>
+    <w:lsdException w:unhideWhenUsed="0" w:uiPriority="61" w:semiHidden="0" w:name="Light List Accent 6"/>
+    <w:lsdException w:unhideWhenUsed="0" w:uiPriority="62" w:semiHidden="0" w:name="Light Grid Accent 6"/>
+    <w:lsdException w:unhideWhenUsed="0" w:uiPriority="63" w:semiHidden="0" w:name="Medium Shading 1 Accent 6"/>
+    <w:lsdException w:unhideWhenUsed="0" w:uiPriority="64" w:semiHidden="0" w:name="Medium Shading 2 Accent 6"/>
+    <w:lsdException w:unhideWhenUsed="0" w:uiPriority="65" w:semiHidden="0" w:name="Medium List 1 Accent 6"/>
+    <w:lsdException w:unhideWhenUsed="0" w:uiPriority="66" w:semiHidden="0" w:name="Medium List 2 Accent 6"/>
+    <w:lsdException w:unhideWhenUsed="0" w:uiPriority="67" w:semiHidden="0" w:name="Medium Grid 1 Accent 6"/>
+    <w:lsdException w:unhideWhenUsed="0" w:uiPriority="68" w:semiHidden="0" w:name="Medium Grid 2 Accent 6"/>
+    <w:lsdException w:unhideWhenUsed="0" w:uiPriority="69" w:semiHidden="0" w:name="Medium Grid 3 Accent 6"/>
+    <w:lsdException w:unhideWhenUsed="0" w:uiPriority="70" w:semiHidden="0" w:name="Dark List Accent 6"/>
+    <w:lsdException w:unhideWhenUsed="0" w:uiPriority="71" w:semiHidden="0" w:name="Colorful Shading Accent 6"/>
+    <w:lsdException w:unhideWhenUsed="0" w:uiPriority="72" w:semiHidden="0" w:name="Colorful List Accent 6"/>
+    <w:lsdException w:unhideWhenUsed="0" w:uiPriority="73" w:semiHidden="0" w:name="Colorful Grid Accent 6"/>
   </w:latentStyles>
-  <w:style w:type="paragraph" w:default="1" w:styleId="Normal">
+  <w:style w:type="paragraph" w:default="1" w:styleId="1">
     <w:name w:val="Normal"/>
     <w:qFormat/>
+    <w:uiPriority w:val="0"/>
     <w:pPr>
       <w:kinsoku w:val="0"/>
       <w:autoSpaceDE w:val="0"/>
@@ -6277,7 +6437,7 @@
       <w:textAlignment w:val="baseline"/>
     </w:pPr>
     <w:rPr>
-      <w:rFonts w:ascii="Arial" w:eastAsia="宋体" w:hAnsi="Arial" w:cs="Arial"/>
+      <w:rFonts w:ascii="Arial" w:hAnsi="Arial" w:eastAsia="宋体" w:cs="Arial"/>
       <w:snapToGrid w:val="0"/>
       <w:color w:val="000000"/>
       <w:kern w:val="0"/>
@@ -6286,11 +6446,12 @@
       <w:lang w:val="en-US" w:eastAsia="en-US" w:bidi="ar-SA"/>
     </w:rPr>
   </w:style>
-  <w:style w:type="paragraph" w:styleId="Heading1">
+  <w:style w:type="paragraph" w:styleId="2">
     <w:name w:val="heading 1"/>
-    <w:basedOn w:val="Normal"/>
-    <w:next w:val="Normal"/>
+    <w:basedOn w:val="1"/>
+    <w:next w:val="1"/>
     <w:qFormat/>
+    <w:uiPriority w:val="0"/>
     <w:pPr>
       <w:keepNext/>
       <w:keepLines/>
@@ -6308,12 +6469,13 @@
       <w:sz w:val="44"/>
     </w:rPr>
   </w:style>
-  <w:style w:type="paragraph" w:styleId="Heading2">
+  <w:style w:type="paragraph" w:styleId="3">
     <w:name w:val="heading 2"/>
-    <w:basedOn w:val="Normal"/>
-    <w:next w:val="Normal"/>
+    <w:basedOn w:val="1"/>
+    <w:next w:val="1"/>
     <w:unhideWhenUsed/>
     <w:qFormat/>
+    <w:uiPriority w:val="0"/>
     <w:pPr>
       <w:keepNext/>
       <w:keepLines/>
@@ -6326,18 +6488,19 @@
       <w:outlineLvl w:val="1"/>
     </w:pPr>
     <w:rPr>
-      <w:rFonts w:ascii="Arial" w:eastAsia="黑体" w:hAnsi="Arial"/>
+      <w:rFonts w:ascii="Arial" w:hAnsi="Arial" w:eastAsia="黑体"/>
       <w:b/>
       <w:sz w:val="32"/>
     </w:rPr>
   </w:style>
-  <w:style w:type="paragraph" w:styleId="Heading3">
+  <w:style w:type="paragraph" w:styleId="4">
     <w:name w:val="heading 3"/>
-    <w:basedOn w:val="Normal"/>
-    <w:next w:val="Normal"/>
+    <w:basedOn w:val="1"/>
+    <w:next w:val="1"/>
     <w:semiHidden/>
     <w:unhideWhenUsed/>
     <w:qFormat/>
+    <w:uiPriority w:val="0"/>
     <w:pPr>
       <w:keepNext/>
       <w:keepLines/>
@@ -6354,12 +6517,13 @@
       <w:sz w:val="32"/>
     </w:rPr>
   </w:style>
-  <w:style w:type="paragraph" w:styleId="Heading4">
+  <w:style w:type="paragraph" w:styleId="5">
     <w:name w:val="heading 4"/>
-    <w:basedOn w:val="Normal"/>
-    <w:next w:val="Normal"/>
+    <w:basedOn w:val="1"/>
+    <w:next w:val="1"/>
     <w:unhideWhenUsed/>
     <w:qFormat/>
+    <w:uiPriority w:val="0"/>
     <w:pPr>
       <w:keepNext/>
       <w:keepLines/>
@@ -6372,18 +6536,19 @@
       <w:outlineLvl w:val="3"/>
     </w:pPr>
     <w:rPr>
-      <w:rFonts w:ascii="Arial" w:eastAsia="黑体" w:hAnsi="Arial"/>
+      <w:rFonts w:ascii="Arial" w:hAnsi="Arial" w:eastAsia="黑体"/>
       <w:b/>
       <w:sz w:val="28"/>
     </w:rPr>
   </w:style>
-  <w:style w:type="paragraph" w:styleId="Heading5">
+  <w:style w:type="paragraph" w:styleId="6">
     <w:name w:val="heading 5"/>
-    <w:basedOn w:val="Normal"/>
-    <w:next w:val="Normal"/>
+    <w:basedOn w:val="1"/>
+    <w:next w:val="1"/>
     <w:semiHidden/>
     <w:unhideWhenUsed/>
     <w:qFormat/>
+    <w:uiPriority w:val="0"/>
     <w:pPr>
       <w:keepNext/>
       <w:keepLines/>
@@ -6400,13 +6565,14 @@
       <w:sz w:val="28"/>
     </w:rPr>
   </w:style>
-  <w:style w:type="paragraph" w:styleId="Heading6">
+  <w:style w:type="paragraph" w:styleId="7">
     <w:name w:val="heading 6"/>
-    <w:basedOn w:val="Normal"/>
-    <w:next w:val="Normal"/>
+    <w:basedOn w:val="1"/>
+    <w:next w:val="1"/>
     <w:semiHidden/>
     <w:unhideWhenUsed/>
     <w:qFormat/>
+    <w:uiPriority w:val="0"/>
     <w:pPr>
       <w:keepNext/>
       <w:keepLines/>
@@ -6419,18 +6585,19 @@
       <w:outlineLvl w:val="5"/>
     </w:pPr>
     <w:rPr>
-      <w:rFonts w:ascii="Arial" w:eastAsia="黑体" w:hAnsi="Arial"/>
+      <w:rFonts w:ascii="Arial" w:hAnsi="Arial" w:eastAsia="黑体"/>
       <w:b/>
       <w:sz w:val="24"/>
     </w:rPr>
   </w:style>
-  <w:style w:type="paragraph" w:styleId="Heading7">
+  <w:style w:type="paragraph" w:styleId="8">
     <w:name w:val="heading 7"/>
-    <w:basedOn w:val="Normal"/>
-    <w:next w:val="Normal"/>
+    <w:basedOn w:val="1"/>
+    <w:next w:val="1"/>
     <w:semiHidden/>
     <w:unhideWhenUsed/>
     <w:qFormat/>
+    <w:uiPriority w:val="0"/>
     <w:pPr>
       <w:keepNext/>
       <w:keepLines/>
@@ -6447,13 +6614,14 @@
       <w:sz w:val="24"/>
     </w:rPr>
   </w:style>
-  <w:style w:type="paragraph" w:styleId="Heading8">
+  <w:style w:type="paragraph" w:styleId="9">
     <w:name w:val="heading 8"/>
-    <w:basedOn w:val="Normal"/>
-    <w:next w:val="Normal"/>
+    <w:basedOn w:val="1"/>
+    <w:next w:val="1"/>
     <w:semiHidden/>
     <w:unhideWhenUsed/>
     <w:qFormat/>
+    <w:uiPriority w:val="0"/>
     <w:pPr>
       <w:keepNext/>
       <w:keepLines/>
@@ -6466,17 +6634,18 @@
       <w:outlineLvl w:val="7"/>
     </w:pPr>
     <w:rPr>
-      <w:rFonts w:ascii="Arial" w:eastAsia="黑体" w:hAnsi="Arial"/>
+      <w:rFonts w:ascii="Arial" w:hAnsi="Arial" w:eastAsia="黑体"/>
       <w:sz w:val="24"/>
     </w:rPr>
   </w:style>
-  <w:style w:type="paragraph" w:styleId="Heading9">
+  <w:style w:type="paragraph" w:styleId="10">
     <w:name w:val="heading 9"/>
-    <w:basedOn w:val="Normal"/>
-    <w:next w:val="Normal"/>
+    <w:basedOn w:val="1"/>
+    <w:next w:val="1"/>
     <w:semiHidden/>
     <w:unhideWhenUsed/>
     <w:qFormat/>
+    <w:uiPriority w:val="0"/>
     <w:pPr>
       <w:keepNext/>
       <w:keepLines/>
@@ -6489,19 +6658,21 @@
       <w:outlineLvl w:val="8"/>
     </w:pPr>
     <w:rPr>
-      <w:rFonts w:ascii="Arial" w:eastAsia="黑体" w:hAnsi="Arial"/>
+      <w:rFonts w:ascii="Arial" w:hAnsi="Arial" w:eastAsia="黑体"/>
       <w:sz w:val="21"/>
     </w:rPr>
   </w:style>
-  <w:style w:type="character" w:default="1" w:styleId="DefaultParagraphFont">
+  <w:style w:type="character" w:default="1" w:styleId="22">
     <w:name w:val="Default Paragraph Font"/>
     <w:semiHidden/>
     <w:qFormat/>
+    <w:uiPriority w:val="0"/>
   </w:style>
-  <w:style w:type="table" w:default="1" w:styleId="TableNormal">
+  <w:style w:type="table" w:default="1" w:styleId="20">
     <w:name w:val="Normal Table"/>
     <w:semiHidden/>
     <w:qFormat/>
+    <w:uiPriority w:val="0"/>
     <w:tblPr>
       <w:tblCellMar>
         <w:top w:w="0" w:type="dxa"/>
@@ -6511,39 +6682,43 @@
       </w:tblCellMar>
     </w:tblPr>
   </w:style>
-  <w:style w:type="paragraph" w:styleId="CommentText">
+  <w:style w:type="paragraph" w:styleId="11">
     <w:name w:val="annotation text"/>
-    <w:basedOn w:val="Normal"/>
+    <w:basedOn w:val="1"/>
     <w:qFormat/>
+    <w:uiPriority w:val="0"/>
     <w:pPr>
       <w:jc w:val="left"/>
     </w:pPr>
   </w:style>
-  <w:style w:type="paragraph" w:styleId="BodyText">
+  <w:style w:type="paragraph" w:styleId="12">
     <w:name w:val="Body Text"/>
-    <w:basedOn w:val="Normal"/>
+    <w:basedOn w:val="1"/>
     <w:semiHidden/>
     <w:qFormat/>
+    <w:uiPriority w:val="0"/>
     <w:rPr>
-      <w:rFonts w:ascii="Arial" w:eastAsia="Arial" w:hAnsi="Arial" w:cs="Arial"/>
+      <w:rFonts w:ascii="Arial" w:hAnsi="Arial" w:eastAsia="Arial" w:cs="Arial"/>
       <w:sz w:val="21"/>
       <w:szCs w:val="21"/>
       <w:lang w:val="en-US" w:eastAsia="en-US" w:bidi="ar-SA"/>
     </w:rPr>
   </w:style>
-  <w:style w:type="paragraph" w:styleId="TOC3">
+  <w:style w:type="paragraph" w:styleId="13">
     <w:name w:val="toc 3"/>
-    <w:basedOn w:val="Normal"/>
-    <w:next w:val="Normal"/>
+    <w:basedOn w:val="1"/>
+    <w:next w:val="1"/>
     <w:qFormat/>
+    <w:uiPriority w:val="0"/>
     <w:pPr>
       <w:ind w:left="840" w:leftChars="400"/>
     </w:pPr>
   </w:style>
-  <w:style w:type="paragraph" w:styleId="Footer">
+  <w:style w:type="paragraph" w:styleId="14">
     <w:name w:val="footer"/>
-    <w:basedOn w:val="Normal"/>
+    <w:basedOn w:val="1"/>
     <w:qFormat/>
+    <w:uiPriority w:val="0"/>
     <w:pPr>
       <w:tabs>
         <w:tab w:val="center" w:pos="4153"/>
@@ -6556,16 +6731,17 @@
       <w:sz w:val="18"/>
     </w:rPr>
   </w:style>
-  <w:style w:type="paragraph" w:styleId="Header">
+  <w:style w:type="paragraph" w:styleId="15">
     <w:name w:val="header"/>
-    <w:basedOn w:val="Normal"/>
+    <w:basedOn w:val="1"/>
     <w:qFormat/>
+    <w:uiPriority w:val="0"/>
     <w:pPr>
       <w:pBdr>
-        <w:top w:val="nil"/>
-        <w:left w:val="nil"/>
-        <w:bottom w:val="nil"/>
-        <w:right w:val="nil"/>
+        <w:top w:val="none" w:color="auto" w:sz="0" w:space="0"/>
+        <w:left w:val="none" w:color="auto" w:sz="0" w:space="0"/>
+        <w:bottom w:val="none" w:color="auto" w:sz="0" w:space="0"/>
+        <w:right w:val="none" w:color="auto" w:sz="0" w:space="0"/>
       </w:pBdr>
       <w:tabs>
         <w:tab w:val="center" w:pos="4153"/>
@@ -6580,37 +6756,41 @@
       <w:sz w:val="18"/>
     </w:rPr>
   </w:style>
-  <w:style w:type="paragraph" w:styleId="TOC1">
+  <w:style w:type="paragraph" w:styleId="16">
     <w:name w:val="toc 1"/>
-    <w:basedOn w:val="Normal"/>
-    <w:next w:val="Normal"/>
+    <w:basedOn w:val="1"/>
+    <w:next w:val="1"/>
     <w:qFormat/>
+    <w:uiPriority w:val="0"/>
     <w:rPr>
-      <w:rFonts w:ascii="Arial" w:eastAsia="Microsoft JhengHei" w:hAnsi="Arial"/>
+      <w:rFonts w:ascii="Arial" w:hAnsi="Arial" w:eastAsia="Microsoft JhengHei"/>
       <w:sz w:val="24"/>
     </w:rPr>
   </w:style>
-  <w:style w:type="paragraph" w:styleId="TOC2">
+  <w:style w:type="paragraph" w:styleId="17">
     <w:name w:val="toc 2"/>
-    <w:basedOn w:val="Normal"/>
-    <w:next w:val="Normal"/>
+    <w:basedOn w:val="1"/>
+    <w:next w:val="1"/>
     <w:qFormat/>
+    <w:uiPriority w:val="0"/>
     <w:pPr>
       <w:ind w:left="420" w:leftChars="200"/>
     </w:pPr>
   </w:style>
-  <w:style w:type="paragraph" w:styleId="NormalWeb">
+  <w:style w:type="paragraph" w:styleId="18">
     <w:name w:val="Normal (Web)"/>
-    <w:basedOn w:val="Normal"/>
+    <w:basedOn w:val="1"/>
     <w:qFormat/>
+    <w:uiPriority w:val="0"/>
     <w:rPr>
       <w:sz w:val="24"/>
     </w:rPr>
   </w:style>
-  <w:style w:type="paragraph" w:styleId="Title">
+  <w:style w:type="paragraph" w:styleId="19">
     <w:name w:val="Title"/>
-    <w:basedOn w:val="Normal"/>
+    <w:basedOn w:val="1"/>
     <w:qFormat/>
+    <w:uiPriority w:val="0"/>
     <w:pPr>
       <w:spacing w:before="240" w:beforeLines="0" w:beforeAutospacing="0" w:after="60" w:afterLines="0" w:afterAutospacing="0"/>
       <w:jc w:val="center"/>
@@ -6622,68 +6802,73 @@
       <w:sz w:val="32"/>
     </w:rPr>
   </w:style>
-  <w:style w:type="table" w:styleId="TableGrid">
+  <w:style w:type="table" w:styleId="21">
     <w:name w:val="Table Grid"/>
-    <w:basedOn w:val="TableNormal"/>
+    <w:basedOn w:val="20"/>
     <w:qFormat/>
+    <w:uiPriority w:val="0"/>
     <w:pPr>
       <w:widowControl w:val="0"/>
       <w:jc w:val="both"/>
     </w:pPr>
     <w:tblPr>
       <w:tblBorders>
-        <w:top w:val="single" w:sz="4" w:space="0" w:color="auto"/>
-        <w:left w:val="single" w:sz="4" w:space="0" w:color="auto"/>
-        <w:bottom w:val="single" w:sz="4" w:space="0" w:color="auto"/>
-        <w:right w:val="single" w:sz="4" w:space="0" w:color="auto"/>
-        <w:insideH w:val="single" w:sz="4" w:space="0" w:color="auto"/>
-        <w:insideV w:val="single" w:sz="4" w:space="0" w:color="auto"/>
+        <w:top w:val="single" w:color="auto" w:sz="4" w:space="0"/>
+        <w:left w:val="single" w:color="auto" w:sz="4" w:space="0"/>
+        <w:bottom w:val="single" w:color="auto" w:sz="4" w:space="0"/>
+        <w:right w:val="single" w:color="auto" w:sz="4" w:space="0"/>
+        <w:insideH w:val="single" w:color="auto" w:sz="4" w:space="0"/>
+        <w:insideV w:val="single" w:color="auto" w:sz="4" w:space="0"/>
       </w:tblBorders>
     </w:tblPr>
   </w:style>
-  <w:style w:type="character" w:styleId="Strong">
+  <w:style w:type="character" w:styleId="23">
     <w:name w:val="Strong"/>
-    <w:basedOn w:val="DefaultParagraphFont"/>
+    <w:basedOn w:val="22"/>
     <w:qFormat/>
+    <w:uiPriority w:val="0"/>
     <w:rPr>
       <w:b/>
     </w:rPr>
   </w:style>
-  <w:style w:type="paragraph" w:customStyle="1" w:styleId="a">
+  <w:style w:type="paragraph" w:customStyle="1" w:styleId="24">
     <w:name w:val="柴_公司名"/>
-    <w:basedOn w:val="Title"/>
+    <w:basedOn w:val="19"/>
     <w:qFormat/>
+    <w:uiPriority w:val="0"/>
     <w:pPr>
       <w:spacing w:after="600" w:afterLines="600"/>
     </w:pPr>
     <w:rPr>
-      <w:rFonts w:ascii="宋体" w:eastAsia="宋体" w:hAnsi="宋体" w:cs="宋体" w:hint="eastAsia"/>
+      <w:rFonts w:hint="eastAsia" w:ascii="宋体" w:hAnsi="宋体" w:eastAsia="宋体" w:cs="宋体"/>
       <w:bCs/>
       <w:spacing w:val="-6"/>
       <w:sz w:val="52"/>
       <w:szCs w:val="52"/>
     </w:rPr>
   </w:style>
-  <w:style w:type="paragraph" w:customStyle="1" w:styleId="a0">
+  <w:style w:type="paragraph" w:customStyle="1" w:styleId="25">
     <w:name w:val="柴_文档名"/>
-    <w:basedOn w:val="Title"/>
+    <w:basedOn w:val="19"/>
     <w:qFormat/>
+    <w:uiPriority w:val="0"/>
     <w:pPr>
       <w:spacing w:after="900" w:afterLines="900"/>
     </w:pPr>
     <w:rPr>
-      <w:rFonts w:ascii="黑体" w:eastAsia="黑体" w:hAnsi="黑体" w:cs="黑体"/>
+      <w:rFonts w:ascii="黑体" w:hAnsi="黑体" w:eastAsia="黑体" w:cs="黑体"/>
       <w:bCs/>
       <w:spacing w:val="-7"/>
       <w:sz w:val="52"/>
       <w:szCs w:val="52"/>
     </w:rPr>
   </w:style>
-  <w:style w:type="table" w:customStyle="1" w:styleId="TableNormal0">
+  <w:style w:type="table" w:customStyle="1" w:styleId="26">
     <w:name w:val="Table Normal_0"/>
     <w:semiHidden/>
     <w:unhideWhenUsed/>
     <w:qFormat/>
+    <w:uiPriority w:val="0"/>
     <w:tblPr>
       <w:tblCellMar>
         <w:top w:w="0" w:type="dxa"/>
@@ -6693,81 +6878,87 @@
       </w:tblCellMar>
     </w:tblPr>
   </w:style>
-  <w:style w:type="paragraph" w:customStyle="1" w:styleId="TableText">
+  <w:style w:type="paragraph" w:customStyle="1" w:styleId="27">
     <w:name w:val="Table Text"/>
-    <w:basedOn w:val="Normal"/>
+    <w:basedOn w:val="1"/>
     <w:semiHidden/>
     <w:qFormat/>
+    <w:uiPriority w:val="0"/>
     <w:rPr>
-      <w:rFonts w:ascii="宋体" w:eastAsia="宋体" w:hAnsi="宋体" w:cs="宋体"/>
+      <w:rFonts w:ascii="宋体" w:hAnsi="宋体" w:eastAsia="宋体" w:cs="宋体"/>
       <w:sz w:val="21"/>
       <w:szCs w:val="21"/>
       <w:lang w:val="en-US" w:eastAsia="en-US" w:bidi="ar-SA"/>
     </w:rPr>
   </w:style>
-  <w:style w:type="paragraph" w:customStyle="1" w:styleId="1">
+  <w:style w:type="paragraph" w:customStyle="1" w:styleId="28">
     <w:name w:val="柴_标题1"/>
-    <w:basedOn w:val="Heading1"/>
-    <w:next w:val="a1"/>
-    <w:link w:val="1Char"/>
+    <w:basedOn w:val="2"/>
+    <w:next w:val="29"/>
+    <w:link w:val="38"/>
     <w:qFormat/>
+    <w:uiPriority w:val="0"/>
     <w:pPr>
       <w:spacing w:before="100" w:after="90" w:line="360" w:lineRule="auto"/>
     </w:pPr>
     <w:rPr>
-      <w:rFonts w:ascii="Arial" w:eastAsia="宋体" w:hAnsi="Arial"/>
+      <w:rFonts w:ascii="Arial" w:hAnsi="Arial" w:eastAsia="宋体"/>
       <w:sz w:val="32"/>
     </w:rPr>
   </w:style>
-  <w:style w:type="paragraph" w:customStyle="1" w:styleId="a1">
+  <w:style w:type="paragraph" w:customStyle="1" w:styleId="29">
     <w:name w:val="柴_正文"/>
-    <w:basedOn w:val="BodyText"/>
-    <w:link w:val="Char"/>
+    <w:basedOn w:val="12"/>
+    <w:link w:val="41"/>
     <w:qFormat/>
+    <w:uiPriority w:val="0"/>
     <w:pPr>
       <w:spacing w:line="360" w:lineRule="auto"/>
       <w:ind w:firstLine="470" w:firstLineChars="200"/>
     </w:pPr>
     <w:rPr>
-      <w:rFonts w:ascii="Arial" w:eastAsia="宋体" w:hAnsi="Arial"/>
+      <w:rFonts w:ascii="Arial" w:hAnsi="Arial" w:eastAsia="宋体"/>
       <w:sz w:val="24"/>
       <w:lang w:eastAsia="zh-CN"/>
     </w:rPr>
   </w:style>
-  <w:style w:type="paragraph" w:customStyle="1" w:styleId="2">
+  <w:style w:type="paragraph" w:customStyle="1" w:styleId="30">
     <w:name w:val="柴_标题2"/>
-    <w:basedOn w:val="Heading2"/>
-    <w:next w:val="a1"/>
+    <w:basedOn w:val="3"/>
+    <w:next w:val="29"/>
     <w:qFormat/>
+    <w:uiPriority w:val="0"/>
     <w:pPr>
       <w:spacing w:line="360" w:lineRule="auto"/>
     </w:pPr>
     <w:rPr>
-      <w:rFonts w:ascii="Arial" w:eastAsia="宋体" w:hAnsi="Arial"/>
+      <w:rFonts w:ascii="Arial" w:hAnsi="Arial" w:eastAsia="宋体"/>
       <w:sz w:val="28"/>
     </w:rPr>
   </w:style>
-  <w:style w:type="paragraph" w:customStyle="1" w:styleId="3">
+  <w:style w:type="paragraph" w:customStyle="1" w:styleId="31">
     <w:name w:val="柴_标题3"/>
-    <w:basedOn w:val="Heading3"/>
-    <w:next w:val="a1"/>
+    <w:basedOn w:val="4"/>
+    <w:next w:val="29"/>
     <w:qFormat/>
+    <w:uiPriority w:val="0"/>
     <w:pPr>
       <w:spacing w:line="360" w:lineRule="auto"/>
       <w:ind w:left="0" w:firstLine="472" w:firstLineChars="200"/>
     </w:pPr>
     <w:rPr>
-      <w:rFonts w:ascii="宋体" w:eastAsia="宋体" w:hAnsi="宋体" w:cs="宋体"/>
+      <w:rFonts w:ascii="宋体" w:hAnsi="宋体" w:eastAsia="宋体" w:cs="宋体"/>
       <w:spacing w:val="-2"/>
       <w:sz w:val="24"/>
       <w:szCs w:val="24"/>
     </w:rPr>
   </w:style>
-  <w:style w:type="paragraph" w:customStyle="1" w:styleId="a2">
+  <w:style w:type="paragraph" w:customStyle="1" w:styleId="32">
     <w:name w:val="柴_目录"/>
-    <w:basedOn w:val="Normal"/>
-    <w:next w:val="BodyText"/>
+    <w:basedOn w:val="1"/>
+    <w:next w:val="12"/>
     <w:qFormat/>
+    <w:uiPriority w:val="0"/>
     <w:pPr>
       <w:tabs>
         <w:tab w:val="right" w:leader="dot" w:pos="8442"/>
@@ -6775,59 +6966,64 @@
       <w:ind w:left="0" w:leftChars="0"/>
     </w:pPr>
     <w:rPr>
-      <w:rFonts w:ascii="Arial" w:eastAsia="Microsoft JhengHei" w:hAnsi="Arial"/>
+      <w:rFonts w:ascii="Arial" w:hAnsi="Arial" w:eastAsia="Microsoft JhengHei"/>
       <w:sz w:val="24"/>
     </w:rPr>
   </w:style>
-  <w:style w:type="paragraph" w:customStyle="1" w:styleId="WPSOffice1">
+  <w:style w:type="paragraph" w:customStyle="1" w:styleId="33">
     <w:name w:val="WPSOffice手动目录 1"/>
     <w:qFormat/>
+    <w:uiPriority w:val="0"/>
     <w:pPr>
       <w:ind w:leftChars="0"/>
     </w:pPr>
     <w:rPr>
-      <w:rFonts w:ascii="Times New Roman" w:eastAsia="宋体" w:hAnsi="Times New Roman" w:cs="Times New Roman"/>
+      <w:rFonts w:ascii="Times New Roman" w:hAnsi="Times New Roman" w:eastAsia="宋体" w:cs="Times New Roman"/>
       <w:sz w:val="20"/>
       <w:szCs w:val="20"/>
     </w:rPr>
   </w:style>
-  <w:style w:type="paragraph" w:customStyle="1" w:styleId="WPSOffice2">
+  <w:style w:type="paragraph" w:customStyle="1" w:styleId="34">
     <w:name w:val="WPSOffice手动目录 2"/>
     <w:qFormat/>
+    <w:uiPriority w:val="0"/>
     <w:pPr>
       <w:ind w:leftChars="200"/>
     </w:pPr>
     <w:rPr>
-      <w:rFonts w:ascii="Times New Roman" w:eastAsia="宋体" w:hAnsi="Times New Roman" w:cs="Times New Roman"/>
+      <w:rFonts w:ascii="Times New Roman" w:hAnsi="Times New Roman" w:eastAsia="宋体" w:cs="Times New Roman"/>
       <w:sz w:val="20"/>
       <w:szCs w:val="20"/>
     </w:rPr>
   </w:style>
-  <w:style w:type="paragraph" w:customStyle="1" w:styleId="WPSOffice3">
+  <w:style w:type="paragraph" w:customStyle="1" w:styleId="35">
     <w:name w:val="WPSOffice手动目录 3"/>
     <w:qFormat/>
+    <w:uiPriority w:val="0"/>
     <w:pPr>
       <w:ind w:leftChars="400"/>
     </w:pPr>
     <w:rPr>
-      <w:rFonts w:ascii="Times New Roman" w:eastAsia="宋体" w:hAnsi="Times New Roman" w:cs="Times New Roman"/>
+      <w:rFonts w:ascii="Times New Roman" w:hAnsi="Times New Roman" w:eastAsia="宋体" w:cs="Times New Roman"/>
       <w:sz w:val="20"/>
       <w:szCs w:val="20"/>
     </w:rPr>
   </w:style>
-  <w:style w:type="paragraph" w:customStyle="1" w:styleId="Compact">
+  <w:style w:type="paragraph" w:customStyle="1" w:styleId="36">
     <w:name w:val="Compact"/>
-    <w:basedOn w:val="BodyText"/>
+    <w:basedOn w:val="12"/>
     <w:qFormat/>
+    <w:uiPriority w:val="0"/>
     <w:pPr>
       <w:spacing w:before="36" w:after="36"/>
     </w:pPr>
   </w:style>
-  <w:style w:type="table" w:customStyle="1" w:styleId="Table">
+  <w:style w:type="table" w:customStyle="1" w:styleId="37">
     <w:name w:val="Table"/>
     <w:semiHidden/>
     <w:unhideWhenUsed/>
     <w:qFormat/>
+    <w:uiPriority w:val="0"/>
     <w:tblPr>
       <w:tblCellMar>
         <w:top w:w="0" w:type="dxa"/>
@@ -6839,25 +7035,27 @@
     <w:tblStylePr w:type="firstRow">
       <w:tcPr>
         <w:tcBorders>
-          <w:bottom w:val="single" w:sz="0" w:space="0" w:color="auto"/>
+          <w:bottom w:val="single" w:color="auto" w:sz="0" w:space="0"/>
         </w:tcBorders>
         <w:vAlign w:val="bottom"/>
       </w:tcPr>
     </w:tblStylePr>
   </w:style>
-  <w:style w:type="character" w:customStyle="1" w:styleId="1Char">
+  <w:style w:type="character" w:customStyle="1" w:styleId="38">
     <w:name w:val="柴_标题1 Char"/>
-    <w:link w:val="1"/>
+    <w:link w:val="28"/>
     <w:qFormat/>
+    <w:uiPriority w:val="0"/>
     <w:rPr>
-      <w:rFonts w:ascii="Arial" w:eastAsia="宋体" w:hAnsi="Arial"/>
+      <w:rFonts w:ascii="Arial" w:hAnsi="Arial" w:eastAsia="宋体"/>
       <w:sz w:val="32"/>
     </w:rPr>
   </w:style>
-  <w:style w:type="paragraph" w:customStyle="1" w:styleId="a3">
+  <w:style w:type="paragraph" w:customStyle="1" w:styleId="39">
     <w:name w:val="柴_正文_无缩进"/>
-    <w:basedOn w:val="Normal"/>
+    <w:basedOn w:val="1"/>
     <w:qFormat/>
+    <w:uiPriority w:val="0"/>
     <w:pPr>
       <w:ind w:firstLine="0" w:firstLineChars="0"/>
     </w:pPr>
@@ -6867,38 +7065,41 @@
       <w:lang w:eastAsia="zh-CN"/>
     </w:rPr>
   </w:style>
-  <w:style w:type="paragraph" w:customStyle="1" w:styleId="4">
+  <w:style w:type="paragraph" w:customStyle="1" w:styleId="40">
     <w:name w:val="柴_标题4"/>
-    <w:basedOn w:val="Heading4"/>
-    <w:next w:val="Normal"/>
+    <w:basedOn w:val="5"/>
+    <w:next w:val="1"/>
     <w:qFormat/>
+    <w:uiPriority w:val="0"/>
     <w:pPr>
       <w:widowControl w:val="0"/>
       <w:spacing w:before="160" w:line="360" w:lineRule="auto"/>
-      <w:ind w:left="981" w:hanging="862" w:leftChars="300"/>
+      <w:ind w:left="981" w:leftChars="300" w:hanging="862"/>
     </w:pPr>
     <w:rPr>
-      <w:rFonts w:ascii="Calibri" w:eastAsia="宋体" w:hAnsi="Calibri" w:cs="宋体" w:hint="eastAsia"/>
+      <w:rFonts w:hint="eastAsia" w:ascii="Calibri" w:hAnsi="Calibri" w:eastAsia="宋体" w:cs="宋体"/>
       <w:sz w:val="24"/>
       <w:szCs w:val="24"/>
       <w:lang w:eastAsia="zh-CN" w:bidi="zh-CN"/>
     </w:rPr>
   </w:style>
-  <w:style w:type="character" w:customStyle="1" w:styleId="Char">
+  <w:style w:type="character" w:customStyle="1" w:styleId="41">
     <w:name w:val="柴_正文 Char"/>
-    <w:link w:val="a1"/>
+    <w:link w:val="29"/>
     <w:qFormat/>
+    <w:uiPriority w:val="0"/>
     <w:rPr>
-      <w:rFonts w:ascii="Arial" w:eastAsia="宋体" w:hAnsi="Arial"/>
+      <w:rFonts w:ascii="Arial" w:hAnsi="Arial" w:eastAsia="宋体"/>
       <w:sz w:val="24"/>
       <w:lang w:eastAsia="zh-CN"/>
     </w:rPr>
   </w:style>
-  <w:style w:type="table" w:customStyle="1" w:styleId="TableNormal00">
+  <w:style w:type="table" w:customStyle="1" w:styleId="42">
     <w:name w:val="Table Normal_0_0"/>
     <w:semiHidden/>
     <w:unhideWhenUsed/>
     <w:qFormat/>
+    <w:uiPriority w:val="0"/>
     <w:tblPr>
       <w:tblCellMar>
         <w:top w:w="0" w:type="dxa"/>
